--- a/MPP_MES_FDS.docx
+++ b/MPP_MES_FDS.docx
@@ -2,7 +2,7 @@
 <file path=word/document.xml><?xml version="1.0" encoding="utf-8"?>
 <w:document xmlns:w="http://schemas.openxmlformats.org/wordprocessingml/2006/main" xmlns:m="http://schemas.openxmlformats.org/officeDocument/2006/math" xmlns:r="http://schemas.openxmlformats.org/officeDocument/2006/relationships" xmlns:o="urn:schemas-microsoft-com:office:office" xmlns:v="urn:schemas-microsoft-com:vml" xmlns:w10="urn:schemas-microsoft-com:office:word" xmlns:a="http://schemas.openxmlformats.org/drawingml/2006/main" xmlns:pic="http://schemas.openxmlformats.org/drawingml/2006/picture" xmlns:wp="http://schemas.openxmlformats.org/drawingml/2006/wordprocessingDrawing">
   <w:body>
-    <w:bookmarkStart w:id="369" w:name="mpp-mes-functional-design-specification"/>
+    <w:bookmarkStart w:id="371" w:name="mpp-mes-functional-design-specification"/>
     <w:p>
       <w:pPr>
         <w:pStyle w:val="Heading1"/>
@@ -90,7 +90,7 @@
         <w:t xml:space="preserve"> </w:t>
       </w:r>
       <w:r>
-        <w:t xml:space="preserve">0.11o — Working Draft</w:t>
+        <w:t xml:space="preserve">0.11p — Working Draft</w:t>
       </w:r>
       <w:r>
         <w:t xml:space="preserve"> </w:t>
@@ -106,7 +106,7 @@
         <w:t xml:space="preserve"> </w:t>
       </w:r>
       <w:r>
-        <w:t xml:space="preserve">2026-04-28</w:t>
+        <w:t xml:space="preserve">2026-05-01</w:t>
       </w:r>
     </w:p>
     <w:p>
@@ -35296,7 +35296,7 @@
         <w:t xml:space="preserve"> </w:t>
       </w:r>
       <w:r>
-        <w:t xml:space="preserve">(WorkCenter- or Area-parented). Same selection buttons, with two additions: (a) an inline initials field — operator types or scans their initials before submit; (b) a 3-button single-select Time Category row (Regular / Overtime / Double-Time, default Regular). Initials resolve to an</w:t>
+        <w:t xml:space="preserve">(WorkCenter- or Area-parented). Same selection buttons, with one addition: An inline initials field — operator types or scans their initials before submit; Initials resolve to an</w:t>
       </w:r>
       <w:r>
         <w:t xml:space="preserve"> </w:t>
@@ -40158,7 +40158,7 @@
     <w:bookmarkEnd w:id="303"/>
     <w:bookmarkEnd w:id="304"/>
     <w:bookmarkEnd w:id="305"/>
-    <w:bookmarkStart w:id="325" w:name="reporting-mvp"/>
+    <w:bookmarkStart w:id="327" w:name="reporting-mvp"/>
     <w:p>
       <w:pPr>
         <w:pStyle w:val="Heading2"/>
@@ -40904,6 +40904,87 @@
         <w:t xml:space="preserve">option for deep drilling.</w:t>
       </w:r>
     </w:p>
+    <w:bookmarkEnd w:id="323"/>
+    <w:bookmarkEnd w:id="324"/>
+    <w:bookmarkStart w:id="326" w:name="notifications-posture-mvp"/>
+    <w:p>
+      <w:pPr>
+        <w:pStyle w:val="Heading3"/>
+      </w:pPr>
+      <w:r>
+        <w:t xml:space="preserve">12.6 Notifications Posture —</w:t>
+      </w:r>
+      <w:r>
+        <w:t xml:space="preserve"> </w:t>
+      </w:r>
+      <w:r>
+        <w:rPr>
+          <w:rStyle w:val="VerbatimChar"/>
+        </w:rPr>
+        <w:t xml:space="preserve">MVP</w:t>
+      </w:r>
+    </w:p>
+    <w:bookmarkStart w:id="325" w:name="fds-12-015-banners-only-in-mvp"/>
+    <w:p>
+      <w:pPr>
+        <w:pStyle w:val="Heading4"/>
+      </w:pPr>
+      <w:r>
+        <w:t xml:space="preserve">FDS-12-015 — Banners-Only In-MVP</w:t>
+      </w:r>
+    </w:p>
+    <w:p>
+      <w:pPr>
+        <w:pStyle w:val="FirstParagraph"/>
+      </w:pPr>
+      <w:r>
+        <w:t xml:space="preserve">User-facing notifications in MVP are surfaced</w:t>
+      </w:r>
+      <w:r>
+        <w:t xml:space="preserve"> </w:t>
+      </w:r>
+      <w:r>
+        <w:rPr>
+          <w:b/>
+          <w:bCs/>
+        </w:rPr>
+        <w:t xml:space="preserve">as banners on workstation terminals</w:t>
+      </w:r>
+      <w:r>
+        <w:t xml:space="preserve"> </w:t>
+      </w:r>
+      <w:r>
+        <w:t xml:space="preserve">via the terminal-context broadcast pattern (FDS-07-006a/b print-failure broadcast, elevation banners, hold-event tiles, AIM-pool alarm tiles).</w:t>
+      </w:r>
+      <w:r>
+        <w:t xml:space="preserve"> </w:t>
+      </w:r>
+      <w:r>
+        <w:rPr>
+          <w:b/>
+          <w:bCs/>
+        </w:rPr>
+        <w:t xml:space="preserve">Text and email notifications are out-of-MVP</w:t>
+      </w:r>
+      <w:r>
+        <w:t xml:space="preserve"> </w:t>
+      </w:r>
+      <w:r>
+        <w:t xml:space="preserve">— they MAY be added as a post-deployment change order or as scope of a follow-on project. The legacy Configuration Tool’s</w:t>
+      </w:r>
+      <w:r>
+        <w:t xml:space="preserve"> </w:t>
+      </w:r>
+      <w:r>
+        <w:t xml:space="preserve">“Notifications”</w:t>
+      </w:r>
+      <w:r>
+        <w:t xml:space="preserve"> </w:t>
+      </w:r>
+      <w:r>
+        <w:t xml:space="preserve">module (per-event email / alert rules) is not reproduced in MVP. (OI-25 closure 2026-05-01.)</w:t>
+      </w:r>
+    </w:p>
     <w:p>
       <w:r>
         <w:pict>
@@ -40911,10 +40992,10 @@
         </w:pict>
       </w:r>
     </w:p>
-    <w:bookmarkEnd w:id="323"/>
-    <w:bookmarkEnd w:id="324"/>
     <w:bookmarkEnd w:id="325"/>
-    <w:bookmarkStart w:id="336" w:name="external-system-interfaces-mixed-scope"/>
+    <w:bookmarkEnd w:id="326"/>
+    <w:bookmarkEnd w:id="327"/>
+    <w:bookmarkStart w:id="338" w:name="external-system-interfaces-mixed-scope"/>
     <w:p>
       <w:pPr>
         <w:pStyle w:val="Heading2"/>
@@ -40923,7 +41004,7 @@
         <w:t xml:space="preserve">13. External System Interfaces — MIXED SCOPE</w:t>
       </w:r>
     </w:p>
-    <w:bookmarkStart w:id="329" w:name="aim-honda-edi-mvp"/>
+    <w:bookmarkStart w:id="331" w:name="aim-honda-edi-mvp"/>
     <w:p>
       <w:pPr>
         <w:pStyle w:val="Heading3"/>
@@ -40941,7 +41022,7 @@
         <w:t xml:space="preserve">MVP</w:t>
       </w:r>
     </w:p>
-    <w:bookmarkStart w:id="326" w:name="fds-13-001-aim-interface-methods"/>
+    <w:bookmarkStart w:id="328" w:name="fds-13-001-aim-interface-methods"/>
     <w:p>
       <w:pPr>
         <w:pStyle w:val="Heading4"/>
@@ -41273,8 +41354,8 @@
         <w:t xml:space="preserve">(FRS 2.3.1, Appendix L)</w:t>
       </w:r>
     </w:p>
-    <w:bookmarkEnd w:id="326"/>
-    <w:bookmarkStart w:id="327" w:name="fds-13-002-aim-error-handling"/>
+    <w:bookmarkEnd w:id="328"/>
+    <w:bookmarkStart w:id="329" w:name="fds-13-002-aim-error-handling"/>
     <w:p>
       <w:pPr>
         <w:pStyle w:val="Heading4"/>
@@ -41354,8 +41435,8 @@
         <w:t xml:space="preserve">The container SHALL remain in its current status until the AIM call succeeds</w:t>
       </w:r>
     </w:p>
-    <w:bookmarkEnd w:id="327"/>
-    <w:bookmarkStart w:id="328" w:name="fds-13-003-aim-availability"/>
+    <w:bookmarkEnd w:id="329"/>
+    <w:bookmarkStart w:id="330" w:name="fds-13-003-aim-availability"/>
     <w:p>
       <w:pPr>
         <w:pStyle w:val="Heading4"/>
@@ -41370,69 +41451,17 @@
       </w:pPr>
       <w:r>
         <w:t xml:space="preserve">The system SHALL handle AIM unavailability gracefully. Containers can be completed and staged but SHALL NOT print shipping labels until an AIM shipper ID is assigned. Production SHALL NOT be blocked by AIM outages.</w:t>
-      </w:r>
-    </w:p>
-    <w:bookmarkEnd w:id="328"/>
-    <w:bookmarkEnd w:id="329"/>
-    <w:bookmarkStart w:id="331" w:name="macola-erp-future"/>
-    <w:p>
-      <w:pPr>
-        <w:pStyle w:val="Heading3"/>
-      </w:pPr>
-      <w:r>
-        <w:t xml:space="preserve">13.2 Macola ERP —</w:t>
-      </w:r>
-      <w:r>
-        <w:t xml:space="preserve"> </w:t>
-      </w:r>
-      <w:r>
-        <w:rPr>
-          <w:rStyle w:val="VerbatimChar"/>
-        </w:rPr>
-        <w:t xml:space="preserve">FUTURE</w:t>
-      </w:r>
-    </w:p>
-    <w:bookmarkStart w:id="330" w:name="fds-13-004-macola-scope-boundary"/>
-    <w:p>
-      <w:pPr>
-        <w:pStyle w:val="Heading4"/>
-      </w:pPr>
-      <w:r>
-        <w:t xml:space="preserve">FDS-13-004 — Macola Scope Boundary</w:t>
-      </w:r>
-    </w:p>
-    <w:p>
-      <w:pPr>
-        <w:pStyle w:val="FirstParagraph"/>
-      </w:pPr>
-      <w:r>
-        <w:t xml:space="preserve">Macola ERP integration is FUTURE. The data model supports it (Item.MacolaPartNumber cross-reference,</w:t>
-      </w:r>
-      <w:r>
-        <w:t xml:space="preserve"> </w:t>
-      </w:r>
-      <w:r>
-        <w:rPr>
-          <w:rStyle w:val="VerbatimChar"/>
-        </w:rPr>
-        <w:t xml:space="preserve">InterfaceLog</w:t>
-      </w:r>
-      <w:r>
-        <w:t xml:space="preserve"> </w:t>
-      </w:r>
-      <w:r>
-        <w:t xml:space="preserve">for communications), but no integration is implemented in MVP. When activated, the expected interface is CSV import of Items/BOMs from Macola and possible production data export.</w:t>
       </w:r>
     </w:p>
     <w:bookmarkEnd w:id="330"/>
     <w:bookmarkEnd w:id="331"/>
-    <w:bookmarkStart w:id="333" w:name="intelex-quality-management-future"/>
+    <w:bookmarkStart w:id="333" w:name="macola-erp-future"/>
     <w:p>
       <w:pPr>
         <w:pStyle w:val="Heading3"/>
       </w:pPr>
       <w:r>
-        <w:t xml:space="preserve">13.3 Intelex (Quality Management) —</w:t>
+        <w:t xml:space="preserve">13.2 Macola ERP —</w:t>
       </w:r>
       <w:r>
         <w:t xml:space="preserve"> </w:t>
@@ -41444,13 +41473,13 @@
         <w:t xml:space="preserve">FUTURE</w:t>
       </w:r>
     </w:p>
-    <w:bookmarkStart w:id="332" w:name="fds-13-005-intelex-scope-boundary"/>
+    <w:bookmarkStart w:id="332" w:name="fds-13-004-macola-scope-boundary"/>
     <w:p>
       <w:pPr>
         <w:pStyle w:val="Heading4"/>
       </w:pPr>
       <w:r>
-        <w:t xml:space="preserve">FDS-13-005 — Intelex Scope Boundary</w:t>
+        <w:t xml:space="preserve">FDS-13-004 — Macola Scope Boundary</w:t>
       </w:r>
     </w:p>
     <w:p>
@@ -41458,17 +41487,69 @@
         <w:pStyle w:val="FirstParagraph"/>
       </w:pPr>
       <w:r>
-        <w:t xml:space="preserve">Intelex integration is FUTURE. MPP currently uses Intelex for NCM/failure analysis independently of the MES. When activated, the expected interface is REST API for synchronizing hold events and quality data between MES and Intelex.</w:t>
+        <w:t xml:space="preserve">Macola ERP integration is FUTURE. The data model supports it (Item.MacolaPartNumber cross-reference,</w:t>
+      </w:r>
+      <w:r>
+        <w:t xml:space="preserve"> </w:t>
+      </w:r>
+      <w:r>
+        <w:rPr>
+          <w:rStyle w:val="VerbatimChar"/>
+        </w:rPr>
+        <w:t xml:space="preserve">InterfaceLog</w:t>
+      </w:r>
+      <w:r>
+        <w:t xml:space="preserve"> </w:t>
+      </w:r>
+      <w:r>
+        <w:t xml:space="preserve">for communications), but no integration is implemented in MVP. When activated, the expected interface is CSV import of Items/BOMs from Macola and possible production data export.</w:t>
       </w:r>
     </w:p>
     <w:bookmarkEnd w:id="332"/>
     <w:bookmarkEnd w:id="333"/>
-    <w:bookmarkStart w:id="335" w:name="scada-process-dashboards-future"/>
+    <w:bookmarkStart w:id="335" w:name="intelex-quality-management-future"/>
     <w:p>
       <w:pPr>
         <w:pStyle w:val="Heading3"/>
       </w:pPr>
       <w:r>
+        <w:t xml:space="preserve">13.3 Intelex (Quality Management) —</w:t>
+      </w:r>
+      <w:r>
+        <w:t xml:space="preserve"> </w:t>
+      </w:r>
+      <w:r>
+        <w:rPr>
+          <w:rStyle w:val="VerbatimChar"/>
+        </w:rPr>
+        <w:t xml:space="preserve">FUTURE</w:t>
+      </w:r>
+    </w:p>
+    <w:bookmarkStart w:id="334" w:name="fds-13-005-intelex-scope-boundary"/>
+    <w:p>
+      <w:pPr>
+        <w:pStyle w:val="Heading4"/>
+      </w:pPr>
+      <w:r>
+        <w:t xml:space="preserve">FDS-13-005 — Intelex Scope Boundary</w:t>
+      </w:r>
+    </w:p>
+    <w:p>
+      <w:pPr>
+        <w:pStyle w:val="FirstParagraph"/>
+      </w:pPr>
+      <w:r>
+        <w:t xml:space="preserve">Intelex integration is FUTURE. MPP currently uses Intelex for NCM/failure analysis independently of the MES. When activated, the expected interface is REST API for synchronizing hold events and quality data between MES and Intelex.</w:t>
+      </w:r>
+    </w:p>
+    <w:bookmarkEnd w:id="334"/>
+    <w:bookmarkEnd w:id="335"/>
+    <w:bookmarkStart w:id="337" w:name="scada-process-dashboards-future"/>
+    <w:p>
+      <w:pPr>
+        <w:pStyle w:val="Heading3"/>
+      </w:pPr>
+      <w:r>
         <w:t xml:space="preserve">13.4 SCADA / Process Dashboards —</w:t>
       </w:r>
       <w:r>
@@ -41481,7 +41562,7 @@
         <w:t xml:space="preserve">FUTURE</w:t>
       </w:r>
     </w:p>
-    <w:bookmarkStart w:id="334" w:name="fds-13-006-scada-scope-boundary"/>
+    <w:bookmarkStart w:id="336" w:name="fds-13-006-scada-scope-boundary"/>
     <w:p>
       <w:pPr>
         <w:pStyle w:val="Heading4"/>
@@ -41505,10 +41586,10 @@
         </w:pict>
       </w:r>
     </w:p>
-    <w:bookmarkEnd w:id="334"/>
-    <w:bookmarkEnd w:id="335"/>
     <w:bookmarkEnd w:id="336"/>
-    <w:bookmarkStart w:id="343" w:name="data-migration-conditional"/>
+    <w:bookmarkEnd w:id="337"/>
+    <w:bookmarkEnd w:id="338"/>
+    <w:bookmarkStart w:id="345" w:name="data-migration-conditional"/>
     <w:p>
       <w:pPr>
         <w:pStyle w:val="Heading2"/>
@@ -41526,7 +41607,7 @@
         <w:t xml:space="preserve">CONDITIONAL</w:t>
       </w:r>
     </w:p>
-    <w:bookmarkStart w:id="342" w:name="overview"/>
+    <w:bookmarkStart w:id="344" w:name="overview"/>
     <w:p>
       <w:pPr>
         <w:pStyle w:val="Heading3"/>
@@ -41543,7 +41624,7 @@
         <w:t xml:space="preserve">Data migration covers two sources: the legacy Manufacturing Director MES and the Productivity Database. Migration scope is conditional on MPP approval (80-hour quote per Scope Matrix row 2).</w:t>
       </w:r>
     </w:p>
-    <w:bookmarkStart w:id="337" w:name="fds-14-001-seed-data-mvp-not-conditional"/>
+    <w:bookmarkStart w:id="339" w:name="fds-14-001-seed-data-mvp-not-conditional"/>
     <w:p>
       <w:pPr>
         <w:pStyle w:val="Heading4"/>
@@ -41610,8 +41691,8 @@
         <w:t xml:space="preserve">This is configuration data, not migration — it is required for the system to function.</w:t>
       </w:r>
     </w:p>
-    <w:bookmarkEnd w:id="337"/>
-    <w:bookmarkStart w:id="338" w:name="X1646aa20be375abfef6f88318d0a0c006670709"/>
+    <w:bookmarkEnd w:id="339"/>
+    <w:bookmarkStart w:id="340" w:name="X1646aa20be375abfef6f88318d0a0c006670709"/>
     <w:p>
       <w:pPr>
         <w:pStyle w:val="Heading4"/>
@@ -41654,8 +41735,8 @@
         <w:t xml:space="preserve">Historical production data (completed LOTs, shipped containers) MAY be migrated for reporting continuity, scoped during migration planning.</w:t>
       </w:r>
     </w:p>
-    <w:bookmarkEnd w:id="338"/>
-    <w:bookmarkStart w:id="339" w:name="Xac50ded15830ceb1a14a8e0fd9e01279af92e69"/>
+    <w:bookmarkEnd w:id="340"/>
+    <w:bookmarkStart w:id="341" w:name="Xac50ded15830ceb1a14a8e0fd9e01279af92e69"/>
     <w:p>
       <w:pPr>
         <w:pStyle w:val="Heading4"/>
@@ -41672,8 +41753,8 @@
         <w:t xml:space="preserve">If approved, migration from the Productivity Database SHALL include historical production summaries for reporting continuity. The PD data structure differs from the MES schema — a transformation layer is required.</w:t>
       </w:r>
     </w:p>
-    <w:bookmarkEnd w:id="339"/>
-    <w:bookmarkStart w:id="340" w:name="fds-14-004-migration-validation"/>
+    <w:bookmarkEnd w:id="341"/>
+    <w:bookmarkStart w:id="342" w:name="fds-14-004-migration-validation"/>
     <w:p>
       <w:pPr>
         <w:pStyle w:val="Heading4"/>
@@ -41690,8 +41771,8 @@
         <w:t xml:space="preserve">All migrated data SHALL be validated against the source system before go-live. Validation SHALL include: record counts, LOT status verification, genealogy integrity checks, and sample-based detail verification.</w:t>
       </w:r>
     </w:p>
-    <w:bookmarkEnd w:id="340"/>
-    <w:bookmarkStart w:id="341" w:name="fds-14-005-flexware-bom-import-mvp"/>
+    <w:bookmarkEnd w:id="342"/>
+    <w:bookmarkStart w:id="343" w:name="fds-14-005-flexware-bom-import-mvp"/>
     <w:p>
       <w:pPr>
         <w:pStyle w:val="Heading4"/>
@@ -42090,10 +42171,10 @@
         </w:pict>
       </w:r>
     </w:p>
-    <w:bookmarkEnd w:id="341"/>
-    <w:bookmarkEnd w:id="342"/>
     <w:bookmarkEnd w:id="343"/>
-    <w:bookmarkStart w:id="354" w:name="deployment-commissioning-mvp"/>
+    <w:bookmarkEnd w:id="344"/>
+    <w:bookmarkEnd w:id="345"/>
+    <w:bookmarkStart w:id="356" w:name="deployment-commissioning-mvp"/>
     <w:p>
       <w:pPr>
         <w:pStyle w:val="Heading2"/>
@@ -42111,7 +42192,7 @@
         <w:t xml:space="preserve">MVP</w:t>
       </w:r>
     </w:p>
-    <w:bookmarkStart w:id="350" w:name="deployment-approach"/>
+    <w:bookmarkStart w:id="352" w:name="deployment-approach"/>
     <w:p>
       <w:pPr>
         <w:pStyle w:val="Heading3"/>
@@ -42120,7 +42201,7 @@
         <w:t xml:space="preserve">15.1 Deployment Approach</w:t>
       </w:r>
     </w:p>
-    <w:bookmarkStart w:id="344" w:name="fds-15-001-phased-rollout"/>
+    <w:bookmarkStart w:id="346" w:name="fds-15-001-phased-rollout"/>
     <w:p>
       <w:pPr>
         <w:pStyle w:val="Heading4"/>
@@ -42137,8 +42218,8 @@
         <w:t xml:space="preserve">The MES SHALL be deployed in phases, starting with a single area (recommended: Die Cast, as it is the LOT origin point). Each phase SHALL include: configuration, operator training, shadow commissioning, and go-live. Subsequent areas (Trim, Machining, Assembly, Shipping) SHALL be added in production flow order.</w:t>
       </w:r>
     </w:p>
-    <w:bookmarkEnd w:id="344"/>
-    <w:bookmarkStart w:id="345" w:name="fds-15-002-shadow-commissioning"/>
+    <w:bookmarkEnd w:id="346"/>
+    <w:bookmarkStart w:id="347" w:name="fds-15-002-shadow-commissioning"/>
     <w:p>
       <w:pPr>
         <w:pStyle w:val="Heading4"/>
@@ -42155,8 +42236,8 @@
         <w:t xml:space="preserve">Before go-live in each area, the new MES SHALL run in parallel with the legacy system. Operators SHALL duplicate LOT entries and movements in both systems. The shadow period SHALL validate: WIP state generation, LOT traceability, and report accuracy against legacy data. (FRS 6.1.4)</w:t>
       </w:r>
     </w:p>
-    <w:bookmarkEnd w:id="345"/>
-    <w:bookmarkStart w:id="346" w:name="X84db5f854b4d8f1e0279e36498a1ffa41083c52"/>
+    <w:bookmarkEnd w:id="347"/>
+    <w:bookmarkStart w:id="348" w:name="X84db5f854b4d8f1e0279e36498a1ffa41083c52"/>
     <w:p>
       <w:pPr>
         <w:pStyle w:val="Heading4"/>
@@ -42215,8 +42296,8 @@
         <w:t xml:space="preserve">- All interlock validations (hold blocks production, eligibility checks, duplicate serial rejection)</w:t>
       </w:r>
     </w:p>
-    <w:bookmarkEnd w:id="346"/>
-    <w:bookmarkStart w:id="347" w:name="fds-15-004-site-acceptance-testing-sat"/>
+    <w:bookmarkEnd w:id="348"/>
+    <w:bookmarkStart w:id="349" w:name="fds-15-004-site-acceptance-testing-sat"/>
     <w:p>
       <w:pPr>
         <w:pStyle w:val="Heading4"/>
@@ -42269,8 +42350,8 @@
         <w:t xml:space="preserve">- Performance under actual production volume</w:t>
       </w:r>
     </w:p>
-    <w:bookmarkEnd w:id="347"/>
-    <w:bookmarkStart w:id="348" w:name="fds-15-005-go-live-support"/>
+    <w:bookmarkEnd w:id="349"/>
+    <w:bookmarkStart w:id="350" w:name="fds-15-005-go-live-support"/>
     <w:p>
       <w:pPr>
         <w:pStyle w:val="Heading4"/>
@@ -42287,8 +42368,8 @@
         <w:t xml:space="preserve">Go-live SHALL include on-site support for the first 5 days of production (24-hour coverage). Remote support SHALL continue for 30 days after go-live.</w:t>
       </w:r>
     </w:p>
-    <w:bookmarkEnd w:id="348"/>
-    <w:bookmarkStart w:id="349" w:name="fds-15-006-rollback-plan"/>
+    <w:bookmarkEnd w:id="350"/>
+    <w:bookmarkStart w:id="351" w:name="fds-15-006-rollback-plan"/>
     <w:p>
       <w:pPr>
         <w:pStyle w:val="Heading4"/>
@@ -42305,9 +42386,9 @@
         <w:t xml:space="preserve">A documented rollback plan SHALL exist for each deployment phase. The legacy system SHALL remain operational during the shadow period. If the new MES encounters critical issues, the affected area SHALL revert to the legacy system with no data loss.</w:t>
       </w:r>
     </w:p>
-    <w:bookmarkEnd w:id="349"/>
-    <w:bookmarkEnd w:id="350"/>
-    <w:bookmarkStart w:id="353" w:name="change-management"/>
+    <w:bookmarkEnd w:id="351"/>
+    <w:bookmarkEnd w:id="352"/>
+    <w:bookmarkStart w:id="355" w:name="change-management"/>
     <w:p>
       <w:pPr>
         <w:pStyle w:val="Heading3"/>
@@ -42316,7 +42397,7 @@
         <w:t xml:space="preserve">15.2 Change Management</w:t>
       </w:r>
     </w:p>
-    <w:bookmarkStart w:id="351" w:name="X33aac50d998a178ce32f93359afcca2067ce0b9"/>
+    <w:bookmarkStart w:id="353" w:name="X33aac50d998a178ce32f93359afcca2067ce0b9"/>
     <w:p>
       <w:pPr>
         <w:pStyle w:val="Heading4"/>
@@ -42333,8 +42414,8 @@
         <w:t xml:space="preserve">The MES replaces the legacy pattern of paper-first, clerk-entry-later with real-time operator data entry at the machine. This is a fundamental process change that requires: operator training, terminal placement review, and management commitment. The MES does NOT require a data entry clerk — all production data is captured at point-of-action. (FRS 5.6.6)</w:t>
       </w:r>
     </w:p>
-    <w:bookmarkEnd w:id="351"/>
-    <w:bookmarkStart w:id="352" w:name="fds-15-008-operator-training"/>
+    <w:bookmarkEnd w:id="353"/>
+    <w:bookmarkStart w:id="354" w:name="fds-15-008-operator-training"/>
     <w:p>
       <w:pPr>
         <w:pStyle w:val="Heading4"/>
@@ -42358,10 +42439,10 @@
         </w:pict>
       </w:r>
     </w:p>
-    <w:bookmarkEnd w:id="352"/>
-    <w:bookmarkEnd w:id="353"/>
     <w:bookmarkEnd w:id="354"/>
-    <w:bookmarkStart w:id="358" w:name="identifier-sequences-mvp"/>
+    <w:bookmarkEnd w:id="355"/>
+    <w:bookmarkEnd w:id="356"/>
+    <w:bookmarkStart w:id="360" w:name="identifier-sequences-mvp"/>
     <w:p>
       <w:pPr>
         <w:pStyle w:val="Heading2"/>
@@ -42402,7 +42483,7 @@
         <w:t xml:space="preserve">table drives two MPP-internal counters (Lot LTT barcode + SerializedItem ID) that are critical to cutover continuity. The replacement MES SHALL provide equivalent functionality via a dedicated sequence table.</w:t>
       </w:r>
     </w:p>
-    <w:bookmarkStart w:id="355" w:name="fds-16-001-identifiersequence-table"/>
+    <w:bookmarkStart w:id="357" w:name="fds-16-001-identifiersequence-table"/>
     <w:p>
       <w:pPr>
         <w:pStyle w:val="Heading4"/>
@@ -42743,8 +42824,8 @@
         <w:t xml:space="preserve">, not minted by the MES.</w:t>
       </w:r>
     </w:p>
-    <w:bookmarkEnd w:id="355"/>
-    <w:bookmarkStart w:id="356" w:name="fds-16-002-identifiersequence_next-proc"/>
+    <w:bookmarkEnd w:id="357"/>
+    <w:bookmarkStart w:id="358" w:name="fds-16-002-identifiersequence_next-proc"/>
     <w:p>
       <w:pPr>
         <w:pStyle w:val="Heading4"/>
@@ -42931,8 +43012,8 @@
         <w:t xml:space="preserve">All identifier-minting paths (Lot create, SerializedItem create, future counters) SHALL go through this proc — no ad-hoc counter maintenance.</w:t>
       </w:r>
     </w:p>
-    <w:bookmarkEnd w:id="356"/>
-    <w:bookmarkStart w:id="357" w:name="fds-16-003-cutover-day-seeding"/>
+    <w:bookmarkEnd w:id="358"/>
+    <w:bookmarkStart w:id="359" w:name="fds-16-003-cutover-day-seeding"/>
     <w:p>
       <w:pPr>
         <w:pStyle w:val="Heading4"/>
@@ -42998,16 +43079,17 @@
       </w:r>
       <w:r>
         <w:rPr>
+          <w:rStyle w:val="VerbatimChar"/>
           <w:b/>
           <w:bCs/>
         </w:rPr>
-        <w:t xml:space="preserve">or above</w:t>
-      </w:r>
-      <w:r>
-        <w:t xml:space="preserve"> </w:t>
-      </w:r>
-      <w:r>
-        <w:t xml:space="preserve">the Flexware value for each sequence, preventing LTT collisions with in-circulation LOTs.</w:t>
+        <w:t xml:space="preserve">&lt;Flexware-current&gt; + 10,000</w:t>
+      </w:r>
+      <w:r>
+        <w:t xml:space="preserve"> </w:t>
+      </w:r>
+      <w:r>
+        <w:t xml:space="preserve">for each sequence (or an MPP-agreed delta captured before cutover). The +10,000 offset reserves a safety buffer that prevents LTT collisions during any partial-cutover window where the legacy Flexware MES and the replacement MES mint LOTs in parallel — even if the legacy system continues issuing identifiers for several days after the new MES goes live, the buffer guarantees no overlap with in-circulation LOTs.</w:t>
       </w:r>
     </w:p>
     <w:p>
@@ -43037,6 +43119,33 @@
           <w:rStyle w:val="VerbatimChar"/>
         </w:rPr>
         <w:t xml:space="preserve">SerializedItem=2,492</w:t>
+      </w:r>
+      <w:r>
+        <w:t xml:space="preserve">. With the +10,000 offset rule and no further drift, cutover-day seeds would be approximately</w:t>
+      </w:r>
+      <w:r>
+        <w:t xml:space="preserve"> </w:t>
+      </w:r>
+      <w:r>
+        <w:rPr>
+          <w:rStyle w:val="VerbatimChar"/>
+        </w:rPr>
+        <w:t xml:space="preserve">Lot=1,720,932</w:t>
+      </w:r>
+      <w:r>
+        <w:t xml:space="preserve"> </w:t>
+      </w:r>
+      <w:r>
+        <w:t xml:space="preserve">and</w:t>
+      </w:r>
+      <w:r>
+        <w:t xml:space="preserve"> </w:t>
+      </w:r>
+      <w:r>
+        <w:rPr>
+          <w:rStyle w:val="VerbatimChar"/>
+        </w:rPr>
+        <w:t xml:space="preserve">SerializedItem=12,492</w:t>
       </w:r>
       <w:r>
         <w:t xml:space="preserve">.</w:t>
@@ -43051,34 +43160,105 @@
           <w:b/>
           <w:bCs/>
         </w:rPr>
-        <w:t xml:space="preserve">Open items (OI-31):</w:t>
-      </w:r>
-      <w:r>
-        <w:t xml:space="preserve"> </w:t>
-      </w:r>
-      <w:r>
-        <w:t xml:space="preserve">Format carry-forward (keep</w:t>
-      </w:r>
-      <w:r>
-        <w:t xml:space="preserve"> </w:t>
-      </w:r>
-      <w:r>
-        <w:rPr>
-          <w:rStyle w:val="VerbatimChar"/>
-        </w:rPr>
-        <w:t xml:space="preserve">MESL</w:t>
-      </w:r>
-      <w:r>
-        <w:t xml:space="preserve">/</w:t>
-      </w:r>
-      <w:r>
-        <w:rPr>
-          <w:rStyle w:val="VerbatimChar"/>
-        </w:rPr>
-        <w:t xml:space="preserve">MESI</w:t>
-      </w:r>
-      <w:r>
-        <w:t xml:space="preserve">, or mint new prefixes in the replacement MES?), reset policy (currently none in Flexware; any line/shift-specific rules MPP wants honored going forward?), rollover policy at 9,999,999 (~30+ years at current burn rate for Lots).</w:t>
+        <w:t xml:space="preserve">Format carry-forward:</w:t>
+      </w:r>
+      <w:r>
+        <w:t xml:space="preserve"> </w:t>
+      </w:r>
+      <w:r>
+        <w:t xml:space="preserve">the existing</w:t>
+      </w:r>
+      <w:r>
+        <w:t xml:space="preserve"> </w:t>
+      </w:r>
+      <w:r>
+        <w:rPr>
+          <w:rStyle w:val="VerbatimChar"/>
+        </w:rPr>
+        <w:t xml:space="preserve">MESL{0:D7}</w:t>
+      </w:r>
+      <w:r>
+        <w:t xml:space="preserve"> </w:t>
+      </w:r>
+      <w:r>
+        <w:t xml:space="preserve">(Lot) and</w:t>
+      </w:r>
+      <w:r>
+        <w:t xml:space="preserve"> </w:t>
+      </w:r>
+      <w:r>
+        <w:rPr>
+          <w:rStyle w:val="VerbatimChar"/>
+        </w:rPr>
+        <w:t xml:space="preserve">MESI{0:D7}</w:t>
+      </w:r>
+      <w:r>
+        <w:t xml:space="preserve"> </w:t>
+      </w:r>
+      <w:r>
+        <w:t xml:space="preserve">(SerializedItem) prefixes are retained — no new prefix space minted in the replacement MES.</w:t>
+      </w:r>
+      <w:r>
+        <w:t xml:space="preserve"> </w:t>
+      </w:r>
+      <w:r>
+        <w:rPr>
+          <w:b/>
+          <w:bCs/>
+        </w:rPr>
+        <w:t xml:space="preserve">Reset policy:</w:t>
+      </w:r>
+      <w:r>
+        <w:t xml:space="preserve"> </w:t>
+      </w:r>
+      <w:r>
+        <w:t xml:space="preserve">none. No line-specific, shift-specific, or time-based counter resets.</w:t>
+      </w:r>
+      <w:r>
+        <w:t xml:space="preserve"> </w:t>
+      </w:r>
+      <w:r>
+        <w:rPr>
+          <w:b/>
+          <w:bCs/>
+        </w:rPr>
+        <w:t xml:space="preserve">Rollover horizon:</w:t>
+      </w:r>
+      <w:r>
+        <w:t xml:space="preserve"> </w:t>
+      </w:r>
+      <w:r>
+        <w:t xml:space="preserve">at MPP’s current burn rate,</w:t>
+      </w:r>
+      <w:r>
+        <w:t xml:space="preserve"> </w:t>
+      </w:r>
+      <w:r>
+        <w:rPr>
+          <w:rStyle w:val="VerbatimChar"/>
+        </w:rPr>
+        <w:t xml:space="preserve">Lot</w:t>
+      </w:r>
+      <w:r>
+        <w:t xml:space="preserve"> </w:t>
+      </w:r>
+      <w:r>
+        <w:t xml:space="preserve">rolls over from</w:t>
+      </w:r>
+      <w:r>
+        <w:t xml:space="preserve"> </w:t>
+      </w:r>
+      <w:r>
+        <w:rPr>
+          <w:rStyle w:val="VerbatimChar"/>
+        </w:rPr>
+        <w:t xml:space="preserve">9,999,999</w:t>
+      </w:r>
+      <w:r>
+        <w:t xml:space="preserve"> </w:t>
+      </w:r>
+      <w:r>
+        <w:t xml:space="preserve">in approximately 30+ years. No earlier warning mechanism is in MVP scope; this is a future concern.</w:t>
       </w:r>
     </w:p>
     <w:p>
@@ -43154,9 +43334,9 @@
         </w:pict>
       </w:r>
     </w:p>
-    <w:bookmarkEnd w:id="357"/>
-    <w:bookmarkEnd w:id="358"/>
-    <w:bookmarkStart w:id="367" w:name="appendices"/>
+    <w:bookmarkEnd w:id="359"/>
+    <w:bookmarkEnd w:id="360"/>
+    <w:bookmarkStart w:id="369" w:name="appendices"/>
     <w:p>
       <w:pPr>
         <w:pStyle w:val="Heading2"/>
@@ -43165,7 +43345,7 @@
         <w:t xml:space="preserve">Appendices</w:t>
       </w:r>
     </w:p>
-    <w:bookmarkStart w:id="359" w:name="appendix-a-machine-list"/>
+    <w:bookmarkStart w:id="361" w:name="appendix-a-machine-list"/>
     <w:p>
       <w:pPr>
         <w:pStyle w:val="Heading3"/>
@@ -43182,8 +43362,8 @@
         <w:t xml:space="preserve">Seed data from FRS Appendix B. ~230 machines organized by area with attributes (tonnage, cycle times). To be populated during deployment configuration.</w:t>
       </w:r>
     </w:p>
-    <w:bookmarkEnd w:id="359"/>
-    <w:bookmarkStart w:id="360" w:name="appendix-b-downtime-reason-codes"/>
+    <w:bookmarkEnd w:id="361"/>
+    <w:bookmarkStart w:id="362" w:name="appendix-b-downtime-reason-codes"/>
     <w:p>
       <w:pPr>
         <w:pStyle w:val="Heading3"/>
@@ -43200,8 +43380,8 @@
         <w:t xml:space="preserve">Seed data from FRS Appendix D. ~660 codes organized by area and type (Equipment, Mold, Quality, Setup, Miscellaneous, Unscheduled). To be loaded during deployment.</w:t>
       </w:r>
     </w:p>
-    <w:bookmarkEnd w:id="360"/>
-    <w:bookmarkStart w:id="361" w:name="appendix-c-defect-codes"/>
+    <w:bookmarkEnd w:id="362"/>
+    <w:bookmarkStart w:id="363" w:name="appendix-c-defect-codes"/>
     <w:p>
       <w:pPr>
         <w:pStyle w:val="Heading3"/>
@@ -43218,8 +43398,8 @@
         <w:t xml:space="preserve">Seed data from FRS Appendix E. ~145 codes organized by area (Die Cast, Machine Shop, Trim Shop, Production Control, Quality Control, HSP). To be loaded during deployment.</w:t>
       </w:r>
     </w:p>
-    <w:bookmarkEnd w:id="361"/>
-    <w:bookmarkStart w:id="362" w:name="appendix-d-opc-tag-map"/>
+    <w:bookmarkEnd w:id="363"/>
+    <w:bookmarkStart w:id="364" w:name="appendix-d-opc-tag-map"/>
     <w:p>
       <w:pPr>
         <w:pStyle w:val="Heading3"/>
@@ -43236,8 +43416,8 @@
         <w:t xml:space="preserve">Complete OPC tag listing from FRS Appendix C, organized by OPC server (OmniServer, TOPServer) and line. Extended with tag-to-MES-field mappings.</w:t>
       </w:r>
     </w:p>
-    <w:bookmarkEnd w:id="362"/>
-    <w:bookmarkStart w:id="363" w:name="Xae8790957df54d6afc71b3c9b12444c4e20f425"/>
+    <w:bookmarkEnd w:id="364"/>
+    <w:bookmarkStart w:id="365" w:name="Xae8790957df54d6afc71b3c9b12444c4e20f425"/>
     <w:p>
       <w:pPr>
         <w:pStyle w:val="Heading3"/>
@@ -43254,8 +43434,8 @@
         <w:t xml:space="preserve">Touch point definitions from the 5GO_AP4 Automation Touchpoint Agreement, extended to all integrated assembly lines. Includes transaction flow diagrams per line type.</w:t>
       </w:r>
     </w:p>
-    <w:bookmarkEnd w:id="363"/>
-    <w:bookmarkStart w:id="364" w:name="appendix-f-frs-requirements-crosswalk"/>
+    <w:bookmarkEnd w:id="365"/>
+    <w:bookmarkStart w:id="366" w:name="appendix-f-frs-requirements-crosswalk"/>
     <w:p>
       <w:pPr>
         <w:pStyle w:val="Heading3"/>
@@ -43272,8 +43452,8 @@
         <w:t xml:space="preserve">Every FRS 3.x.x requirement mapped to the FDS section and requirement ID that addresses it. Ensures complete coverage.</w:t>
       </w:r>
     </w:p>
-    <w:bookmarkEnd w:id="364"/>
-    <w:bookmarkStart w:id="365" w:name="appendix-g-scope-matrix-crosswalk"/>
+    <w:bookmarkEnd w:id="366"/>
+    <w:bookmarkStart w:id="367" w:name="appendix-g-scope-matrix-crosswalk"/>
     <w:p>
       <w:pPr>
         <w:pStyle w:val="Heading3"/>
@@ -43290,8 +43470,8 @@
         <w:t xml:space="preserve">Every Scope Matrix row mapped to the FDS section, scope tag (MVP/CONDITIONAL/FUTURE), and implementation status.</w:t>
       </w:r>
     </w:p>
-    <w:bookmarkEnd w:id="365"/>
-    <w:bookmarkStart w:id="366" w:name="X0517c9ee0d598571e0cc2e94019c98c2a6ca7f1"/>
+    <w:bookmarkEnd w:id="367"/>
+    <w:bookmarkStart w:id="368" w:name="X0517c9ee0d598571e0cc2e94019c98c2a6ca7f1"/>
     <w:p>
       <w:pPr>
         <w:pStyle w:val="Heading3"/>
@@ -43315,9 +43495,9 @@
         </w:pict>
       </w:r>
     </w:p>
-    <w:bookmarkEnd w:id="366"/>
-    <w:bookmarkEnd w:id="367"/>
-    <w:bookmarkStart w:id="368" w:name="open-items-register"/>
+    <w:bookmarkEnd w:id="368"/>
+    <w:bookmarkEnd w:id="369"/>
+    <w:bookmarkStart w:id="370" w:name="open-items-register"/>
     <w:p>
       <w:pPr>
         <w:pStyle w:val="Heading2"/>
@@ -43382,13 +43562,13 @@
           <w:b/>
           <w:bCs/>
         </w:rPr>
-        <w:t xml:space="preserve">Status as of 2026-04-28:</w:t>
-      </w:r>
-      <w:r>
-        <w:t xml:space="preserve"> </w:t>
-      </w:r>
-      <w:r>
-        <w:t xml:space="preserve">14 unresolved items (2 In Review, 12 Open). Part A items (FDS open issues) numbered</w:t>
+        <w:t xml:space="preserve">Status as of 2026-05-01:</w:t>
+      </w:r>
+      <w:r>
+        <w:t xml:space="preserve"> </w:t>
+      </w:r>
+      <w:r>
+        <w:t xml:space="preserve">6 unresolved items (0 In Review, 6 Open). Part A items (FDS open issues) numbered</w:t>
       </w:r>
       <w:r>
         <w:t xml:space="preserve"> </w:t>
@@ -43544,29 +43724,45 @@
                 <w:b/>
                 <w:bCs/>
               </w:rPr>
-              <w:t xml:space="preserve">OI-07</w:t>
-            </w:r>
-          </w:p>
-        </w:tc>
-        <w:tc>
-          <w:tcPr/>
-          <w:p>
-            <w:pPr>
-              <w:pStyle w:val="Compact"/>
-            </w:pPr>
-            <w:r>
-              <w:t xml:space="preserve">6.10</w:t>
-            </w:r>
-          </w:p>
-        </w:tc>
-        <w:tc>
-          <w:tcPr/>
-          <w:p>
-            <w:pPr>
-              <w:pStyle w:val="Compact"/>
-            </w:pPr>
-            <w:r>
-              <w:t xml:space="preserve">Work order scope — single active</w:t>
+              <w:t xml:space="preserve">OI-33</w:t>
+            </w:r>
+          </w:p>
+        </w:tc>
+        <w:tc>
+          <w:tcPr/>
+          <w:p>
+            <w:pPr>
+              <w:pStyle w:val="Compact"/>
+            </w:pPr>
+            <w:r>
+              <w:t xml:space="preserve">7.4 (FDS-07-010a)</w:t>
+            </w:r>
+          </w:p>
+        </w:tc>
+        <w:tc>
+          <w:tcPr/>
+          <w:p>
+            <w:pPr>
+              <w:pStyle w:val="Compact"/>
+            </w:pPr>
+            <w:r>
+              <w:t xml:space="preserve">AIM Shipper ID pool empty-pool</w:t>
+            </w:r>
+            <w:r>
+              <w:t xml:space="preserve"> </w:t>
+            </w:r>
+            <w:r>
+              <w:rPr>
+                <w:b/>
+                <w:bCs/>
+              </w:rPr>
+              <w:t xml:space="preserve">hard-fail</w:t>
+            </w:r>
+            <w:r>
+              <w:t xml:space="preserve"> </w:t>
+            </w:r>
+            <w:r>
+              <w:t xml:space="preserve">behavior — when the local pool is exhausted,</w:t>
             </w:r>
             <w:r>
               <w:t xml:space="preserve"> </w:t>
@@ -43575,43 +43771,13 @@
               <w:rPr>
                 <w:rStyle w:val="VerbatimChar"/>
               </w:rPr>
-              <w:t xml:space="preserve">Production</w:t>
+              <w:t xml:space="preserve">Container_Complete</w:t>
             </w:r>
             <w:r>
               <w:t xml:space="preserve"> </w:t>
             </w:r>
             <w:r>
-              <w:t xml:space="preserve">type confirmed;</w:t>
-            </w:r>
-            <w:r>
-              <w:t xml:space="preserve"> </w:t>
-            </w:r>
-            <w:r>
-              <w:rPr>
-                <w:rStyle w:val="VerbatimChar"/>
-              </w:rPr>
-              <w:t xml:space="preserve">Demand</w:t>
-            </w:r>
-            <w:r>
-              <w:t xml:space="preserve"> </w:t>
-            </w:r>
-            <w:r>
-              <w:t xml:space="preserve">/</w:t>
-            </w:r>
-            <w:r>
-              <w:t xml:space="preserve"> </w:t>
-            </w:r>
-            <w:r>
-              <w:rPr>
-                <w:rStyle w:val="VerbatimChar"/>
-              </w:rPr>
-              <w:t xml:space="preserve">Maintenance</w:t>
-            </w:r>
-            <w:r>
-              <w:t xml:space="preserve"> </w:t>
-            </w:r>
-            <w:r>
-              <w:t xml:space="preserve">retained as FUTURE code-table hooks.</w:t>
+              <w:t xml:space="preserve">rolls back and production stops on affected lines until the pool refills (no soft-fallback, no placeholder-then-reconcile). Customer validation: confirm hard-fail is the desired operational posture given trucks cannot ship without valid Honda-issued AIM IDs.</w:t>
             </w:r>
           </w:p>
         </w:tc>
@@ -43628,22 +43794,16 @@
               </w:rPr>
               <w:t xml:space="preserve">HIGH</w:t>
             </w:r>
-            <w:r>
-              <w:t xml:space="preserve"> </w:t>
-            </w:r>
-            <w:r>
-              <w:t xml:space="preserve">(active flow); LOW (FUTURE hooks)</w:t>
-            </w:r>
-          </w:p>
-        </w:tc>
-        <w:tc>
-          <w:tcPr/>
-          <w:p>
-            <w:pPr>
-              <w:pStyle w:val="Compact"/>
-            </w:pPr>
-            <w:r>
-              <w:t xml:space="preserve">Blue Ridge / Ben (SME)</w:t>
+          </w:p>
+        </w:tc>
+        <w:tc>
+          <w:tcPr/>
+          <w:p>
+            <w:pPr>
+              <w:pStyle w:val="Compact"/>
+            </w:pPr>
+            <w:r>
+              <w:t xml:space="preserve">MPP Operations / IT</w:t>
             </w:r>
           </w:p>
         </w:tc>
@@ -43663,7 +43823,7 @@
                 <w:b/>
                 <w:bCs/>
               </w:rPr>
-              <w:t xml:space="preserve">OI-33</w:t>
+              <w:t xml:space="preserve">OI-35</w:t>
             </w:r>
           </w:p>
         </w:tc>
@@ -43677,7 +43837,7 @@
               <w:pStyle w:val="Compact"/>
             </w:pPr>
             <w:r>
-              <w:t xml:space="preserve">7.4 (FDS-07-010a)</w:t>
+              <w:t xml:space="preserve">11 (Audit retention); cross-cutting §5/§6/§9</w:t>
             </w:r>
           </w:p>
         </w:tc>
@@ -43690,24 +43850,18 @@
             <w:pPr>
               <w:pStyle w:val="Compact"/>
             </w:pPr>
-            <w:r>
-              <w:t xml:space="preserve">AIM Shipper ID pool empty-pool</w:t>
-            </w:r>
-            <w:r>
-              <w:t xml:space="preserve"> </w:t>
-            </w:r>
             <w:r>
               <w:rPr>
                 <w:b/>
                 <w:bCs/>
               </w:rPr>
-              <w:t xml:space="preserve">hard-fail</w:t>
+              <w:t xml:space="preserve">HARD GATE — must decide before Arc 2 Phase 1 SQL build.</w:t>
             </w:r>
             <w:r>
               <w:t xml:space="preserve"> </w:t>
             </w:r>
             <w:r>
-              <w:t xml:space="preserve">behavior — when the local pool is exhausted,</w:t>
+              <w:t xml:space="preserve">Long-horizon scaling, retention, and archiving strategy across the deferred Arc 2 event tables. Eight architectural decisions (per-table retention class, monthly partitioning, columnstore on aged partitions, materialized closure table for</w:t>
             </w:r>
             <w:r>
               <w:t xml:space="preserve"> </w:t>
@@ -43716,13 +43870,82 @@
               <w:rPr>
                 <w:rStyle w:val="VerbatimChar"/>
               </w:rPr>
-              <w:t xml:space="preserve">Container_Complete</w:t>
+              <w:t xml:space="preserve">Lots.LotGenealogy</w:t>
+            </w:r>
+            <w:r>
+              <w:t xml:space="preserve">, materialized</w:t>
             </w:r>
             <w:r>
               <w:t xml:space="preserve"> </w:t>
             </w:r>
             <w:r>
-              <w:t xml:space="preserve">rolls back and production stops on affected lines until the pool refills (no soft-fallback, no placeholder-then-reconcile). Customer validation: confirm hard-fail is the desired operational posture given trucks cannot ship without valid Honda-issued AIM IDs.</w:t>
+              <w:rPr>
+                <w:rStyle w:val="VerbatimChar"/>
+              </w:rPr>
+              <w:t xml:space="preserve">TotalInProcess</w:t>
+            </w:r>
+            <w:r>
+              <w:t xml:space="preserve"> </w:t>
+            </w:r>
+            <w:r>
+              <w:t xml:space="preserve">/</w:t>
+            </w:r>
+            <w:r>
+              <w:t xml:space="preserve"> </w:t>
+            </w:r>
+            <w:r>
+              <w:rPr>
+                <w:rStyle w:val="VerbatimChar"/>
+              </w:rPr>
+              <w:t xml:space="preserve">InventoryAvailable</w:t>
+            </w:r>
+            <w:r>
+              <w:t xml:space="preserve"> </w:t>
+            </w:r>
+            <w:r>
+              <w:t xml:space="preserve">columns on</w:t>
+            </w:r>
+            <w:r>
+              <w:t xml:space="preserve"> </w:t>
+            </w:r>
+            <w:r>
+              <w:rPr>
+                <w:rStyle w:val="VerbatimChar"/>
+              </w:rPr>
+              <w:t xml:space="preserve">Lots.Lot</w:t>
+            </w:r>
+            <w:r>
+              <w:t xml:space="preserve">,</w:t>
+            </w:r>
+            <w:r>
+              <w:t xml:space="preserve"> </w:t>
+            </w:r>
+            <w:r>
+              <w:rPr>
+                <w:rStyle w:val="VerbatimChar"/>
+              </w:rPr>
+              <w:t xml:space="preserve">IdentifierSequence_Next</w:t>
+            </w:r>
+            <w:r>
+              <w:t xml:space="preserve"> </w:t>
+            </w:r>
+            <w:r>
+              <w:t xml:space="preserve">locking model,</w:t>
+            </w:r>
+            <w:r>
+              <w:t xml:space="preserve"> </w:t>
+            </w:r>
+            <w:r>
+              <w:rPr>
+                <w:rStyle w:val="VerbatimChar"/>
+              </w:rPr>
+              <w:t xml:space="preserve">Audit.OperationLog</w:t>
+            </w:r>
+            <w:r>
+              <w:t xml:space="preserve"> </w:t>
+            </w:r>
+            <w:r>
+              <w:t xml:space="preserve">split for traceability subset, filtered indexes). Items 2/4/5/7 must be in the CREATE migration.</w:t>
             </w:r>
           </w:p>
         </w:tc>
@@ -43754,7 +43977,7 @@
               <w:pStyle w:val="Compact"/>
             </w:pPr>
             <w:r>
-              <w:t xml:space="preserve">MPP Operations / IT</w:t>
+              <w:t xml:space="preserve">Blue Ridge architecture + MPP IT</w:t>
             </w:r>
           </w:p>
         </w:tc>
@@ -43793,7 +44016,7 @@
               <w:pStyle w:val="Compact"/>
             </w:pPr>
             <w:r>
-              <w:t xml:space="preserve">Productivity DB replacement — MPP to enumerate the four PD reports + their data sources; couples to OI-30 and UJ-11.</w:t>
+              <w:t xml:space="preserve">Productivity DB replacement — MPP to name the four PD reports + their data sources. The four reports are MVP scope (delivered as MES reports); reports beyond the four are post-deployment change order per OI-30 closure. Couples to UJ-11.</w:t>
             </w:r>
           </w:p>
         </w:tc>
@@ -43819,7 +44042,7 @@
               <w:pStyle w:val="Compact"/>
             </w:pPr>
             <w:r>
-              <w:t xml:space="preserve">MPP Production Control</w:t>
+              <w:t xml:space="preserve">MPP Production Control / Ben</w:t>
             </w:r>
           </w:p>
         </w:tc>
@@ -43829,271 +44052,6 @@
           <w:tcPr>
             <w:shd w:val="clear" w:color="auto" w:fill="F2F2F2"/>
           </w:tcPr>
-          <w:tcPr/>
-          <w:p>
-            <w:pPr>
-              <w:pStyle w:val="Compact"/>
-            </w:pPr>
-            <w:r>
-              <w:rPr>
-                <w:b/>
-                <w:bCs/>
-              </w:rPr>
-              <w:t xml:space="preserve">OI-24</w:t>
-            </w:r>
-          </w:p>
-        </w:tc>
-        <w:tc>
-          <w:tcPr>
-            <w:shd w:val="clear" w:color="auto" w:fill="F2F2F2"/>
-          </w:tcPr>
-          <w:tcPr/>
-          <w:p>
-            <w:pPr>
-              <w:pStyle w:val="Compact"/>
-            </w:pPr>
-            <w:r>
-              <w:t xml:space="preserve">TBD</w:t>
-            </w:r>
-          </w:p>
-        </w:tc>
-        <w:tc>
-          <w:tcPr>
-            <w:shd w:val="clear" w:color="auto" w:fill="F2F2F2"/>
-          </w:tcPr>
-          <w:tcPr/>
-          <w:p>
-            <w:pPr>
-              <w:pStyle w:val="Compact"/>
-            </w:pPr>
-            <w:r>
-              <w:t xml:space="preserve">Legacy</w:t>
-            </w:r>
-            <w:r>
-              <w:t xml:space="preserve"> </w:t>
-            </w:r>
-            <w:r>
-              <w:t xml:space="preserve">“Automation”</w:t>
-            </w:r>
-            <w:r>
-              <w:t xml:space="preserve"> </w:t>
-            </w:r>
-            <w:r>
-              <w:t xml:space="preserve">home-tile contents not captured in screenshots — likely OPC / interface management UI. Discovery walk-through with MPP needed.</w:t>
-            </w:r>
-          </w:p>
-        </w:tc>
-        <w:tc>
-          <w:tcPr>
-            <w:shd w:val="clear" w:color="auto" w:fill="F2F2F2"/>
-          </w:tcPr>
-          <w:tcPr/>
-          <w:p>
-            <w:pPr>
-              <w:pStyle w:val="Compact"/>
-            </w:pPr>
-            <w:r>
-              <w:t xml:space="preserve">MEDIUM</w:t>
-            </w:r>
-          </w:p>
-        </w:tc>
-        <w:tc>
-          <w:tcPr>
-            <w:shd w:val="clear" w:color="auto" w:fill="F2F2F2"/>
-          </w:tcPr>
-          <w:tcPr/>
-          <w:p>
-            <w:pPr>
-              <w:pStyle w:val="Compact"/>
-            </w:pPr>
-            <w:r>
-              <w:t xml:space="preserve">MPP IT</w:t>
-            </w:r>
-          </w:p>
-        </w:tc>
-      </w:tr>
-      <w:tr>
-        <w:tc>
-          <w:tcPr/>
-          <w:p>
-            <w:pPr>
-              <w:pStyle w:val="Compact"/>
-            </w:pPr>
-            <w:r>
-              <w:rPr>
-                <w:b/>
-                <w:bCs/>
-              </w:rPr>
-              <w:t xml:space="preserve">OI-28</w:t>
-            </w:r>
-          </w:p>
-        </w:tc>
-        <w:tc>
-          <w:tcPr/>
-          <w:p>
-            <w:pPr>
-              <w:pStyle w:val="Compact"/>
-            </w:pPr>
-            <w:r>
-              <w:t xml:space="preserve">10</w:t>
-            </w:r>
-          </w:p>
-        </w:tc>
-        <w:tc>
-          <w:tcPr/>
-          <w:p>
-            <w:pPr>
-              <w:pStyle w:val="Compact"/>
-            </w:pPr>
-            <w:r>
-              <w:t xml:space="preserve">Legacy Cell flag</w:t>
-            </w:r>
-            <w:r>
-              <w:t xml:space="preserve"> </w:t>
-            </w:r>
-            <w:r>
-              <w:rPr>
-                <w:i/>
-                <w:iCs/>
-              </w:rPr>
-              <w:t xml:space="preserve">“Require override for cast parts”</w:t>
-            </w:r>
-            <w:r>
-              <w:t xml:space="preserve"> </w:t>
-            </w:r>
-            <w:r>
-              <w:t xml:space="preserve">— likely couples to OI-04 vision-conflict / line-stop at cell-level granularity. Confirm purpose; if retained, add</w:t>
-            </w:r>
-            <w:r>
-              <w:t xml:space="preserve"> </w:t>
-            </w:r>
-            <w:r>
-              <w:rPr>
-                <w:rStyle w:val="VerbatimChar"/>
-              </w:rPr>
-              <w:t xml:space="preserve">RequiresCastOverride</w:t>
-            </w:r>
-            <w:r>
-              <w:t xml:space="preserve"> </w:t>
-            </w:r>
-            <w:r>
-              <w:t xml:space="preserve">LocationAttribute.</w:t>
-            </w:r>
-          </w:p>
-        </w:tc>
-        <w:tc>
-          <w:tcPr/>
-          <w:p>
-            <w:pPr>
-              <w:pStyle w:val="Compact"/>
-            </w:pPr>
-            <w:r>
-              <w:t xml:space="preserve">MEDIUM</w:t>
-            </w:r>
-          </w:p>
-        </w:tc>
-        <w:tc>
-          <w:tcPr/>
-          <w:p>
-            <w:pPr>
-              <w:pStyle w:val="Compact"/>
-            </w:pPr>
-            <w:r>
-              <w:t xml:space="preserve">MPP Engineering</w:t>
-            </w:r>
-          </w:p>
-        </w:tc>
-      </w:tr>
-      <w:tr>
-        <w:tc>
-          <w:tcPr>
-            <w:shd w:val="clear" w:color="auto" w:fill="F2F2F2"/>
-          </w:tcPr>
-          <w:tcPr/>
-          <w:p>
-            <w:pPr>
-              <w:pStyle w:val="Compact"/>
-            </w:pPr>
-            <w:r>
-              <w:rPr>
-                <w:b/>
-                <w:bCs/>
-              </w:rPr>
-              <w:t xml:space="preserve">OI-30</w:t>
-            </w:r>
-          </w:p>
-        </w:tc>
-        <w:tc>
-          <w:tcPr>
-            <w:shd w:val="clear" w:color="auto" w:fill="F2F2F2"/>
-          </w:tcPr>
-          <w:tcPr/>
-          <w:p>
-            <w:pPr>
-              <w:pStyle w:val="Compact"/>
-            </w:pPr>
-            <w:r>
-              <w:t xml:space="preserve">12</w:t>
-            </w:r>
-          </w:p>
-        </w:tc>
-        <w:tc>
-          <w:tcPr>
-            <w:shd w:val="clear" w:color="auto" w:fill="F2F2F2"/>
-          </w:tcPr>
-          <w:tcPr/>
-          <w:p>
-            <w:pPr>
-              <w:pStyle w:val="Compact"/>
-            </w:pPr>
-            <w:r>
-              <w:t xml:space="preserve">Legacy</w:t>
-            </w:r>
-            <w:r>
-              <w:t xml:space="preserve"> </w:t>
-            </w:r>
-            <w:r>
-              <w:t xml:space="preserve">“Reports”</w:t>
-            </w:r>
-            <w:r>
-              <w:t xml:space="preserve"> </w:t>
-            </w:r>
-            <w:r>
-              <w:t xml:space="preserve">tile contents not enumerated. Walk-through needed; couples directly to UJ-19 closure.</w:t>
-            </w:r>
-          </w:p>
-        </w:tc>
-        <w:tc>
-          <w:tcPr>
-            <w:shd w:val="clear" w:color="auto" w:fill="F2F2F2"/>
-          </w:tcPr>
-          <w:tcPr/>
-          <w:p>
-            <w:pPr>
-              <w:pStyle w:val="Compact"/>
-            </w:pPr>
-            <w:r>
-              <w:t xml:space="preserve">MEDIUM</w:t>
-            </w:r>
-          </w:p>
-        </w:tc>
-        <w:tc>
-          <w:tcPr>
-            <w:shd w:val="clear" w:color="auto" w:fill="F2F2F2"/>
-          </w:tcPr>
-          <w:tcPr/>
-          <w:p>
-            <w:pPr>
-              <w:pStyle w:val="Compact"/>
-            </w:pPr>
-            <w:r>
-              <w:t xml:space="preserve">MPP Production Control</w:t>
-            </w:r>
-          </w:p>
-        </w:tc>
-      </w:tr>
-      <w:tr>
-        <w:tc>
           <w:tcPr/>
           <w:p>
             <w:pPr>
@@ -44109,6 +44067,9 @@
           </w:p>
         </w:tc>
         <w:tc>
+          <w:tcPr>
+            <w:shd w:val="clear" w:color="auto" w:fill="F2F2F2"/>
+          </w:tcPr>
           <w:tcPr/>
           <w:p>
             <w:pPr>
@@ -44120,13 +44081,16 @@
           </w:p>
         </w:tc>
         <w:tc>
-          <w:tcPr/>
-          <w:p>
-            <w:pPr>
-              <w:pStyle w:val="Compact"/>
-            </w:pPr>
-            <w:r>
-              <w:t xml:space="preserve">MPP-authored production schedules — how should the MES leverage them beyond shift-window timing? Current design imports them for shift-instance creation and event-derived availability math. Whether MPP wants additional uses (target quotas per shift, line scheduling drift detection, throughput planning, etc.) is unanswered:</w:t>
+          <w:tcPr>
+            <w:shd w:val="clear" w:color="auto" w:fill="F2F2F2"/>
+          </w:tcPr>
+          <w:tcPr/>
+          <w:p>
+            <w:pPr>
+              <w:pStyle w:val="Compact"/>
+            </w:pPr>
+            <w:r>
+              <w:t xml:space="preserve">MPP-authored production schedules — how should the MES leverage them beyond shift-window timing? Current design imports them for shift-instance creation and event-derived availability math. Whether MPP wants additional uses (target quotas per shift, line-scheduling drift detection, throughput planning, etc.) is unanswered:</w:t>
             </w:r>
             <w:r>
               <w:t xml:space="preserve"> </w:t>
@@ -44141,30 +44105,6 @@
           </w:p>
         </w:tc>
         <w:tc>
-          <w:tcPr/>
-          <w:p>
-            <w:pPr>
-              <w:pStyle w:val="Compact"/>
-            </w:pPr>
-            <w:r>
-              <w:t xml:space="preserve">MEDIUM</w:t>
-            </w:r>
-          </w:p>
-        </w:tc>
-        <w:tc>
-          <w:tcPr/>
-          <w:p>
-            <w:pPr>
-              <w:pStyle w:val="Compact"/>
-            </w:pPr>
-            <w:r>
-              <w:t xml:space="preserve">MPP Production Control</w:t>
-            </w:r>
-          </w:p>
-        </w:tc>
-      </w:tr>
-      <w:tr>
-        <w:tc>
           <w:tcPr>
             <w:shd w:val="clear" w:color="auto" w:fill="F2F2F2"/>
           </w:tcPr>
@@ -44174,11 +44114,7 @@
               <w:pStyle w:val="Compact"/>
             </w:pPr>
             <w:r>
-              <w:rPr>
-                <w:b/>
-                <w:bCs/>
-              </w:rPr>
-              <w:t xml:space="preserve">OI-31</w:t>
+              <w:t xml:space="preserve">MEDIUM</w:t>
             </w:r>
           </w:p>
         </w:tc>
@@ -44192,70 +44128,7 @@
               <w:pStyle w:val="Compact"/>
             </w:pPr>
             <w:r>
-              <w:t xml:space="preserve">16</w:t>
-            </w:r>
-          </w:p>
-        </w:tc>
-        <w:tc>
-          <w:tcPr>
-            <w:shd w:val="clear" w:color="auto" w:fill="F2F2F2"/>
-          </w:tcPr>
-          <w:tcPr/>
-          <w:p>
-            <w:pPr>
-              <w:pStyle w:val="Compact"/>
-            </w:pPr>
-            <w:r>
-              <w:rPr>
-                <w:rStyle w:val="VerbatimChar"/>
-              </w:rPr>
-              <w:t xml:space="preserve">Lots.IdentifierSequence</w:t>
-            </w:r>
-            <w:r>
-              <w:t xml:space="preserve"> </w:t>
-            </w:r>
-            <w:r>
-              <w:t xml:space="preserve">cutover seed values + Ben’s rollout-shape decision (single-line vs full-cutover vs shadow). Memo:</w:t>
-            </w:r>
-            <w:r>
-              <w:t xml:space="preserve"> </w:t>
-            </w:r>
-            <w:r>
-              <w:rPr>
-                <w:rStyle w:val="VerbatimChar"/>
-              </w:rPr>
-              <w:t xml:space="preserve">Meeting_Notes/2026-04-24_OI-31_Single-Line_Deployment_Impact.md</w:t>
-            </w:r>
-            <w:r>
-              <w:t xml:space="preserve">.</w:t>
-            </w:r>
-          </w:p>
-        </w:tc>
-        <w:tc>
-          <w:tcPr>
-            <w:shd w:val="clear" w:color="auto" w:fill="F2F2F2"/>
-          </w:tcPr>
-          <w:tcPr/>
-          <w:p>
-            <w:pPr>
-              <w:pStyle w:val="Compact"/>
-            </w:pPr>
-            <w:r>
-              <w:t xml:space="preserve">MEDIUM</w:t>
-            </w:r>
-          </w:p>
-        </w:tc>
-        <w:tc>
-          <w:tcPr>
-            <w:shd w:val="clear" w:color="auto" w:fill="F2F2F2"/>
-          </w:tcPr>
-          <w:tcPr/>
-          <w:p>
-            <w:pPr>
-              <w:pStyle w:val="Compact"/>
-            </w:pPr>
-            <w:r>
-              <w:t xml:space="preserve">MPP IT / Ben (rollout)</w:t>
+              <w:t xml:space="preserve">MPP Production Control</w:t>
             </w:r>
           </w:p>
         </w:tc>
@@ -44300,13 +44173,13 @@
               <w:t xml:space="preserve"> </w:t>
             </w:r>
             <w:r>
-              <w:t xml:space="preserve">“close as not-reproduced.”</w:t>
+              <w:t xml:space="preserve">“close as not-reproduced”</w:t>
             </w:r>
             <w:r>
               <w:t xml:space="preserve"> </w:t>
             </w:r>
             <w:r>
-              <w:t xml:space="preserve">Not blocking until reopened.</w:t>
+              <w:t xml:space="preserve">(lineside check-in IS the allocation per our LocationTypeDefinition + ConsumptionEvent model). Awaits Ben’s explicit confirmation of the not-reproduced framing before final closure.</w:t>
             </w:r>
           </w:p>
         </w:tc>
@@ -44338,79 +44211,6 @@
           <w:tcPr>
             <w:shd w:val="clear" w:color="auto" w:fill="F2F2F2"/>
           </w:tcPr>
-          <w:tcPr/>
-          <w:p>
-            <w:pPr>
-              <w:pStyle w:val="Compact"/>
-            </w:pPr>
-            <w:r>
-              <w:rPr>
-                <w:b/>
-                <w:bCs/>
-              </w:rPr>
-              <w:t xml:space="preserve">UJ-03</w:t>
-            </w:r>
-          </w:p>
-        </w:tc>
-        <w:tc>
-          <w:tcPr>
-            <w:shd w:val="clear" w:color="auto" w:fill="F2F2F2"/>
-          </w:tcPr>
-          <w:tcPr/>
-          <w:p>
-            <w:pPr>
-              <w:pStyle w:val="Compact"/>
-            </w:pPr>
-            <w:r>
-              <w:t xml:space="preserve">5.4</w:t>
-            </w:r>
-          </w:p>
-        </w:tc>
-        <w:tc>
-          <w:tcPr>
-            <w:shd w:val="clear" w:color="auto" w:fill="F2F2F2"/>
-          </w:tcPr>
-          <w:tcPr/>
-          <w:p>
-            <w:pPr>
-              <w:pStyle w:val="Compact"/>
-            </w:pPr>
-            <w:r>
-              <w:t xml:space="preserve">Sub-LOT split trigger — auto-prompt 50/50 vs operator-triggered vs per-Item conditional. Recommended Option A (auto-prompt, current FDS-05-009 design).</w:t>
-            </w:r>
-          </w:p>
-        </w:tc>
-        <w:tc>
-          <w:tcPr>
-            <w:shd w:val="clear" w:color="auto" w:fill="F2F2F2"/>
-          </w:tcPr>
-          <w:tcPr/>
-          <w:p>
-            <w:pPr>
-              <w:pStyle w:val="Compact"/>
-            </w:pPr>
-            <w:r>
-              <w:t xml:space="preserve">MEDIUM</w:t>
-            </w:r>
-          </w:p>
-        </w:tc>
-        <w:tc>
-          <w:tcPr>
-            <w:shd w:val="clear" w:color="auto" w:fill="F2F2F2"/>
-          </w:tcPr>
-          <w:tcPr/>
-          <w:p>
-            <w:pPr>
-              <w:pStyle w:val="Compact"/>
-            </w:pPr>
-            <w:r>
-              <w:t xml:space="preserve">Ben</w:t>
-            </w:r>
-          </w:p>
-        </w:tc>
-      </w:tr>
-      <w:tr>
-        <w:tc>
           <w:tcPr/>
           <w:p>
             <w:pPr>
@@ -44426,6 +44226,9 @@
           </w:p>
         </w:tc>
         <w:tc>
+          <w:tcPr>
+            <w:shd w:val="clear" w:color="auto" w:fill="F2F2F2"/>
+          </w:tcPr>
           <w:tcPr/>
           <w:p>
             <w:pPr>
@@ -44437,6 +44240,9 @@
           </w:p>
         </w:tc>
         <w:tc>
+          <w:tcPr>
+            <w:shd w:val="clear" w:color="auto" w:fill="F2F2F2"/>
+          </w:tcPr>
           <w:tcPr/>
           <w:p>
             <w:pPr>
@@ -44460,30 +44266,6 @@
           </w:p>
         </w:tc>
         <w:tc>
-          <w:tcPr/>
-          <w:p>
-            <w:pPr>
-              <w:pStyle w:val="Compact"/>
-            </w:pPr>
-            <w:r>
-              <w:t xml:space="preserve">MEDIUM</w:t>
-            </w:r>
-          </w:p>
-        </w:tc>
-        <w:tc>
-          <w:tcPr/>
-          <w:p>
-            <w:pPr>
-              <w:pStyle w:val="Compact"/>
-            </w:pPr>
-            <w:r>
-              <w:t xml:space="preserve">MPP Quality / Honda</w:t>
-            </w:r>
-          </w:p>
-        </w:tc>
-      </w:tr>
-      <w:tr>
-        <w:tc>
           <w:tcPr>
             <w:shd w:val="clear" w:color="auto" w:fill="F2F2F2"/>
           </w:tcPr>
@@ -44493,11 +44275,7 @@
               <w:pStyle w:val="Compact"/>
             </w:pPr>
             <w:r>
-              <w:rPr>
-                <w:b/>
-                <w:bCs/>
-              </w:rPr>
-              <w:t xml:space="preserve">OI-25</w:t>
+              <w:t xml:space="preserve">MEDIUM</w:t>
             </w:r>
           </w:p>
         </w:tc>
@@ -44511,263 +44289,14 @@
               <w:pStyle w:val="Compact"/>
             </w:pPr>
             <w:r>
-              <w:t xml:space="preserve">(out-of-MVP)</w:t>
-            </w:r>
-          </w:p>
-        </w:tc>
-        <w:tc>
-          <w:tcPr>
-            <w:shd w:val="clear" w:color="auto" w:fill="F2F2F2"/>
-          </w:tcPr>
-          <w:tcPr/>
-          <w:p>
-            <w:pPr>
-              <w:pStyle w:val="Compact"/>
-            </w:pPr>
-            <w:r>
-              <w:t xml:space="preserve">Legacy</w:t>
-            </w:r>
-            <w:r>
-              <w:t xml:space="preserve"> </w:t>
-            </w:r>
-            <w:r>
-              <w:t xml:space="preserve">“Notifications”</w:t>
-            </w:r>
-            <w:r>
-              <w:t xml:space="preserve"> </w:t>
-            </w:r>
-            <w:r>
-              <w:t xml:space="preserve">Configuration module (email / alert rules) — confirm out-of-MVP and not a regression.</w:t>
-            </w:r>
-          </w:p>
-        </w:tc>
-        <w:tc>
-          <w:tcPr>
-            <w:shd w:val="clear" w:color="auto" w:fill="F2F2F2"/>
-          </w:tcPr>
-          <w:tcPr/>
-          <w:p>
-            <w:pPr>
-              <w:pStyle w:val="Compact"/>
-            </w:pPr>
-            <w:r>
-              <w:t xml:space="preserve">LOW</w:t>
-            </w:r>
-          </w:p>
-        </w:tc>
-        <w:tc>
-          <w:tcPr>
-            <w:shd w:val="clear" w:color="auto" w:fill="F2F2F2"/>
-          </w:tcPr>
-          <w:tcPr/>
-          <w:p>
-            <w:pPr>
-              <w:pStyle w:val="Compact"/>
-            </w:pPr>
-            <w:r>
-              <w:t xml:space="preserve">MPP Operations</w:t>
-            </w:r>
-          </w:p>
-        </w:tc>
-      </w:tr>
-      <w:tr>
-        <w:tc>
-          <w:tcPr/>
-          <w:p>
-            <w:pPr>
-              <w:pStyle w:val="Compact"/>
-            </w:pPr>
-            <w:r>
-              <w:rPr>
-                <w:b/>
-                <w:bCs/>
-              </w:rPr>
-              <w:t xml:space="preserve">OI-27</w:t>
-            </w:r>
-          </w:p>
-        </w:tc>
-        <w:tc>
-          <w:tcPr/>
-          <w:p>
-            <w:pPr>
-              <w:pStyle w:val="Compact"/>
-            </w:pPr>
-            <w:r>
-              <w:t xml:space="preserve">3</w:t>
-            </w:r>
-          </w:p>
-        </w:tc>
-        <w:tc>
-          <w:tcPr/>
-          <w:p>
-            <w:pPr>
-              <w:pStyle w:val="Compact"/>
-            </w:pPr>
-            <w:r>
-              <w:t xml:space="preserve">Legacy Material</w:t>
-            </w:r>
-            <w:r>
-              <w:t xml:space="preserve"> </w:t>
-            </w:r>
-            <w:r>
-              <w:rPr>
-                <w:i/>
-                <w:iCs/>
-              </w:rPr>
-              <w:t xml:space="preserve">“Supply part”</w:t>
-            </w:r>
-            <w:r>
-              <w:t xml:space="preserve"> </w:t>
-            </w:r>
-            <w:r>
-              <w:t xml:space="preserve">BIT flag — purpose unclear. Confirm whether it drives any workflow; if so, add</w:t>
-            </w:r>
-            <w:r>
-              <w:t xml:space="preserve"> </w:t>
-            </w:r>
-            <w:r>
-              <w:rPr>
-                <w:rStyle w:val="VerbatimChar"/>
-              </w:rPr>
-              <w:t xml:space="preserve">IsSupplyPart</w:t>
-            </w:r>
-            <w:r>
-              <w:t xml:space="preserve"> </w:t>
-            </w:r>
-            <w:r>
-              <w:t xml:space="preserve">to</w:t>
-            </w:r>
-            <w:r>
-              <w:t xml:space="preserve"> </w:t>
-            </w:r>
-            <w:r>
-              <w:rPr>
-                <w:rStyle w:val="VerbatimChar"/>
-              </w:rPr>
-              <w:t xml:space="preserve">Parts.Item</w:t>
-            </w:r>
-            <w:r>
-              <w:t xml:space="preserve">.</w:t>
-            </w:r>
-          </w:p>
-        </w:tc>
-        <w:tc>
-          <w:tcPr/>
-          <w:p>
-            <w:pPr>
-              <w:pStyle w:val="Compact"/>
-            </w:pPr>
-            <w:r>
-              <w:t xml:space="preserve">LOW</w:t>
-            </w:r>
-          </w:p>
-        </w:tc>
-        <w:tc>
-          <w:tcPr/>
-          <w:p>
-            <w:pPr>
-              <w:pStyle w:val="Compact"/>
-            </w:pPr>
-            <w:r>
-              <w:t xml:space="preserve">MPP Engineering</w:t>
-            </w:r>
-          </w:p>
-        </w:tc>
-      </w:tr>
-      <w:tr>
-        <w:tc>
-          <w:tcPr>
-            <w:shd w:val="clear" w:color="auto" w:fill="F2F2F2"/>
-          </w:tcPr>
-          <w:tcPr/>
-          <w:p>
-            <w:pPr>
-              <w:pStyle w:val="Compact"/>
-            </w:pPr>
-            <w:r>
-              <w:rPr>
-                <w:b/>
-                <w:bCs/>
-              </w:rPr>
-              <w:t xml:space="preserve">OI-29</w:t>
-            </w:r>
-          </w:p>
-        </w:tc>
-        <w:tc>
-          <w:tcPr>
-            <w:shd w:val="clear" w:color="auto" w:fill="F2F2F2"/>
-          </w:tcPr>
-          <w:tcPr/>
-          <w:p>
-            <w:pPr>
-              <w:pStyle w:val="Compact"/>
-            </w:pPr>
-            <w:r>
-              <w:t xml:space="preserve">2</w:t>
-            </w:r>
-          </w:p>
-        </w:tc>
-        <w:tc>
-          <w:tcPr>
-            <w:shd w:val="clear" w:color="auto" w:fill="F2F2F2"/>
-          </w:tcPr>
-          <w:tcPr/>
-          <w:p>
-            <w:pPr>
-              <w:pStyle w:val="Compact"/>
-            </w:pPr>
-            <w:r>
-              <w:t xml:space="preserve">Legacy Workstation Category grouping orthogonal to Area / Line / Cell — UI navigation convenience? Our ISA-95 hierarchy may already cover; if not, add</w:t>
-            </w:r>
-            <w:r>
-              <w:t xml:space="preserve"> </w:t>
-            </w:r>
-            <w:r>
-              <w:rPr>
-                <w:rStyle w:val="VerbatimChar"/>
-              </w:rPr>
-              <w:t xml:space="preserve">WorkstationCategory</w:t>
-            </w:r>
-            <w:r>
-              <w:t xml:space="preserve"> </w:t>
-            </w:r>
-            <w:r>
-              <w:t xml:space="preserve">LocationAttribute.</w:t>
-            </w:r>
-          </w:p>
-        </w:tc>
-        <w:tc>
-          <w:tcPr>
-            <w:shd w:val="clear" w:color="auto" w:fill="F2F2F2"/>
-          </w:tcPr>
-          <w:tcPr/>
-          <w:p>
-            <w:pPr>
-              <w:pStyle w:val="Compact"/>
-            </w:pPr>
-            <w:r>
-              <w:t xml:space="preserve">LOW</w:t>
-            </w:r>
-          </w:p>
-        </w:tc>
-        <w:tc>
-          <w:tcPr>
-            <w:shd w:val="clear" w:color="auto" w:fill="F2F2F2"/>
-          </w:tcPr>
-          <w:tcPr/>
-          <w:p>
-            <w:pPr>
-              <w:pStyle w:val="Compact"/>
-            </w:pPr>
-            <w:r>
-              <w:t xml:space="preserve">MPP Operations</w:t>
+              <w:t xml:space="preserve">MPP Quality / Honda</w:t>
             </w:r>
           </w:p>
         </w:tc>
       </w:tr>
     </w:tbl>
-    <w:bookmarkEnd w:id="368"/>
-    <w:bookmarkEnd w:id="369"/>
+    <w:bookmarkEnd w:id="370"/>
+    <w:bookmarkEnd w:id="371"/>
     <w:sectPr>
       <w:footnotePr>
         <w:numRestart w:val="eachSect"/>

--- a/MPP_MES_FDS.docx
+++ b/MPP_MES_FDS.docx
@@ -90,7 +90,7 @@
         <w:t xml:space="preserve"> </w:t>
       </w:r>
       <w:r>
-        <w:t xml:space="preserve">1.1 — Customer Review Release</w:t>
+        <w:t xml:space="preserve">1.3 — Customer Review Release</w:t>
       </w:r>
       <w:r>
         <w:t xml:space="preserve"> </w:t>
@@ -106,7 +106,7 @@
         <w:t xml:space="preserve"> </w:t>
       </w:r>
       <w:r>
-        <w:t xml:space="preserve">2026-05-12</w:t>
+        <w:t xml:space="preserve">2026-06-03</w:t>
       </w:r>
     </w:p>
     <w:p>

--- a/MPP_MES_FDS.docx
+++ b/MPP_MES_FDS.docx
@@ -90,7 +90,7 @@
         <w:t xml:space="preserve"> </w:t>
       </w:r>
       <w:r>
-        <w:t xml:space="preserve">1.3 — Customer Review Release</w:t>
+        <w:t xml:space="preserve">1.4 — Customer Review Release</w:t>
       </w:r>
       <w:r>
         <w:t xml:space="preserve"> </w:t>
@@ -106,7 +106,7 @@
         <w:t xml:space="preserve"> </w:t>
       </w:r>
       <w:r>
-        <w:t xml:space="preserve">2026-06-03</w:t>
+        <w:t xml:space="preserve">2026-06-10</w:t>
       </w:r>
     </w:p>
     <w:p>
@@ -416,6 +416,461 @@
                 <w:color w:val="FFFFFF"/>
               </w:rPr>
               <w:t xml:space="preserve">Change Summary</w:t>
+            </w:r>
+          </w:p>
+        </w:tc>
+      </w:tr>
+      <w:tr>
+        <w:tc>
+          <w:tcPr/>
+          <w:p>
+            <w:pPr>
+              <w:pStyle w:val="Compact"/>
+            </w:pPr>
+            <w:r>
+              <w:t xml:space="preserve">1.4</w:t>
+            </w:r>
+          </w:p>
+        </w:tc>
+        <w:tc>
+          <w:tcPr/>
+          <w:p>
+            <w:pPr>
+              <w:pStyle w:val="Compact"/>
+            </w:pPr>
+            <w:r>
+              <w:t xml:space="preserve">2026-06-10</w:t>
+            </w:r>
+          </w:p>
+        </w:tc>
+        <w:tc>
+          <w:tcPr/>
+          <w:p>
+            <w:pPr>
+              <w:pStyle w:val="Compact"/>
+            </w:pPr>
+            <w:r>
+              <w:t xml:space="preserve">Blue Ridge Automation</w:t>
+            </w:r>
+          </w:p>
+        </w:tc>
+        <w:tc>
+          <w:tcPr/>
+          <w:p>
+            <w:pPr>
+              <w:pStyle w:val="Compact"/>
+            </w:pPr>
+            <w:r>
+              <w:rPr>
+                <w:b/>
+                <w:bCs/>
+              </w:rPr>
+              <w:t xml:space="preserve">Terminal mode model replaced (view-policy).</w:t>
+            </w:r>
+            <w:r>
+              <w:t xml:space="preserve"> </w:t>
+            </w:r>
+            <w:r>
+              <w:t xml:space="preserve">FDS-02-010 rewritten — dedicated-vs-shared behavior is a property of the operator view assigned via the Terminal’s</w:t>
+            </w:r>
+            <w:r>
+              <w:t xml:space="preserve"> </w:t>
+            </w:r>
+            <w:r>
+              <w:rPr>
+                <w:rStyle w:val="VerbatimChar"/>
+              </w:rPr>
+              <w:t xml:space="preserve">DefaultScreen</w:t>
+            </w:r>
+            <w:r>
+              <w:t xml:space="preserve"> </w:t>
+            </w:r>
+            <w:r>
+              <w:t xml:space="preserve">attribute; the parent-tier derivation is retired (MPP’s machining/assembly lines + trim shops are tracked at line/area resolution with no equipment cells beneath their terminals, so the hierarchy cannot encode behavior; smoke-discovered 2026-06-10). Dedicated context = the Terminal’s parent Location at any tier; shared context picker = descendant</w:t>
+            </w:r>
+            <w:r>
+              <w:t xml:space="preserve"> </w:t>
+            </w:r>
+            <w:r>
+              <w:rPr>
+                <w:b/>
+                <w:bCs/>
+              </w:rPr>
+              <w:t xml:space="preserve">equipment</w:t>
+            </w:r>
+            <w:r>
+              <w:t xml:space="preserve"> </w:t>
+            </w:r>
+            <w:r>
+              <w:t xml:space="preserve">Cells (new</w:t>
+            </w:r>
+            <w:r>
+              <w:t xml:space="preserve"> </w:t>
+            </w:r>
+            <w:r>
+              <w:rPr>
+                <w:rStyle w:val="VerbatimChar"/>
+              </w:rPr>
+              <w:t xml:space="preserve">Location.Terminal_ListContextCells</w:t>
+            </w:r>
+            <w:r>
+              <w:t xml:space="preserve">, excluding Terminal/Printer kinds). FDS-02-008 (no mode attribute; ≥1 child Printer required,</w:t>
+            </w:r>
+            <w:r>
+              <w:t xml:space="preserve"> </w:t>
+            </w:r>
+            <w:r>
+              <w:rPr>
+                <w:rStyle w:val="VerbatimChar"/>
+              </w:rPr>
+              <w:t xml:space="preserve">HasPrinter</w:t>
+            </w:r>
+            <w:r>
+              <w:t xml:space="preserve"> </w:t>
+            </w:r>
+            <w:r>
+              <w:t xml:space="preserve">registry flag), FDS-02-009/011 (context rules re-anchored to view flavor), FDS-04-003 (presence policy via</w:t>
+            </w:r>
+            <w:r>
+              <w:t xml:space="preserve"> </w:t>
+            </w:r>
+            <w:r>
+              <w:rPr>
+                <w:rStyle w:val="VerbatimChar"/>
+              </w:rPr>
+              <w:t xml:space="preserve">session.custom.presence.policy</w:t>
+            </w:r>
+            <w:r>
+              <w:t xml:space="preserve">) amended;</w:t>
+            </w:r>
+            <w:r>
+              <w:t xml:space="preserve"> </w:t>
+            </w:r>
+            <w:r>
+              <w:rPr>
+                <w:b/>
+                <w:bCs/>
+              </w:rPr>
+              <w:t xml:space="preserve">FDS-04-006 explicitly unchanged</w:t>
+            </w:r>
+            <w:r>
+              <w:t xml:space="preserve"> </w:t>
+            </w:r>
+            <w:r>
+              <w:t xml:space="preserve">— both flavors keep the 30-minute re-confirmation. Design record:</w:t>
+            </w:r>
+            <w:r>
+              <w:t xml:space="preserve"> </w:t>
+            </w:r>
+            <w:r>
+              <w:rPr>
+                <w:rStyle w:val="VerbatimChar"/>
+              </w:rPr>
+              <w:t xml:space="preserve">docs/superpowers/specs/2026-06-10-terminal-mode-view-policy-design.md</w:t>
+            </w:r>
+            <w:r>
+              <w:t xml:space="preserve">.</w:t>
+            </w:r>
+          </w:p>
+        </w:tc>
+      </w:tr>
+      <w:tr>
+        <w:tc>
+          <w:tcPr>
+            <w:shd w:val="clear" w:color="auto" w:fill="F2F2F2"/>
+          </w:tcPr>
+          <w:tcPr/>
+          <w:p>
+            <w:pPr>
+              <w:pStyle w:val="Compact"/>
+            </w:pPr>
+            <w:r>
+              <w:t xml:space="preserve">1.3a</w:t>
+            </w:r>
+          </w:p>
+        </w:tc>
+        <w:tc>
+          <w:tcPr>
+            <w:shd w:val="clear" w:color="auto" w:fill="F2F2F2"/>
+          </w:tcPr>
+          <w:tcPr/>
+          <w:p>
+            <w:pPr>
+              <w:pStyle w:val="Compact"/>
+            </w:pPr>
+            <w:r>
+              <w:t xml:space="preserve">2026-06-09</w:t>
+            </w:r>
+          </w:p>
+        </w:tc>
+        <w:tc>
+          <w:tcPr>
+            <w:shd w:val="clear" w:color="auto" w:fill="F2F2F2"/>
+          </w:tcPr>
+          <w:tcPr/>
+          <w:p>
+            <w:pPr>
+              <w:pStyle w:val="Compact"/>
+            </w:pPr>
+            <w:r>
+              <w:t xml:space="preserve">Blue Ridge Automation</w:t>
+            </w:r>
+          </w:p>
+        </w:tc>
+        <w:tc>
+          <w:tcPr>
+            <w:shd w:val="clear" w:color="auto" w:fill="F2F2F2"/>
+          </w:tcPr>
+          <w:tcPr/>
+          <w:p>
+            <w:pPr>
+              <w:pStyle w:val="Compact"/>
+            </w:pPr>
+            <w:r>
+              <w:rPr>
+                <w:b/>
+                <w:bCs/>
+              </w:rPr>
+              <w:t xml:space="preserve">FDS-11-009 retention policy amended per OI-35 B1 sign-off (2026-06-08).</w:t>
+            </w:r>
+            <w:r>
+              <w:t xml:space="preserve"> </w:t>
+            </w:r>
+            <w:r>
+              <w:t xml:space="preserve">The flat</w:t>
+            </w:r>
+            <w:r>
+              <w:t xml:space="preserve"> </w:t>
+            </w:r>
+            <w:r>
+              <w:t xml:space="preserve">“all MES data 20 years”</w:t>
+            </w:r>
+            <w:r>
+              <w:t xml:space="preserve"> </w:t>
+            </w:r>
+            <w:r>
+              <w:t xml:space="preserve">rule is replaced with</w:t>
+            </w:r>
+            <w:r>
+              <w:t xml:space="preserve"> </w:t>
+            </w:r>
+            <w:r>
+              <w:rPr>
+                <w:b/>
+                <w:bCs/>
+              </w:rPr>
+              <w:t xml:space="preserve">differentiated per-table retention</w:t>
+            </w:r>
+            <w:r>
+              <w:t xml:space="preserve"> </w:t>
+            </w:r>
+            <w:r>
+              <w:t xml:space="preserve">— 20-yr Honda traceability (</w:t>
+            </w:r>
+            <w:r>
+              <w:rPr>
+                <w:rStyle w:val="VerbatimChar"/>
+              </w:rPr>
+              <w:t xml:space="preserve">Lots.*</w:t>
+            </w:r>
+            <w:r>
+              <w:t xml:space="preserve"> </w:t>
+            </w:r>
+            <w:r>
+              <w:t xml:space="preserve">events,</w:t>
+            </w:r>
+            <w:r>
+              <w:t xml:space="preserve"> </w:t>
+            </w:r>
+            <w:r>
+              <w:rPr>
+                <w:rStyle w:val="VerbatimChar"/>
+              </w:rPr>
+              <w:t xml:space="preserve">ContainerSerial</w:t>
+            </w:r>
+            <w:r>
+              <w:t xml:space="preserve">/</w:t>
+            </w:r>
+            <w:r>
+              <w:rPr>
+                <w:rStyle w:val="VerbatimChar"/>
+              </w:rPr>
+              <w:t xml:space="preserve">History</w:t>
+            </w:r>
+            <w:r>
+              <w:t xml:space="preserve">,</w:t>
+            </w:r>
+            <w:r>
+              <w:t xml:space="preserve"> </w:t>
+            </w:r>
+            <w:r>
+              <w:rPr>
+                <w:rStyle w:val="VerbatimChar"/>
+              </w:rPr>
+              <w:t xml:space="preserve">ShippingLabel</w:t>
+            </w:r>
+            <w:r>
+              <w:t xml:space="preserve">,</w:t>
+            </w:r>
+            <w:r>
+              <w:t xml:space="preserve"> </w:t>
+            </w:r>
+            <w:r>
+              <w:rPr>
+                <w:rStyle w:val="VerbatimChar"/>
+              </w:rPr>
+              <w:t xml:space="preserve">Workorder.ConsumptionEvent</w:t>
+            </w:r>
+            <w:r>
+              <w:t xml:space="preserve">/</w:t>
+            </w:r>
+            <w:r>
+              <w:rPr>
+                <w:rStyle w:val="VerbatimChar"/>
+              </w:rPr>
+              <w:t xml:space="preserve">RejectEvent</w:t>
+            </w:r>
+            <w:r>
+              <w:t xml:space="preserve">,</w:t>
+            </w:r>
+            <w:r>
+              <w:t xml:space="preserve"> </w:t>
+            </w:r>
+            <w:r>
+              <w:rPr>
+                <w:rStyle w:val="VerbatimChar"/>
+              </w:rPr>
+              <w:t xml:space="preserve">Quality.QualitySample</w:t>
+            </w:r>
+            <w:r>
+              <w:t xml:space="preserve">/</w:t>
+            </w:r>
+            <w:r>
+              <w:rPr>
+                <w:rStyle w:val="VerbatimChar"/>
+              </w:rPr>
+              <w:t xml:space="preserve">QualityResult</w:t>
+            </w:r>
+            <w:r>
+              <w:t xml:space="preserve">) vs 7-yr general operational/audit (</w:t>
+            </w:r>
+            <w:r>
+              <w:rPr>
+                <w:rStyle w:val="VerbatimChar"/>
+              </w:rPr>
+              <w:t xml:space="preserve">Audit.OperationLog</w:t>
+            </w:r>
+            <w:r>
+              <w:t xml:space="preserve">/</w:t>
+            </w:r>
+            <w:r>
+              <w:rPr>
+                <w:rStyle w:val="VerbatimChar"/>
+              </w:rPr>
+              <w:t xml:space="preserve">FailureLog</w:t>
+            </w:r>
+            <w:r>
+              <w:t xml:space="preserve">/</w:t>
+            </w:r>
+            <w:r>
+              <w:rPr>
+                <w:rStyle w:val="VerbatimChar"/>
+              </w:rPr>
+              <w:t xml:space="preserve">InterfaceLog</w:t>
+            </w:r>
+            <w:r>
+              <w:t xml:space="preserve">/</w:t>
+            </w:r>
+            <w:r>
+              <w:rPr>
+                <w:rStyle w:val="VerbatimChar"/>
+              </w:rPr>
+              <w:t xml:space="preserve">ConfigLog</w:t>
+            </w:r>
+            <w:r>
+              <w:t xml:space="preserve">,</w:t>
+            </w:r>
+            <w:r>
+              <w:t xml:space="preserve"> </w:t>
+            </w:r>
+            <w:r>
+              <w:rPr>
+                <w:rStyle w:val="VerbatimChar"/>
+              </w:rPr>
+              <w:t xml:space="preserve">Oee.DowntimeEvent</w:t>
+            </w:r>
+            <w:r>
+              <w:t xml:space="preserve">,</w:t>
+            </w:r>
+            <w:r>
+              <w:t xml:space="preserve"> </w:t>
+            </w:r>
+            <w:r>
+              <w:rPr>
+                <w:rStyle w:val="VerbatimChar"/>
+              </w:rPr>
+              <w:t xml:space="preserve">Workorder.ProductionEvent</w:t>
+            </w:r>
+            <w:r>
+              <w:t xml:space="preserve">/</w:t>
+            </w:r>
+            <w:r>
+              <w:rPr>
+                <w:rStyle w:val="VerbatimChar"/>
+              </w:rPr>
+              <w:t xml:space="preserve">Value</w:t>
+            </w:r>
+            <w:r>
+              <w:t xml:space="preserve">,</w:t>
+            </w:r>
+            <w:r>
+              <w:t xml:space="preserve"> </w:t>
+            </w:r>
+            <w:r>
+              <w:rPr>
+                <w:rStyle w:val="VerbatimChar"/>
+              </w:rPr>
+              <w:t xml:space="preserve">Quality.QualityAttachment</w:t>
+            </w:r>
+            <w:r>
+              <w:t xml:space="preserve">) — enforced via the OI-35 B2 monthly sliding-window partition process (</w:t>
+            </w:r>
+            <w:r>
+              <w:rPr>
+                <w:rStyle w:val="VerbatimChar"/>
+              </w:rPr>
+              <w:t xml:space="preserve">TRUNCATE</w:t>
+            </w:r>
+            <w:r>
+              <w:t xml:space="preserve"> </w:t>
+            </w:r>
+            <w:r>
+              <w:t xml:space="preserve">age-out; see Data Model §</w:t>
+            </w:r>
+            <w:r>
+              <w:t xml:space="preserve"> </w:t>
+            </w:r>
+            <w:r>
+              <w:t xml:space="preserve">“Scaling Decisions”</w:t>
+            </w:r>
+            <w:r>
+              <w:t xml:space="preserve">). Final windows subject to MPP IT confirmation (B1). Post-acceptance amendment from the signed-off Phase 0 Track-B architecture review; no other §11 change.</w:t>
+            </w:r>
+            <w:r>
+              <w:t xml:space="preserve"> </w:t>
+            </w:r>
+            <w:r>
+              <w:rPr>
+                <w:b/>
+                <w:bCs/>
+              </w:rPr>
+              <w:t xml:space="preserve">Carried action:</w:t>
+            </w:r>
+            <w:r>
+              <w:t xml:space="preserve"> </w:t>
+            </w:r>
+            <w:r>
+              <w:t xml:space="preserve">remove the 50/50 even-split-default wording from §5/§6 sub-LOT-split prose at the next pass (UJ-03 changed per Phase 0 T008 — operator enters all split quantities).</w:t>
             </w:r>
           </w:p>
         </w:tc>
@@ -12131,7 +12586,25 @@
         <w:t xml:space="preserve">shared</w:t>
       </w:r>
       <w:r>
-        <w:t xml:space="preserve">.</w:t>
+        <w:t xml:space="preserve"> </w:t>
+      </w:r>
+      <w:r>
+        <w:t xml:space="preserve">— determined by the operator view each terminal is assigned via its</w:t>
+      </w:r>
+      <w:r>
+        <w:t xml:space="preserve"> </w:t>
+      </w:r>
+      <w:r>
+        <w:rPr>
+          <w:rStyle w:val="VerbatimChar"/>
+        </w:rPr>
+        <w:t xml:space="preserve">DefaultScreen</w:t>
+      </w:r>
+      <w:r>
+        <w:t xml:space="preserve"> </w:t>
+      </w:r>
+      <w:r>
+        <w:t xml:space="preserve">attribute, not by its position in the hierarchy (FDS-02-010).</w:t>
       </w:r>
       <w:r>
         <w:t xml:space="preserve"> </w:t>
@@ -12176,7 +12649,7 @@
         <w:t xml:space="preserve"> </w:t>
       </w:r>
       <w:r>
-        <w:t xml:space="preserve">type, but a Terminal</w:t>
+        <w:t xml:space="preserve">type, and a Terminal</w:t>
       </w:r>
       <w:r>
         <w:t xml:space="preserve"> </w:t>
@@ -12191,7 +12664,7 @@
         <w:t xml:space="preserve"> </w:t>
       </w:r>
       <w:r>
-        <w:t xml:space="preserve">MAY be parented at any tier — Cell, WorkCenter, or Area — and its parent tier determines the mode. Dedicated terminals (Cell-parented) have a fixed Cell context that cannot be changed in the UI. Shared terminals (WorkCenter- or Area-parented) let the operator pick a Cell context — by</w:t>
+        <w:t xml:space="preserve">MAY be parented at any tier — Cell, WorkCenter, or Area. Dedicated-flavor views carry a fixed location context: the Terminal’s parent Location, at whatever tier it sits (a press Cell, a machining/assembly Line tracked at line resolution, or an Area such as a Trim Shop tracked at area resolution). Shared-flavor views open with a select-location step that lets the operator pick the context — by</w:t>
       </w:r>
       <w:r>
         <w:t xml:space="preserve"> </w:t>
@@ -12207,7 +12680,53 @@
         <w:t xml:space="preserve"> </w:t>
       </w:r>
       <w:r>
-        <w:t xml:space="preserve">— constrained to descendant Cells of the parent Location. Part ↔ Cell eligibility is enforced via</w:t>
+        <w:t xml:space="preserve">— constrained to descendant</w:t>
+      </w:r>
+      <w:r>
+        <w:t xml:space="preserve"> </w:t>
+      </w:r>
+      <w:r>
+        <w:rPr>
+          <w:i/>
+          <w:iCs/>
+        </w:rPr>
+        <w:t xml:space="preserve">equipment</w:t>
+      </w:r>
+      <w:r>
+        <w:t xml:space="preserve"> </w:t>
+      </w:r>
+      <w:r>
+        <w:t xml:space="preserve">Cells of the parent Location (excluding the</w:t>
+      </w:r>
+      <w:r>
+        <w:t xml:space="preserve"> </w:t>
+      </w:r>
+      <w:r>
+        <w:rPr>
+          <w:rStyle w:val="VerbatimChar"/>
+        </w:rPr>
+        <w:t xml:space="preserve">Terminal</w:t>
+      </w:r>
+      <w:r>
+        <w:t xml:space="preserve"> </w:t>
+      </w:r>
+      <w:r>
+        <w:t xml:space="preserve">/</w:t>
+      </w:r>
+      <w:r>
+        <w:t xml:space="preserve"> </w:t>
+      </w:r>
+      <w:r>
+        <w:rPr>
+          <w:rStyle w:val="VerbatimChar"/>
+        </w:rPr>
+        <w:t xml:space="preserve">Printer</w:t>
+      </w:r>
+      <w:r>
+        <w:t xml:space="preserve"> </w:t>
+      </w:r>
+      <w:r>
+        <w:t xml:space="preserve">infrastructure kinds). Part ↔ Cell eligibility is enforced via</w:t>
       </w:r>
       <w:r>
         <w:t xml:space="preserve"> </w:t>
@@ -12341,7 +12860,52 @@
         <w:t xml:space="preserve"> </w:t>
       </w:r>
       <w:r>
-        <w:t xml:space="preserve">definition (see FDS-02-005 Example 1). Terminal mode (Dedicated vs Shared) is derived from the parent tier per FDS-02-010 — not stored as an attribute.</w:t>
+        <w:t xml:space="preserve">definition (see FDS-02-005 Example 1). Terminal behavior (dedicated vs shared) follows the operator view assigned via the Terminal’s</w:t>
+      </w:r>
+      <w:r>
+        <w:t xml:space="preserve"> </w:t>
+      </w:r>
+      <w:r>
+        <w:rPr>
+          <w:rStyle w:val="VerbatimChar"/>
+        </w:rPr>
+        <w:t xml:space="preserve">DefaultScreen</w:t>
+      </w:r>
+      <w:r>
+        <w:t xml:space="preserve"> </w:t>
+      </w:r>
+      <w:r>
+        <w:t xml:space="preserve">attribute per FDS-02-010 — it is neither derived from the parent tier nor stored as a mode attribute. Every Terminal SHALL carry at least one active child</w:t>
+      </w:r>
+      <w:r>
+        <w:t xml:space="preserve"> </w:t>
+      </w:r>
+      <w:r>
+        <w:rPr>
+          <w:rStyle w:val="VerbatimChar"/>
+        </w:rPr>
+        <w:t xml:space="preserve">Printer</w:t>
+      </w:r>
+      <w:r>
+        <w:t xml:space="preserve"> </w:t>
+      </w:r>
+      <w:r>
+        <w:t xml:space="preserve">Location (multiple supported); the terminal registry surfaces a</w:t>
+      </w:r>
+      <w:r>
+        <w:t xml:space="preserve"> </w:t>
+      </w:r>
+      <w:r>
+        <w:rPr>
+          <w:rStyle w:val="VerbatimChar"/>
+        </w:rPr>
+        <w:t xml:space="preserve">HasPrinter</w:t>
+      </w:r>
+      <w:r>
+        <w:t xml:space="preserve"> </w:t>
+      </w:r>
+      <w:r>
+        <w:t xml:space="preserve">validation flag.</w:t>
       </w:r>
     </w:p>
     <w:bookmarkEnd w:id="57"/>
@@ -12461,7 +13025,7 @@
         <w:t xml:space="preserve"> </w:t>
       </w:r>
       <w:r>
-        <w:t xml:space="preserve">where the production happens (a Cell —</w:t>
+        <w:t xml:space="preserve">where the production happens (an equipment Cell —</w:t>
       </w:r>
       <w:r>
         <w:t xml:space="preserve"> </w:t>
@@ -12521,7 +13085,7 @@
         <w:t xml:space="preserve">InspectionStation</w:t>
       </w:r>
       <w:r>
-        <w:t xml:space="preserve">, etc.)</w:t>
+        <w:t xml:space="preserve">, etc. — or, for terminals running a dedicated-flavor view whose parent is a Line or Area, that parent Location itself)</w:t>
       </w:r>
     </w:p>
     <w:p>
@@ -12529,7 +13093,7 @@
         <w:pStyle w:val="FirstParagraph"/>
       </w:pPr>
       <w:r>
-        <w:t xml:space="preserve">On</w:t>
+        <w:t xml:space="preserve">On terminals running a</w:t>
       </w:r>
       <w:r>
         <w:t xml:space="preserve"> </w:t>
@@ -12539,13 +13103,13 @@
           <w:b/>
           <w:bCs/>
         </w:rPr>
-        <w:t xml:space="preserve">Dedicated</w:t>
-      </w:r>
-      <w:r>
-        <w:t xml:space="preserve"> </w:t>
-      </w:r>
-      <w:r>
-        <w:t xml:space="preserve">terminals (FDS-02-010) the Cell context SHALL be the Terminal Location’s parent Cell — fixed, with no selector exposed in the UI.</w:t>
+        <w:t xml:space="preserve">dedicated-flavor</w:t>
+      </w:r>
+      <w:r>
+        <w:t xml:space="preserve"> </w:t>
+      </w:r>
+      <w:r>
+        <w:t xml:space="preserve">view (FDS-02-010) the location context SHALL be the Terminal Location’s parent — fixed, with no selector exposed in the UI. The parent MAY be any tier: a Cell (e.g., a die-cast machine), a WorkCenter/Line (machining + assembly lines tracked at line resolution per MPP’s traceability requirement), or an Area (e.g., a Trim Shop tracked at area resolution).</w:t>
       </w:r>
     </w:p>
     <w:p>
@@ -12553,7 +13117,7 @@
         <w:pStyle w:val="BodyText"/>
       </w:pPr>
       <w:r>
-        <w:t xml:space="preserve">On</w:t>
+        <w:t xml:space="preserve">On terminals running a</w:t>
       </w:r>
       <w:r>
         <w:t xml:space="preserve"> </w:t>
@@ -12563,13 +13127,13 @@
           <w:b/>
           <w:bCs/>
         </w:rPr>
-        <w:t xml:space="preserve">Shared</w:t>
-      </w:r>
-      <w:r>
-        <w:t xml:space="preserve"> </w:t>
-      </w:r>
-      <w:r>
-        <w:t xml:space="preserve">terminals the Cell context SHALL be selected by the operator at session start using either of two equivalent mechanisms:</w:t>
+        <w:t xml:space="preserve">shared-flavor</w:t>
+      </w:r>
+      <w:r>
+        <w:t xml:space="preserve"> </w:t>
+      </w:r>
+      <w:r>
+        <w:t xml:space="preserve">view the location context SHALL be selected by the operator at session start using either of two equivalent mechanisms:</w:t>
       </w:r>
     </w:p>
     <w:p>
@@ -12613,57 +13177,7 @@
         <w:t xml:space="preserve"> </w:t>
       </w:r>
       <w:r>
-        <w:t xml:space="preserve">— the operator picks from a dropdown of eligible Cells (the descendant Cells of the terminal’s parent Location).</w:t>
-      </w:r>
-    </w:p>
-    <w:p>
-      <w:pPr>
-        <w:pStyle w:val="FirstParagraph"/>
-      </w:pPr>
-      <w:r>
-        <w:t xml:space="preserve">The operator MAY change the Cell context mid-session by either mechanism. The new</w:t>
-      </w:r>
-      <w:r>
-        <w:t xml:space="preserve"> </w:t>
-      </w:r>
-      <w:r>
-        <w:rPr>
-          <w:rStyle w:val="VerbatimChar"/>
-        </w:rPr>
-        <w:t xml:space="preserve">LocationId</w:t>
-      </w:r>
-      <w:r>
-        <w:t xml:space="preserve"> </w:t>
-      </w:r>
-      <w:r>
-        <w:t xml:space="preserve">SHALL apply to all subsequent events written from the terminal until changed again.</w:t>
-      </w:r>
-    </w:p>
-    <w:bookmarkEnd w:id="58"/>
-    <w:bookmarkStart w:id="59" w:name="Xc884f3ff7aae35a80b817ade62e658621e4ced1"/>
-    <w:p>
-      <w:pPr>
-        <w:pStyle w:val="Heading4"/>
-      </w:pPr>
-      <w:r>
-        <w:t xml:space="preserve">FDS-02-010 — Terminal Mode Determined by Location Assignment —</w:t>
-      </w:r>
-      <w:r>
-        <w:t xml:space="preserve"> </w:t>
-      </w:r>
-      <w:r>
-        <w:rPr>
-          <w:rStyle w:val="VerbatimChar"/>
-        </w:rPr>
-        <w:t xml:space="preserve">MVP</w:t>
-      </w:r>
-    </w:p>
-    <w:p>
-      <w:pPr>
-        <w:pStyle w:val="FirstParagraph"/>
-      </w:pPr>
-      <w:r>
-        <w:t xml:space="preserve">A Terminal’s mode (Dedicated or Shared) is</w:t>
+        <w:t xml:space="preserve">— the operator picks from a dropdown of eligible Cells (the descendant</w:t>
       </w:r>
       <w:r>
         <w:t xml:space="preserve"> </w:t>
@@ -12673,10 +13187,136 @@
           <w:b/>
           <w:bCs/>
         </w:rPr>
-        <w:t xml:space="preserve">derived from the tier of its parent Location in the ISA-95 hierarchy</w:t>
-      </w:r>
-      <w:r>
-        <w:t xml:space="preserve">. No separate</w:t>
+        <w:t xml:space="preserve">equipment</w:t>
+      </w:r>
+      <w:r>
+        <w:t xml:space="preserve"> </w:t>
+      </w:r>
+      <w:r>
+        <w:t xml:space="preserve">Cells of the terminal’s parent Location — Cell-tier Locations excluding the</w:t>
+      </w:r>
+      <w:r>
+        <w:t xml:space="preserve"> </w:t>
+      </w:r>
+      <w:r>
+        <w:rPr>
+          <w:rStyle w:val="VerbatimChar"/>
+        </w:rPr>
+        <w:t xml:space="preserve">Terminal</w:t>
+      </w:r>
+      <w:r>
+        <w:t xml:space="preserve"> </w:t>
+      </w:r>
+      <w:r>
+        <w:t xml:space="preserve">and</w:t>
+      </w:r>
+      <w:r>
+        <w:t xml:space="preserve"> </w:t>
+      </w:r>
+      <w:r>
+        <w:rPr>
+          <w:rStyle w:val="VerbatimChar"/>
+        </w:rPr>
+        <w:t xml:space="preserve">Printer</w:t>
+      </w:r>
+      <w:r>
+        <w:t xml:space="preserve"> </w:t>
+      </w:r>
+      <w:r>
+        <w:t xml:space="preserve">infrastructure kinds; proc</w:t>
+      </w:r>
+      <w:r>
+        <w:t xml:space="preserve"> </w:t>
+      </w:r>
+      <w:r>
+        <w:rPr>
+          <w:rStyle w:val="VerbatimChar"/>
+        </w:rPr>
+        <w:t xml:space="preserve">Location.Terminal_ListContextCells</w:t>
+      </w:r>
+      <w:r>
+        <w:t xml:space="preserve">).</w:t>
+      </w:r>
+    </w:p>
+    <w:p>
+      <w:pPr>
+        <w:pStyle w:val="FirstParagraph"/>
+      </w:pPr>
+      <w:r>
+        <w:t xml:space="preserve">The operator MAY change the Cell context mid-session by either mechanism. The new</w:t>
+      </w:r>
+      <w:r>
+        <w:t xml:space="preserve"> </w:t>
+      </w:r>
+      <w:r>
+        <w:rPr>
+          <w:rStyle w:val="VerbatimChar"/>
+        </w:rPr>
+        <w:t xml:space="preserve">LocationId</w:t>
+      </w:r>
+      <w:r>
+        <w:t xml:space="preserve"> </w:t>
+      </w:r>
+      <w:r>
+        <w:t xml:space="preserve">SHALL apply to all subsequent events written from the terminal until changed again.</w:t>
+      </w:r>
+    </w:p>
+    <w:bookmarkEnd w:id="58"/>
+    <w:bookmarkStart w:id="59" w:name="X08402105fa897fae521e95a03675b3b5e796d71"/>
+    <w:p>
+      <w:pPr>
+        <w:pStyle w:val="Heading4"/>
+      </w:pPr>
+      <w:r>
+        <w:t xml:space="preserve">FDS-02-010 — Terminal Behavior Determined by Assigned View —</w:t>
+      </w:r>
+      <w:r>
+        <w:t xml:space="preserve"> </w:t>
+      </w:r>
+      <w:r>
+        <w:rPr>
+          <w:rStyle w:val="VerbatimChar"/>
+        </w:rPr>
+        <w:t xml:space="preserve">MVP</w:t>
+      </w:r>
+    </w:p>
+    <w:p>
+      <w:pPr>
+        <w:pStyle w:val="FirstParagraph"/>
+      </w:pPr>
+      <w:r>
+        <w:t xml:space="preserve">A Terminal’s dedicated-vs-shared behavior is a property of the</w:t>
+      </w:r>
+      <w:r>
+        <w:t xml:space="preserve"> </w:t>
+      </w:r>
+      <w:r>
+        <w:rPr>
+          <w:b/>
+          <w:bCs/>
+        </w:rPr>
+        <w:t xml:space="preserve">operator view it is assigned</w:t>
+      </w:r>
+      <w:r>
+        <w:t xml:space="preserve"> </w:t>
+      </w:r>
+      <w:r>
+        <w:t xml:space="preserve">via its</w:t>
+      </w:r>
+      <w:r>
+        <w:t xml:space="preserve"> </w:t>
+      </w:r>
+      <w:r>
+        <w:rPr>
+          <w:rStyle w:val="VerbatimChar"/>
+        </w:rPr>
+        <w:t xml:space="preserve">DefaultScreen</w:t>
+      </w:r>
+      <w:r>
+        <w:t xml:space="preserve"> </w:t>
+      </w:r>
+      <w:r>
+        <w:t xml:space="preserve">attribute. There is no</w:t>
       </w:r>
       <w:r>
         <w:t xml:space="preserve"> </w:t>
@@ -12691,7 +13331,7 @@
         <w:t xml:space="preserve"> </w:t>
       </w:r>
       <w:r>
-        <w:t xml:space="preserve">attribute is configured.</w:t>
+        <w:t xml:space="preserve">— neither derived from the hierarchy nor stored as an attribute. Operator views are authored in one of two flavors:</w:t>
       </w:r>
     </w:p>
     <w:tbl>
@@ -12727,54 +13367,12 @@
             <w:pPr>
               <w:pStyle w:val="Compact"/>
             </w:pPr>
-            <w:r>
-              <w:rPr>
-                <w:b/>
-                <w:color w:val="FFFFFF"/>
-              </w:rPr>
-              <w:t xml:space="preserve">Terminal’s parent Location tier</w:t>
-            </w:r>
           </w:p>
         </w:tc>
         <w:tc>
           <w:tcPr>
             <w:shd w:val="clear" w:color="auto" w:fill="1F4E79"/>
           </w:tcPr>
-          <w:tcPr/>
-          <w:p>
-            <w:pPr>
-              <w:pStyle w:val="Compact"/>
-            </w:pPr>
-            <w:r>
-              <w:rPr>
-                <w:b/>
-                <w:color w:val="FFFFFF"/>
-              </w:rPr>
-              <w:t xml:space="preserve">Mode</w:t>
-            </w:r>
-          </w:p>
-        </w:tc>
-        <w:tc>
-          <w:tcPr>
-            <w:shd w:val="clear" w:color="auto" w:fill="1F4E79"/>
-          </w:tcPr>
-          <w:tcPr/>
-          <w:p>
-            <w:pPr>
-              <w:pStyle w:val="Compact"/>
-            </w:pPr>
-            <w:r>
-              <w:rPr>
-                <w:b/>
-                <w:color w:val="FFFFFF"/>
-              </w:rPr>
-              <w:t xml:space="preserve">Behavior</w:t>
-            </w:r>
-          </w:p>
-        </w:tc>
-      </w:tr>
-      <w:tr>
-        <w:tc>
           <w:tcPr/>
           <w:p>
             <w:pPr>
@@ -12785,11 +13383,14 @@
                 <w:b/>
                 <w:bCs/>
               </w:rPr>
-              <w:t xml:space="preserve">Cell</w:t>
-            </w:r>
-          </w:p>
-        </w:tc>
-        <w:tc>
+              <w:t xml:space="preserve">Shared-flavor view</w:t>
+            </w:r>
+          </w:p>
+        </w:tc>
+        <w:tc>
+          <w:tcPr>
+            <w:shd w:val="clear" w:color="auto" w:fill="1F4E79"/>
+          </w:tcPr>
           <w:tcPr/>
           <w:p>
             <w:pPr>
@@ -12800,236 +13401,195 @@
                 <w:b/>
                 <w:bCs/>
               </w:rPr>
-              <w:t xml:space="preserve">Dedicated</w:t>
-            </w:r>
-          </w:p>
-        </w:tc>
-        <w:tc>
-          <w:tcPr/>
-          <w:p>
-            <w:pPr>
-              <w:pStyle w:val="Compact"/>
-            </w:pPr>
-            <w:r>
-              <w:t xml:space="preserve">Terminal is bound to a specific Cell. Cell context is the parent Cell — fixed, no selector exposed. Operator initials persist with 30-min idle re-confirmation (FDS-04-006).</w:t>
-            </w:r>
-            <w:r>
-              <w:t xml:space="preserve"> </w:t>
-            </w:r>
-            <w:r>
-              <w:rPr>
-                <w:b/>
-                <w:bCs/>
-              </w:rPr>
-              <w:t xml:space="preserve">Example:</w:t>
-            </w:r>
-            <w:r>
-              <w:t xml:space="preserve"> </w:t>
-            </w:r>
-            <w:r>
-              <w:t xml:space="preserve">a paired Machining + Assembly WorkCenter typically carries two terminals —</w:t>
-            </w:r>
-            <w:r>
-              <w:t xml:space="preserve"> </w:t>
-            </w:r>
+              <w:t xml:space="preserve">Dedicated-flavor view</w:t>
+            </w:r>
+          </w:p>
+        </w:tc>
+      </w:tr>
+      <w:tr>
+        <w:tc>
+          <w:tcPr/>
+          <w:p>
+            <w:pPr>
+              <w:pStyle w:val="Compact"/>
+            </w:pPr>
+            <w:r>
+              <w:t xml:space="preserve">Opening step</w:t>
+            </w:r>
+          </w:p>
+        </w:tc>
+        <w:tc>
+          <w:tcPr/>
+          <w:p>
+            <w:pPr>
+              <w:pStyle w:val="Compact"/>
+            </w:pPr>
+            <w:r>
+              <w:t xml:space="preserve">Select-location menu (or persistent location dropdown)</w:t>
+            </w:r>
+          </w:p>
+        </w:tc>
+        <w:tc>
+          <w:tcPr/>
+          <w:p>
+            <w:pPr>
+              <w:pStyle w:val="Compact"/>
+            </w:pPr>
+            <w:r>
+              <w:t xml:space="preserve">None</w:t>
+            </w:r>
+          </w:p>
+        </w:tc>
+      </w:tr>
+      <w:tr>
+        <w:tc>
+          <w:tcPr>
+            <w:shd w:val="clear" w:color="auto" w:fill="F2F2F2"/>
+          </w:tcPr>
+          <w:tcPr/>
+          <w:p>
+            <w:pPr>
+              <w:pStyle w:val="Compact"/>
+            </w:pPr>
+            <w:r>
+              <w:t xml:space="preserve">Location context</w:t>
+            </w:r>
+          </w:p>
+        </w:tc>
+        <w:tc>
+          <w:tcPr>
+            <w:shd w:val="clear" w:color="auto" w:fill="F2F2F2"/>
+          </w:tcPr>
+          <w:tcPr/>
+          <w:p>
+            <w:pPr>
+              <w:pStyle w:val="Compact"/>
+            </w:pPr>
+            <w:r>
+              <w:t xml:space="preserve">Operator-selected from the terminal-parent’s descendant equipment Cells (FDS-02-009)</w:t>
+            </w:r>
+          </w:p>
+        </w:tc>
+        <w:tc>
+          <w:tcPr>
+            <w:shd w:val="clear" w:color="auto" w:fill="F2F2F2"/>
+          </w:tcPr>
+          <w:tcPr/>
+          <w:p>
+            <w:pPr>
+              <w:pStyle w:val="Compact"/>
+            </w:pPr>
+            <w:r>
+              <w:t xml:space="preserve">Bound automatically to the Terminal’s parent Location (any tier)</w:t>
+            </w:r>
+          </w:p>
+        </w:tc>
+      </w:tr>
+      <w:tr>
+        <w:tc>
+          <w:tcPr/>
+          <w:p>
+            <w:pPr>
+              <w:pStyle w:val="Compact"/>
+            </w:pPr>
+            <w:r>
+              <w:t xml:space="preserve">Context change</w:t>
+            </w:r>
+          </w:p>
+        </w:tc>
+        <w:tc>
+          <w:tcPr/>
+          <w:p>
+            <w:pPr>
+              <w:pStyle w:val="Compact"/>
+            </w:pPr>
+            <w:r>
+              <w:t xml:space="preserve">Re-select via the same selector</w:t>
+            </w:r>
+          </w:p>
+        </w:tc>
+        <w:tc>
+          <w:tcPr/>
+          <w:p>
+            <w:pPr>
+              <w:pStyle w:val="Compact"/>
+            </w:pPr>
+            <w:r>
+              <w:t xml:space="preserve">Not changeable in the UI</w:t>
+            </w:r>
+          </w:p>
+        </w:tc>
+      </w:tr>
+      <w:tr>
+        <w:tc>
+          <w:tcPr>
+            <w:shd w:val="clear" w:color="auto" w:fill="F2F2F2"/>
+          </w:tcPr>
+          <w:tcPr/>
+          <w:p>
+            <w:pPr>
+              <w:pStyle w:val="Compact"/>
+            </w:pPr>
+            <w:r>
+              <w:t xml:space="preserve">Presence policy</w:t>
+            </w:r>
+          </w:p>
+        </w:tc>
+        <w:tc>
+          <w:tcPr>
+            <w:shd w:val="clear" w:color="auto" w:fill="F2F2F2"/>
+          </w:tcPr>
+          <w:tcPr/>
+          <w:p>
+            <w:pPr>
+              <w:pStyle w:val="Compact"/>
+            </w:pPr>
             <w:r>
               <w:rPr>
                 <w:rStyle w:val="VerbatimChar"/>
               </w:rPr>
-              <w:t xml:space="preserve">MS1-MachiningIntake-Term</w:t>
+              <w:t xml:space="preserve">strict</w:t>
             </w:r>
             <w:r>
               <w:t xml:space="preserve"> </w:t>
             </w:r>
             <w:r>
-              <w:t xml:space="preserve">parented to the</w:t>
-            </w:r>
-            <w:r>
-              <w:t xml:space="preserve"> </w:t>
-            </w:r>
+              <w:t xml:space="preserve">— idle ⇒ initials re-entry; context change ⇒ re-prompt (FDS-04-003)</w:t>
+            </w:r>
+          </w:p>
+        </w:tc>
+        <w:tc>
+          <w:tcPr>
+            <w:shd w:val="clear" w:color="auto" w:fill="F2F2F2"/>
+          </w:tcPr>
+          <w:tcPr/>
+          <w:p>
+            <w:pPr>
+              <w:pStyle w:val="Compact"/>
+            </w:pPr>
             <w:r>
               <w:rPr>
                 <w:rStyle w:val="VerbatimChar"/>
               </w:rPr>
-              <w:t xml:space="preserve">MS1-Machining</w:t>
+              <w:t xml:space="preserve">confirm</w:t>
             </w:r>
             <w:r>
               <w:t xml:space="preserve"> </w:t>
             </w:r>
             <w:r>
-              <w:t xml:space="preserve">Cell, and</w:t>
+              <w:t xml:space="preserve">— idle ⇒</w:t>
             </w:r>
             <w:r>
               <w:t xml:space="preserve"> </w:t>
             </w:r>
             <w:r>
-              <w:rPr>
-                <w:rStyle w:val="VerbatimChar"/>
-              </w:rPr>
-              <w:t xml:space="preserve">MS1-AssemblyOut-Term</w:t>
+              <w:t xml:space="preserve">“Operate as [XY]? [Yes]”</w:t>
             </w:r>
             <w:r>
               <w:t xml:space="preserve"> </w:t>
             </w:r>
             <w:r>
-              <w:t xml:space="preserve">parented to the</w:t>
-            </w:r>
-            <w:r>
-              <w:t xml:space="preserve"> </w:t>
-            </w:r>
-            <w:r>
-              <w:rPr>
-                <w:rStyle w:val="VerbatimChar"/>
-              </w:rPr>
-              <w:t xml:space="preserve">MS1-Assembly</w:t>
-            </w:r>
-            <w:r>
-              <w:t xml:space="preserve"> </w:t>
-            </w:r>
-            <w:r>
-              <w:t xml:space="preserve">Cell. Each terminal is dedicated to its own Cell; both are sibling children of the same WorkCenter.</w:t>
-            </w:r>
-          </w:p>
-        </w:tc>
-      </w:tr>
-      <w:tr>
-        <w:tc>
-          <w:tcPr>
-            <w:shd w:val="clear" w:color="auto" w:fill="F2F2F2"/>
-          </w:tcPr>
-          <w:tcPr/>
-          <w:p>
-            <w:pPr>
-              <w:pStyle w:val="Compact"/>
-            </w:pPr>
-            <w:r>
-              <w:rPr>
-                <w:b/>
-                <w:bCs/>
-              </w:rPr>
-              <w:t xml:space="preserve">WorkCenter</w:t>
-            </w:r>
-          </w:p>
-        </w:tc>
-        <w:tc>
-          <w:tcPr>
-            <w:shd w:val="clear" w:color="auto" w:fill="F2F2F2"/>
-          </w:tcPr>
-          <w:tcPr/>
-          <w:p>
-            <w:pPr>
-              <w:pStyle w:val="Compact"/>
-            </w:pPr>
-            <w:r>
-              <w:rPr>
-                <w:b/>
-                <w:bCs/>
-              </w:rPr>
-              <w:t xml:space="preserve">Shared</w:t>
-            </w:r>
-          </w:p>
-        </w:tc>
-        <w:tc>
-          <w:tcPr>
-            <w:shd w:val="clear" w:color="auto" w:fill="F2F2F2"/>
-          </w:tcPr>
-          <w:tcPr/>
-          <w:p>
-            <w:pPr>
-              <w:pStyle w:val="Compact"/>
-            </w:pPr>
-            <w:r>
-              <w:t xml:space="preserve">Terminal serves multiple Cells within a single WorkCenter. Cell context (the specific Cell within the WorkCenter) SHALL be selected at session start by scan or dropdown (FDS-02-009) and MAY be changed mid-session by either mechanism. Initials presence SHALL be re-prompted on first action after idle and on Cell-context change.</w:t>
-            </w:r>
-            <w:r>
-              <w:t xml:space="preserve"> </w:t>
-            </w:r>
-            <w:r>
-              <w:rPr>
-                <w:b/>
-                <w:bCs/>
-              </w:rPr>
-              <w:t xml:space="preserve">Example:</w:t>
-            </w:r>
-            <w:r>
-              <w:t xml:space="preserve"> </w:t>
-            </w:r>
-            <w:r>
-              <w:t xml:space="preserve">a small trim line where one terminal serves a cluster of trim presses parented to the same WorkCenter.</w:t>
-            </w:r>
-          </w:p>
-        </w:tc>
-      </w:tr>
-      <w:tr>
-        <w:tc>
-          <w:tcPr/>
-          <w:p>
-            <w:pPr>
-              <w:pStyle w:val="Compact"/>
-            </w:pPr>
-            <w:r>
-              <w:rPr>
-                <w:b/>
-                <w:bCs/>
-              </w:rPr>
-              <w:t xml:space="preserve">Area</w:t>
-            </w:r>
-          </w:p>
-        </w:tc>
-        <w:tc>
-          <w:tcPr/>
-          <w:p>
-            <w:pPr>
-              <w:pStyle w:val="Compact"/>
-            </w:pPr>
-            <w:r>
-              <w:rPr>
-                <w:b/>
-                <w:bCs/>
-              </w:rPr>
-              <w:t xml:space="preserve">Shared</w:t>
-            </w:r>
-          </w:p>
-        </w:tc>
-        <w:tc>
-          <w:tcPr/>
-          <w:p>
-            <w:pPr>
-              <w:pStyle w:val="Compact"/>
-            </w:pPr>
-            <w:r>
-              <w:t xml:space="preserve">Terminal serves multiple Cells under an Area. Same selection mechanics as the WorkCenter case but the picker spans the entire Area’s descendant Cells.</w:t>
-            </w:r>
-            <w:r>
-              <w:t xml:space="preserve"> </w:t>
-            </w:r>
-            <w:r>
-              <w:rPr>
-                <w:b/>
-                <w:bCs/>
-              </w:rPr>
-              <w:t xml:space="preserve">Example:</w:t>
-            </w:r>
-            <w:r>
-              <w:t xml:space="preserve"> </w:t>
-            </w:r>
-            <w:r>
-              <w:t xml:space="preserve">a Die Cast cabin terminal parented to the</w:t>
-            </w:r>
-            <w:r>
-              <w:t xml:space="preserve"> </w:t>
-            </w:r>
-            <w:r>
-              <w:rPr>
-                <w:rStyle w:val="VerbatimChar"/>
-              </w:rPr>
-              <w:t xml:space="preserve">Die Cast</w:t>
-            </w:r>
-            <w:r>
-              <w:t xml:space="preserve"> </w:t>
-            </w:r>
-            <w:r>
-              <w:t xml:space="preserve">Area, serving all die cast machines beneath it; the operator picks the press by scan or dropdown at session start and re-picks on machine change.</w:t>
+              <w:t xml:space="preserve">continue (FDS-04-006); initials persist through the shift</w:t>
             </w:r>
           </w:p>
         </w:tc>
@@ -13040,55 +13600,154 @@
         <w:pStyle w:val="BodyText"/>
       </w:pPr>
       <w:r>
-        <w:t xml:space="preserve">The Gateway</w:t>
-      </w:r>
-      <w:r>
-        <w:t xml:space="preserve"> </w:t>
-      </w:r>
-      <w:r>
-        <w:rPr>
-          <w:rStyle w:val="VerbatimChar"/>
-        </w:rPr>
-        <w:t xml:space="preserve">Terminal_ResolveFromSession</w:t>
-      </w:r>
-      <w:r>
-        <w:t xml:space="preserve"> </w:t>
-      </w:r>
-      <w:r>
-        <w:t xml:space="preserve">proc SHALL read the Terminal Location’s parent tier via the Location hierarchy and return</w:t>
-      </w:r>
-      <w:r>
-        <w:t xml:space="preserve"> </w:t>
-      </w:r>
-      <w:r>
-        <w:rPr>
-          <w:rStyle w:val="VerbatimChar"/>
-        </w:rPr>
-        <w:t xml:space="preserve">TerminalMode</w:t>
-      </w:r>
-      <w:r>
-        <w:t xml:space="preserve"> </w:t>
-      </w:r>
-      <w:r>
-        <w:t xml:space="preserve">as a derived result (not a stored attribute). Configuration Tool Location admin screens SHALL let Engineering attach a Terminal under any Cell, WorkCenter, or Area — the mode follows automatically.</w:t>
-      </w:r>
-    </w:p>
-    <w:p>
-      <w:pPr>
-        <w:pStyle w:val="BodyText"/>
-      </w:pPr>
+        <w:t xml:space="preserve">The view sets</w:t>
+      </w:r>
+      <w:r>
+        <w:t xml:space="preserve"> </w:t>
+      </w:r>
+      <w:r>
+        <w:rPr>
+          <w:rStyle w:val="VerbatimChar"/>
+        </w:rPr>
+        <w:t xml:space="preserve">session.custom.presence.policy</w:t>
+      </w:r>
+      <w:r>
+        <w:t xml:space="preserve"> </w:t>
+      </w:r>
+      <w:r>
+        <w:t xml:space="preserve">on load; a single always-present idle watcher branches on it (FDS-04-006 applies to BOTH flavors).</w:t>
+      </w:r>
+      <w:r>
+        <w:t xml:space="preserve"> </w:t>
+      </w:r>
       <w:r>
         <w:rPr>
           <w:b/>
           <w:bCs/>
         </w:rPr>
-        <w:t xml:space="preserve">Why the model works:</w:t>
-      </w:r>
-      <w:r>
-        <w:t xml:space="preserve"> </w:t>
-      </w:r>
-      <w:r>
-        <w:t xml:space="preserve">The mode IS the assignment. A Terminal parked under a Cell is dedicated to that Cell; a Terminal parked under a WorkCenter or Area is shared across the descendant Cells of that scope. Encoding mode as a separate attribute would be redundant with the tree structure and would invite drift between the two.</w:t>
+        <w:t xml:space="preserve">Examples:</w:t>
+      </w:r>
+      <w:r>
+        <w:t xml:space="preserve"> </w:t>
+      </w:r>
+      <w:r>
+        <w:t xml:space="preserve">the Die Cast cabin terminals (</w:t>
+      </w:r>
+      <w:r>
+        <w:rPr>
+          <w:rStyle w:val="VerbatimChar"/>
+        </w:rPr>
+        <w:t xml:space="preserve">DC1-T1</w:t>
+      </w:r>
+      <w:r>
+        <w:t xml:space="preserve">..</w:t>
+      </w:r>
+      <w:r>
+        <w:rPr>
+          <w:rStyle w:val="VerbatimChar"/>
+        </w:rPr>
+        <w:t xml:space="preserve">DC4-T1</w:t>
+      </w:r>
+      <w:r>
+        <w:t xml:space="preserve">) run a shared-flavor view and the operator picks the press; the machining/assembly line terminals (</w:t>
+      </w:r>
+      <w:r>
+        <w:rPr>
+          <w:rStyle w:val="VerbatimChar"/>
+        </w:rPr>
+        <w:t xml:space="preserve">MA1-*</w:t>
+      </w:r>
+      <w:r>
+        <w:t xml:space="preserve">,</w:t>
+      </w:r>
+      <w:r>
+        <w:t xml:space="preserve"> </w:t>
+      </w:r>
+      <w:r>
+        <w:rPr>
+          <w:rStyle w:val="VerbatimChar"/>
+        </w:rPr>
+        <w:t xml:space="preserve">MA2-*</w:t>
+      </w:r>
+      <w:r>
+        <w:t xml:space="preserve">) and Trim Shop terminals run dedicated-flavor views whose context is the line / trim shop itself.</w:t>
+      </w:r>
+    </w:p>
+    <w:p>
+      <w:pPr>
+        <w:pStyle w:val="BodyText"/>
+      </w:pPr>
+      <w:r>
+        <w:t xml:space="preserve">The Gateway terminal resolver returns the terminal identity, parent (</w:t>
+      </w:r>
+      <w:r>
+        <w:t xml:space="preserve">“zone”</w:t>
+      </w:r>
+      <w:r>
+        <w:t xml:space="preserve">), and</w:t>
+      </w:r>
+      <w:r>
+        <w:t xml:space="preserve"> </w:t>
+      </w:r>
+      <w:r>
+        <w:rPr>
+          <w:rStyle w:val="VerbatimChar"/>
+        </w:rPr>
+        <w:t xml:space="preserve">DefaultScreen</w:t>
+      </w:r>
+      <w:r>
+        <w:t xml:space="preserve">; it carries no mode. Configuration Tool Location admin screens let Engineering attach a Terminal under any Cell, WorkCenter, or Area and assign its</w:t>
+      </w:r>
+      <w:r>
+        <w:t xml:space="preserve"> </w:t>
+      </w:r>
+      <w:r>
+        <w:rPr>
+          <w:rStyle w:val="VerbatimChar"/>
+        </w:rPr>
+        <w:t xml:space="preserve">DefaultScreen</w:t>
+      </w:r>
+      <w:r>
+        <w:t xml:space="preserve"> </w:t>
+      </w:r>
+      <w:r>
+        <w:t xml:space="preserve">from the MPP-supplied per-workstation list (Phase 0 Track A item 4) — the behavior follows the assigned view.</w:t>
+      </w:r>
+    </w:p>
+    <w:p>
+      <w:pPr>
+        <w:pStyle w:val="BodyText"/>
+      </w:pPr>
+      <w:r>
+        <w:rPr>
+          <w:b/>
+          <w:bCs/>
+        </w:rPr>
+        <w:t xml:space="preserve">Design history:</w:t>
+      </w:r>
+      <w:r>
+        <w:t xml:space="preserve"> </w:t>
+      </w:r>
+      <w:r>
+        <w:t xml:space="preserve">v1.0–v1.3a derived the mode from the Terminal’s parent tier (</w:t>
+      </w:r>
+      <w:r>
+        <w:t xml:space="preserve">“the mode IS the assignment”</w:t>
+      </w:r>
+      <w:r>
+        <w:t xml:space="preserve">). That rule was retired 2026-06-10: MPP’s machining/assembly lines and trim shops are tracked at line/area resolution with NO equipment cells beneath them, and terminals carry mandatory child Printer locations — the tree cannot reliably encode behavior. See</w:t>
+      </w:r>
+      <w:r>
+        <w:t xml:space="preserve"> </w:t>
+      </w:r>
+      <w:r>
+        <w:rPr>
+          <w:rStyle w:val="VerbatimChar"/>
+        </w:rPr>
+        <w:t xml:space="preserve">docs/superpowers/specs/2026-06-10-terminal-mode-view-policy-design.md</w:t>
+      </w:r>
+      <w:r>
+        <w:t xml:space="preserve">.</w:t>
       </w:r>
     </w:p>
     <w:p>
@@ -13133,7 +13792,7 @@
         </w:numPr>
       </w:pPr>
       <w:r>
-        <w:t xml:space="preserve">On</w:t>
+        <w:t xml:space="preserve">On terminals running a</w:t>
       </w:r>
       <w:r>
         <w:t xml:space="preserve"> </w:t>
@@ -13143,13 +13802,13 @@
           <w:b/>
           <w:bCs/>
         </w:rPr>
-        <w:t xml:space="preserve">Dedicated</w:t>
-      </w:r>
-      <w:r>
-        <w:t xml:space="preserve"> </w:t>
-      </w:r>
-      <w:r>
-        <w:t xml:space="preserve">terminals the active Cell context SHALL NOT be changeable via the UI. The terminal’s parent Cell IS the context for the session; no scan, dropdown, or search is offered.</w:t>
+        <w:t xml:space="preserve">dedicated-flavor</w:t>
+      </w:r>
+      <w:r>
+        <w:t xml:space="preserve"> </w:t>
+      </w:r>
+      <w:r>
+        <w:t xml:space="preserve">view the active location context SHALL NOT be changeable via the UI. The terminal’s parent Location IS the context for the session; no scan, dropdown, or search is offered.</w:t>
       </w:r>
     </w:p>
     <w:p>
@@ -13161,7 +13820,7 @@
         </w:numPr>
       </w:pPr>
       <w:r>
-        <w:t xml:space="preserve">On</w:t>
+        <w:t xml:space="preserve">On terminals running a</w:t>
       </w:r>
       <w:r>
         <w:t xml:space="preserve"> </w:t>
@@ -13171,13 +13830,13 @@
           <w:b/>
           <w:bCs/>
         </w:rPr>
-        <w:t xml:space="preserve">Shared</w:t>
-      </w:r>
-      <w:r>
-        <w:t xml:space="preserve"> </w:t>
-      </w:r>
-      <w:r>
-        <w:t xml:space="preserve">terminals the active Cell context SHALL be changeable only via the FDS-02-009 selectors (scan or dropdown), constrained to descendant Cells of the terminal’s parent Location. Each change SHALL write the new</w:t>
+        <w:t xml:space="preserve">shared-flavor</w:t>
+      </w:r>
+      <w:r>
+        <w:t xml:space="preserve"> </w:t>
+      </w:r>
+      <w:r>
+        <w:t xml:space="preserve">view the active location context SHALL be changeable only via the FDS-02-009 selectors (scan or dropdown), constrained to descendant equipment Cells of the terminal’s parent Location. Each change SHALL write the new</w:t>
       </w:r>
       <w:r>
         <w:t xml:space="preserve"> </w:t>
@@ -16911,13 +17570,13 @@
       </w:r>
     </w:p>
     <w:bookmarkEnd w:id="96"/>
-    <w:bookmarkStart w:id="97" w:name="Xae1f8dd5399bb0a0d8ab504be3dfcefdde6bf81"/>
+    <w:bookmarkStart w:id="97" w:name="X12e36bced65c6592899ed458d99560503ae65bb"/>
     <w:p>
       <w:pPr>
         <w:pStyle w:val="Heading4"/>
       </w:pPr>
       <w:r>
-        <w:t xml:space="preserve">FDS-04-003 — Terminal Mode: Dedicated vs Shared —</w:t>
+        <w:t xml:space="preserve">FDS-04-003 — Presence Policy: Dedicated vs Shared Views —</w:t>
       </w:r>
       <w:r>
         <w:t xml:space="preserve"> </w:t>
@@ -16934,7 +17593,7 @@
         <w:pStyle w:val="FirstParagraph"/>
       </w:pPr>
       <w:r>
-        <w:t xml:space="preserve">Terminal mode is</w:t>
+        <w:t xml:space="preserve">Presence behavior follows the</w:t>
       </w:r>
       <w:r>
         <w:t xml:space="preserve"> </w:t>
@@ -16944,13 +17603,25 @@
           <w:b/>
           <w:bCs/>
         </w:rPr>
-        <w:t xml:space="preserve">derived from the Terminal Location’s parent tier</w:t>
-      </w:r>
-      <w:r>
-        <w:t xml:space="preserve"> </w:t>
-      </w:r>
-      <w:r>
-        <w:t xml:space="preserve">in the ISA-95 hierarchy per FDS-02-010 — it is not configured as a separate attribute.</w:t>
+        <w:t xml:space="preserve">view flavor</w:t>
+      </w:r>
+      <w:r>
+        <w:t xml:space="preserve"> </w:t>
+      </w:r>
+      <w:r>
+        <w:t xml:space="preserve">assigned to the terminal (FDS-02-010), surfaced at runtime as</w:t>
+      </w:r>
+      <w:r>
+        <w:t xml:space="preserve"> </w:t>
+      </w:r>
+      <w:r>
+        <w:rPr>
+          <w:rStyle w:val="VerbatimChar"/>
+        </w:rPr>
+        <w:t xml:space="preserve">session.custom.presence.policy</w:t>
+      </w:r>
+      <w:r>
+        <w:t xml:space="preserve">:</w:t>
       </w:r>
     </w:p>
     <w:p>
@@ -16966,13 +17637,22 @@
           <w:b/>
           <w:bCs/>
         </w:rPr>
-        <w:t xml:space="preserve">Dedicated terminals</w:t>
-      </w:r>
-      <w:r>
-        <w:t xml:space="preserve"> </w:t>
-      </w:r>
-      <w:r>
-        <w:t xml:space="preserve">(Terminal’s parent Location is a Cell). The Cell context is fixed, so presence context persists across idle gaps subject only to the 30-minute re-confirmation prompt. Initials do not clear unless explicitly changed.</w:t>
+        <w:t xml:space="preserve">Dedicated-flavor views</w:t>
+      </w:r>
+      <w:r>
+        <w:t xml:space="preserve"> </w:t>
+      </w:r>
+      <w:r>
+        <w:t xml:space="preserve">(</w:t>
+      </w:r>
+      <w:r>
+        <w:rPr>
+          <w:rStyle w:val="VerbatimChar"/>
+        </w:rPr>
+        <w:t xml:space="preserve">policy = confirm</w:t>
+      </w:r>
+      <w:r>
+        <w:t xml:space="preserve">): the location context is fixed, so presence context persists across idle gaps subject only to the 30-minute re-confirmation prompt (FDS-04-006). Initials do not clear unless explicitly changed.</w:t>
       </w:r>
     </w:p>
     <w:p>
@@ -16988,13 +17668,22 @@
           <w:b/>
           <w:bCs/>
         </w:rPr>
-        <w:t xml:space="preserve">Shared terminals</w:t>
-      </w:r>
-      <w:r>
-        <w:t xml:space="preserve"> </w:t>
-      </w:r>
-      <w:r>
-        <w:t xml:space="preserve">(Terminal’s parent Location is a WorkCenter or Area; e.g., a Die Cast cabin or Trim Shop where one terminal serves multiple Cells). The presence context SHALL be requested on first action after any idle period longer than the presence-timeout, and SHALL also be re-prompted when the operator changes Cell context — by scan or dropdown — per FDS-02-009.</w:t>
+        <w:t xml:space="preserve">Shared-flavor views</w:t>
+      </w:r>
+      <w:r>
+        <w:t xml:space="preserve"> </w:t>
+      </w:r>
+      <w:r>
+        <w:t xml:space="preserve">(</w:t>
+      </w:r>
+      <w:r>
+        <w:rPr>
+          <w:rStyle w:val="VerbatimChar"/>
+        </w:rPr>
+        <w:t xml:space="preserve">policy = strict</w:t>
+      </w:r>
+      <w:r>
+        <w:t xml:space="preserve">; e.g., a Die Cast cabin where one terminal serves multiple presses): the presence context SHALL be requested on first action after any idle period longer than the presence-timeout, and SHALL also be re-prompted when the operator changes location context — by scan or dropdown — per FDS-02-009.</w:t>
       </w:r>
     </w:p>
     <w:bookmarkEnd w:id="97"/>
@@ -31237,7 +31926,7 @@
         <w:pStyle w:val="BodyText"/>
       </w:pPr>
       <w:r>
-        <w:t xml:space="preserve">Rationale: some production lines require explicit operator acknowledgement at close moments (MPP’s existing operational habit on specific cells); others don’t. The attribute lets Engineering configure per Terminal. Only meaningful on Dedicated terminals (FDS-02-010) — Shared terminals always require operator interaction per their mode.</w:t>
+        <w:t xml:space="preserve">Rationale: some production lines require explicit operator acknowledgement at close moments (MPP’s existing operational habit on specific cells); others don’t. The attribute lets Engineering configure per Terminal. Only meaningful on terminals running a dedicated-flavor view (FDS-02-010) — shared-flavor views always require operator interaction at close moments by design.</w:t>
       </w:r>
     </w:p>
     <w:p>
@@ -38002,7 +38691,7 @@
           <w:b/>
           <w:bCs/>
         </w:rPr>
-        <w:t xml:space="preserve">Selection mechanism — button-toggle on both terminal modes.</w:t>
+        <w:t xml:space="preserve">Selection mechanism — button-toggle on both view flavors.</w:t>
       </w:r>
       <w:r>
         <w:t xml:space="preserve"> </w:t>
@@ -38085,7 +38774,7 @@
           <w:b/>
           <w:bCs/>
         </w:rPr>
-        <w:t xml:space="preserve">Workflow varies by terminal mode only in identity capture, not in selection</w:t>
+        <w:t xml:space="preserve">Workflow varies by view flavor only in identity capture, not in selection</w:t>
       </w:r>
       <w:r>
         <w:t xml:space="preserve"> </w:t>
@@ -38107,13 +38796,13 @@
           <w:b/>
           <w:bCs/>
         </w:rPr>
-        <w:t xml:space="preserve">Dedicated terminals</w:t>
-      </w:r>
-      <w:r>
-        <w:t xml:space="preserve"> </w:t>
-      </w:r>
-      <w:r>
-        <w:t xml:space="preserve">(Cell-parented). Operator taps any breaks taken, then taps Submit. The submission is recorded against the operator’s initials presence context (per FDS-04-002) and the current shift instance.</w:t>
+        <w:t xml:space="preserve">Terminals running a dedicated-flavor view.</w:t>
+      </w:r>
+      <w:r>
+        <w:t xml:space="preserve"> </w:t>
+      </w:r>
+      <w:r>
+        <w:t xml:space="preserve">Operator taps any breaks taken, then taps Submit. The submission is recorded against the operator’s initials presence context (per FDS-04-002) and the current shift instance.</w:t>
       </w:r>
     </w:p>
     <w:p>
@@ -38129,13 +38818,13 @@
           <w:b/>
           <w:bCs/>
         </w:rPr>
-        <w:t xml:space="preserve">Shared terminals</w:t>
-      </w:r>
-      <w:r>
-        <w:t xml:space="preserve"> </w:t>
-      </w:r>
-      <w:r>
-        <w:t xml:space="preserve">(WorkCenter- or Area-parented). Same selection buttons, with one addition: An inline initials field — operator types or scans their initials before submit; Initials resolve to an</w:t>
+        <w:t xml:space="preserve">Terminals running a shared-flavor view.</w:t>
+      </w:r>
+      <w:r>
+        <w:t xml:space="preserve"> </w:t>
+      </w:r>
+      <w:r>
+        <w:t xml:space="preserve">Same selection buttons, with one addition: An inline initials field — operator types or scans their initials before submit; Initials resolve to an</w:t>
       </w:r>
       <w:r>
         <w:t xml:space="preserve"> </w:t>
@@ -42921,379 +43610,7 @@
         <w:pStyle w:val="FirstParagraph"/>
       </w:pPr>
       <w:r>
-        <w:t xml:space="preserve">All MES data SHALL be retained for a minimum of 20 years (Honda traceability requirement). Online data (hot storage in SQL Server) SHALL be retained for a minimum of 6 months. Data older than 6 months MAY be archived to a secondary store, but SHALL remain queryable for genealogy and audit purposes.</w:t>
-      </w:r>
-    </w:p>
-    <w:bookmarkEnd w:id="308"/>
-    <w:bookmarkStart w:id="309" w:name="fds-11-010-bigint-primary-keys"/>
-    <w:p>
-      <w:pPr>
-        <w:pStyle w:val="Heading4"/>
-      </w:pPr>
-      <w:r>
-        <w:t xml:space="preserve">FDS-11-010 — BIGINT Primary Keys</w:t>
-      </w:r>
-    </w:p>
-    <w:p>
-      <w:pPr>
-        <w:pStyle w:val="FirstParagraph"/>
-      </w:pPr>
-      <w:r>
-        <w:t xml:space="preserve">The four log tables (</w:t>
-      </w:r>
-      <w:r>
-        <w:rPr>
-          <w:rStyle w:val="VerbatimChar"/>
-        </w:rPr>
-        <w:t xml:space="preserve">OperationLog</w:t>
-      </w:r>
-      <w:r>
-        <w:t xml:space="preserve">,</w:t>
-      </w:r>
-      <w:r>
-        <w:t xml:space="preserve"> </w:t>
-      </w:r>
-      <w:r>
-        <w:rPr>
-          <w:rStyle w:val="VerbatimChar"/>
-        </w:rPr>
-        <w:t xml:space="preserve">ConfigLog</w:t>
-      </w:r>
-      <w:r>
-        <w:t xml:space="preserve">,</w:t>
-      </w:r>
-      <w:r>
-        <w:t xml:space="preserve"> </w:t>
-      </w:r>
-      <w:r>
-        <w:rPr>
-          <w:rStyle w:val="VerbatimChar"/>
-        </w:rPr>
-        <w:t xml:space="preserve">InterfaceLog</w:t>
-      </w:r>
-      <w:r>
-        <w:t xml:space="preserve">,</w:t>
-      </w:r>
-      <w:r>
-        <w:t xml:space="preserve"> </w:t>
-      </w:r>
-      <w:r>
-        <w:rPr>
-          <w:rStyle w:val="VerbatimChar"/>
-        </w:rPr>
-        <w:t xml:space="preserve">FailureLog</w:t>
-      </w:r>
-      <w:r>
-        <w:t xml:space="preserve">) SHALL use BIGINT IDENTITY primary keys to support high-volume append patterns over the 20-year retention period.</w:t>
-      </w:r>
-    </w:p>
-    <w:p>
-      <w:r>
-        <w:pict>
-          <v:rect style="width:0;height:1.5pt" o:hralign="center" o:hrstd="t" o:hr="t"/>
-        </w:pict>
-      </w:r>
-    </w:p>
-    <w:bookmarkEnd w:id="309"/>
-    <w:bookmarkEnd w:id="310"/>
-    <w:bookmarkEnd w:id="311"/>
-    <w:bookmarkStart w:id="333" w:name="reporting-mvp"/>
-    <w:p>
-      <w:pPr>
-        <w:pStyle w:val="Heading2"/>
-      </w:pPr>
-      <w:r>
-        <w:t xml:space="preserve">12. Reporting —</w:t>
-      </w:r>
-      <w:r>
-        <w:t xml:space="preserve"> </w:t>
-      </w:r>
-      <w:r>
-        <w:rPr>
-          <w:rStyle w:val="VerbatimChar"/>
-        </w:rPr>
-        <w:t xml:space="preserve">MVP</w:t>
-      </w:r>
-    </w:p>
-    <w:bookmarkStart w:id="312" w:name="design-overview-7"/>
-    <w:p>
-      <w:pPr>
-        <w:pStyle w:val="Heading3"/>
-      </w:pPr>
-      <w:r>
-        <w:t xml:space="preserve">12.1 Design Overview</w:t>
-      </w:r>
-    </w:p>
-    <w:p>
-      <w:pPr>
-        <w:pStyle w:val="FirstParagraph"/>
-      </w:pPr>
-      <w:r>
-        <w:t xml:space="preserve">The MES SHALL provide reports that replace the legacy Productivity Database reports and support Honda traceability requirements. Reports SHALL be delivered via Ignition’s Reporting Module (PDF/HTML/CSV) and Perspective embedded views.</w:t>
-      </w:r>
-    </w:p>
-    <w:bookmarkEnd w:id="312"/>
-    <w:bookmarkStart w:id="317" w:name="traceability-reports"/>
-    <w:p>
-      <w:pPr>
-        <w:pStyle w:val="Heading3"/>
-      </w:pPr>
-      <w:r>
-        <w:t xml:space="preserve">12.2 Traceability Reports</w:t>
-      </w:r>
-    </w:p>
-    <w:bookmarkStart w:id="313" w:name="fds-12-001-lot-genealogy-report"/>
-    <w:p>
-      <w:pPr>
-        <w:pStyle w:val="Heading4"/>
-      </w:pPr>
-      <w:r>
-        <w:t xml:space="preserve">FDS-12-001 — LOT Genealogy Report</w:t>
-      </w:r>
-    </w:p>
-    <w:p>
-      <w:pPr>
-        <w:pStyle w:val="FirstParagraph"/>
-      </w:pPr>
-      <w:r>
-        <w:t xml:space="preserve">Given any LOT, sub-LOT, serial number, or container, the system SHALL display the complete genealogy tree: all source LOTs, operations performed, operators, machines, timestamps, defect codes, and shipping destination. This is the primary Honda traceability deliverable. (FRS 3.13.2)</w:t>
-      </w:r>
-    </w:p>
-    <w:bookmarkEnd w:id="313"/>
-    <w:bookmarkStart w:id="314" w:name="fds-12-002-serialized-item-search"/>
-    <w:p>
-      <w:pPr>
-        <w:pStyle w:val="Heading4"/>
-      </w:pPr>
-      <w:r>
-        <w:t xml:space="preserve">FDS-12-002 — Serialized Item Search</w:t>
-      </w:r>
-    </w:p>
-    <w:p>
-      <w:pPr>
-        <w:pStyle w:val="FirstParagraph"/>
-      </w:pPr>
-      <w:r>
-        <w:t xml:space="preserve">Given a serial number, the system SHALL return: item, source LOT(s), production date/time, operator, machine, container, shipper ID, and ship date. (FRS 3.13.2)</w:t>
-      </w:r>
-    </w:p>
-    <w:bookmarkEnd w:id="314"/>
-    <w:bookmarkStart w:id="315" w:name="fds-12-003-container-search"/>
-    <w:p>
-      <w:pPr>
-        <w:pStyle w:val="Heading4"/>
-      </w:pPr>
-      <w:r>
-        <w:t xml:space="preserve">FDS-12-003 — Container Search</w:t>
-      </w:r>
-    </w:p>
-    <w:p>
-      <w:pPr>
-        <w:pStyle w:val="FirstParagraph"/>
-      </w:pPr>
-      <w:r>
-        <w:t xml:space="preserve">Given a container name or AIM shipper ID, the system SHALL return: item, piece count, source LOT(s), serial numbers (if serialized), container status, ship date, and hold history.</w:t>
-      </w:r>
-    </w:p>
-    <w:bookmarkEnd w:id="315"/>
-    <w:bookmarkStart w:id="316" w:name="fds-12-004-lot-search"/>
-    <w:p>
-      <w:pPr>
-        <w:pStyle w:val="Heading4"/>
-      </w:pPr>
-      <w:r>
-        <w:t xml:space="preserve">FDS-12-004 — LOT Search</w:t>
-      </w:r>
-    </w:p>
-    <w:p>
-      <w:pPr>
-        <w:pStyle w:val="FirstParagraph"/>
-      </w:pPr>
-      <w:r>
-        <w:t xml:space="preserve">The system SHALL provide a LOT search screen with filters: part number, date range, die number, cavity number, status, location, and origin type. Results SHALL display LOT details with drill-down to genealogy, movements, and production events.</w:t>
-      </w:r>
-    </w:p>
-    <w:bookmarkEnd w:id="316"/>
-    <w:bookmarkEnd w:id="317"/>
-    <w:bookmarkStart w:id="322" w:name="X20e5703298e30073c8ffa1040c87c727e57d853"/>
-    <w:p>
-      <w:pPr>
-        <w:pStyle w:val="Heading3"/>
-      </w:pPr>
-      <w:r>
-        <w:t xml:space="preserve">12.3 Production Reports (Replacing Productivity DB)</w:t>
-      </w:r>
-    </w:p>
-    <w:bookmarkStart w:id="318" w:name="fds-12-005-die-shot-report"/>
-    <w:p>
-      <w:pPr>
-        <w:pStyle w:val="Heading4"/>
-      </w:pPr>
-      <w:r>
-        <w:t xml:space="preserve">FDS-12-005 — Die Shot Report</w:t>
-      </w:r>
-    </w:p>
-    <w:p>
-      <w:pPr>
-        <w:pStyle w:val="FirstParagraph"/>
-      </w:pPr>
-      <w:r>
-        <w:t xml:space="preserve">A report of total shots, good shots, warm-up shots, and reject counts per die per shift. Replaces the paper DCFM production sheet summary. (FRS 5.6.6)</w:t>
-      </w:r>
-    </w:p>
-    <w:bookmarkEnd w:id="318"/>
-    <w:bookmarkStart w:id="319" w:name="fds-12-006-rejects-report"/>
-    <w:p>
-      <w:pPr>
-        <w:pStyle w:val="Heading4"/>
-      </w:pPr>
-      <w:r>
-        <w:t xml:space="preserve">FDS-12-006 — Rejects Report</w:t>
-      </w:r>
-    </w:p>
-    <w:p>
-      <w:pPr>
-        <w:pStyle w:val="FirstParagraph"/>
-      </w:pPr>
-      <w:r>
-        <w:t xml:space="preserve">A report of reject counts by defect code, area, machine, and date range. Replaces the PD rejects data entry and reporting. (FRS 3.5.4)</w:t>
-      </w:r>
-    </w:p>
-    <w:bookmarkEnd w:id="319"/>
-    <w:bookmarkStart w:id="320" w:name="fds-12-007-downtime-report"/>
-    <w:p>
-      <w:pPr>
-        <w:pStyle w:val="Heading4"/>
-      </w:pPr>
-      <w:r>
-        <w:t xml:space="preserve">FDS-12-007 — Downtime Report</w:t>
-      </w:r>
-    </w:p>
-    <w:p>
-      <w:pPr>
-        <w:pStyle w:val="FirstParagraph"/>
-      </w:pPr>
-      <w:r>
-        <w:t xml:space="preserve">A report of downtime events by reason code, reason type, area, machine, and date range. Includes total downtime minutes per shift. Replaces the PD downtime data entry and reporting. (FRS 3.15.0)</w:t>
-      </w:r>
-    </w:p>
-    <w:bookmarkEnd w:id="320"/>
-    <w:bookmarkStart w:id="321" w:name="fds-12-008-production-report"/>
-    <w:p>
-      <w:pPr>
-        <w:pStyle w:val="Heading4"/>
-      </w:pPr>
-      <w:r>
-        <w:t xml:space="preserve">FDS-12-008 — Production Report</w:t>
-      </w:r>
-    </w:p>
-    <w:p>
-      <w:pPr>
-        <w:pStyle w:val="FirstParagraph"/>
-      </w:pPr>
-      <w:r>
-        <w:t xml:space="preserve">A summary report of production output by part number, machine, shift, and date range. Includes good count, reject count, and yield. Replaces the PD production report. (FRS 3.5.4)</w:t>
-      </w:r>
-    </w:p>
-    <w:bookmarkEnd w:id="321"/>
-    <w:bookmarkEnd w:id="322"/>
-    <w:bookmarkStart w:id="326" w:name="operational-reports"/>
-    <w:p>
-      <w:pPr>
-        <w:pStyle w:val="Heading3"/>
-      </w:pPr>
-      <w:r>
-        <w:t xml:space="preserve">12.4 Operational Reports</w:t>
-      </w:r>
-    </w:p>
-    <w:bookmarkStart w:id="323" w:name="fds-12-009-in-process-lot-tracking"/>
-    <w:p>
-      <w:pPr>
-        <w:pStyle w:val="Heading4"/>
-      </w:pPr>
-      <w:r>
-        <w:t xml:space="preserve">FDS-12-009 — In-Process LOT Tracking</w:t>
-      </w:r>
-    </w:p>
-    <w:p>
-      <w:pPr>
-        <w:pStyle w:val="FirstParagraph"/>
-      </w:pPr>
-      <w:r>
-        <w:t xml:space="preserve">A real-time view of all active LOTs: current location, piece count, status, age (time since creation). Filterable by area, part number, and status.</w:t>
-      </w:r>
-    </w:p>
-    <w:bookmarkEnd w:id="323"/>
-    <w:bookmarkStart w:id="324" w:name="fds-12-010-hold-status-report"/>
-    <w:p>
-      <w:pPr>
-        <w:pStyle w:val="Heading4"/>
-      </w:pPr>
-      <w:r>
-        <w:t xml:space="preserve">FDS-12-010 — Hold Status Report</w:t>
-      </w:r>
-    </w:p>
-    <w:p>
-      <w:pPr>
-        <w:pStyle w:val="FirstParagraph"/>
-      </w:pPr>
-      <w:r>
-        <w:t xml:space="preserve">A report of all LOTs and containers currently on hold: hold type, reason, placed-by, duration on hold. Supports quality management workflow.</w:t>
-      </w:r>
-    </w:p>
-    <w:bookmarkEnd w:id="324"/>
-    <w:bookmarkStart w:id="325" w:name="fds-12-011-shipping-history"/>
-    <w:p>
-      <w:pPr>
-        <w:pStyle w:val="Heading4"/>
-      </w:pPr>
-      <w:r>
-        <w:t xml:space="preserve">FDS-12-011 — Shipping History</w:t>
-      </w:r>
-    </w:p>
-    <w:p>
-      <w:pPr>
-        <w:pStyle w:val="FirstParagraph"/>
-      </w:pPr>
-      <w:r>
-        <w:t xml:space="preserve">A report of shipped containers by date range, part number, and AIM shipper ID. Supports Honda ASN reconciliation.</w:t>
-      </w:r>
-    </w:p>
-    <w:bookmarkEnd w:id="325"/>
-    <w:bookmarkEnd w:id="326"/>
-    <w:bookmarkStart w:id="330" w:name="global-trace-tool-mvp"/>
-    <w:p>
-      <w:pPr>
-        <w:pStyle w:val="Heading3"/>
-      </w:pPr>
-      <w:r>
-        <w:t xml:space="preserve">12.5 Global Trace Tool —</w:t>
-      </w:r>
-      <w:r>
-        <w:t xml:space="preserve"> </w:t>
-      </w:r>
-      <w:r>
-        <w:rPr>
-          <w:rStyle w:val="VerbatimChar"/>
-        </w:rPr>
-        <w:t xml:space="preserve">MVP</w:t>
-      </w:r>
-    </w:p>
-    <w:bookmarkStart w:id="327" w:name="fds-12-012-home-tile-trace-access"/>
-    <w:p>
-      <w:pPr>
-        <w:pStyle w:val="Heading4"/>
-      </w:pPr>
-      <w:r>
-        <w:t xml:space="preserve">FDS-12-012 — Home-Tile Trace Access</w:t>
-      </w:r>
-    </w:p>
-    <w:p>
-      <w:pPr>
-        <w:pStyle w:val="FirstParagraph"/>
-      </w:pPr>
-      <w:r>
-        <w:t xml:space="preserve">The MES home screen SHALL expose a</w:t>
+        <w:t xml:space="preserve">Honda full-genealogy data SHALL be retained</w:t>
       </w:r>
       <w:r>
         <w:t xml:space="preserve"> </w:t>
@@ -43303,47 +43620,35 @@
           <w:b/>
           <w:bCs/>
         </w:rPr>
-        <w:t xml:space="preserve">Track</w:t>
-      </w:r>
-      <w:r>
-        <w:t xml:space="preserve"> </w:t>
-      </w:r>
-      <w:r>
-        <w:t xml:space="preserve">tile (mirroring the legacy Flexware top-level Track tile) that opens a Global Trace operator tool accessible from any context — Configuration Tool, shop-floor terminal, or Supervisor dashboard. Access requires no elevation because all results are read-only.</w:t>
-      </w:r>
-    </w:p>
-    <w:bookmarkEnd w:id="327"/>
-    <w:bookmarkStart w:id="328" w:name="fds-12-013-trace-input"/>
-    <w:p>
-      <w:pPr>
-        <w:pStyle w:val="Heading4"/>
-      </w:pPr>
-      <w:r>
-        <w:t xml:space="preserve">FDS-12-013 — Trace Input</w:t>
-      </w:r>
-    </w:p>
-    <w:p>
-      <w:pPr>
-        <w:pStyle w:val="FirstParagraph"/>
-      </w:pPr>
-      <w:r>
-        <w:t xml:space="preserve">The Global Trace screen SHALL accept a single input field labeled</w:t>
-      </w:r>
-      <w:r>
-        <w:t xml:space="preserve"> </w:t>
-      </w:r>
-      <w:r>
-        <w:rPr>
-          <w:i/>
-          <w:iCs/>
-        </w:rPr>
-        <w:t xml:space="preserve">“LOT / Serial / Container / Shipper ID”</w:t>
-      </w:r>
-      <w:r>
-        <w:t xml:space="preserve"> </w:t>
-      </w:r>
-      <w:r>
-        <w:t xml:space="preserve">that resolves any of the following:</w:t>
+        <w:t xml:space="preserve">20 years</w:t>
+      </w:r>
+      <w:r>
+        <w:t xml:space="preserve">; general operational/audit data</w:t>
+      </w:r>
+      <w:r>
+        <w:t xml:space="preserve"> </w:t>
+      </w:r>
+      <w:r>
+        <w:rPr>
+          <w:b/>
+          <w:bCs/>
+        </w:rPr>
+        <w:t xml:space="preserve">7 years</w:t>
+      </w:r>
+      <w:r>
+        <w:t xml:space="preserve"> </w:t>
+      </w:r>
+      <w:r>
+        <w:t xml:space="preserve">— enforced via the monthly sliding-window partition process (OI-35 B2; see Data Model §</w:t>
+      </w:r>
+      <w:r>
+        <w:t xml:space="preserve"> </w:t>
+      </w:r>
+      <w:r>
+        <w:t xml:space="preserve">“Scaling Decisions”</w:t>
+      </w:r>
+      <w:r>
+        <w:t xml:space="preserve">). The per-table classes are:</w:t>
       </w:r>
     </w:p>
     <w:p>
@@ -43355,22 +43660,158 @@
         </w:numPr>
       </w:pPr>
       <w:r>
-        <w:t xml:space="preserve">LOT</w:t>
-      </w:r>
-      <w:r>
-        <w:t xml:space="preserve"> </w:t>
-      </w:r>
-      <w:r>
-        <w:rPr>
-          <w:rStyle w:val="VerbatimChar"/>
-        </w:rPr>
-        <w:t xml:space="preserve">LotName</w:t>
-      </w:r>
-      <w:r>
-        <w:t xml:space="preserve"> </w:t>
-      </w:r>
-      <w:r>
-        <w:t xml:space="preserve">(LTT barcode)</w:t>
+        <w:rPr>
+          <w:b/>
+          <w:bCs/>
+        </w:rPr>
+        <w:t xml:space="preserve">20-year (Honda traceability):</w:t>
+      </w:r>
+      <w:r>
+        <w:t xml:space="preserve"> </w:t>
+      </w:r>
+      <w:r>
+        <w:rPr>
+          <w:rStyle w:val="VerbatimChar"/>
+        </w:rPr>
+        <w:t xml:space="preserve">Lots.Lot</w:t>
+      </w:r>
+      <w:r>
+        <w:t xml:space="preserve">,</w:t>
+      </w:r>
+      <w:r>
+        <w:t xml:space="preserve"> </w:t>
+      </w:r>
+      <w:r>
+        <w:rPr>
+          <w:rStyle w:val="VerbatimChar"/>
+        </w:rPr>
+        <w:t xml:space="preserve">LotGenealogy</w:t>
+      </w:r>
+      <w:r>
+        <w:t xml:space="preserve">,</w:t>
+      </w:r>
+      <w:r>
+        <w:t xml:space="preserve"> </w:t>
+      </w:r>
+      <w:r>
+        <w:rPr>
+          <w:rStyle w:val="VerbatimChar"/>
+        </w:rPr>
+        <w:t xml:space="preserve">LotEventLog</w:t>
+      </w:r>
+      <w:r>
+        <w:t xml:space="preserve">,</w:t>
+      </w:r>
+      <w:r>
+        <w:t xml:space="preserve"> </w:t>
+      </w:r>
+      <w:r>
+        <w:rPr>
+          <w:rStyle w:val="VerbatimChar"/>
+        </w:rPr>
+        <w:t xml:space="preserve">LotStatusHistory</w:t>
+      </w:r>
+      <w:r>
+        <w:t xml:space="preserve">,</w:t>
+      </w:r>
+      <w:r>
+        <w:t xml:space="preserve"> </w:t>
+      </w:r>
+      <w:r>
+        <w:rPr>
+          <w:rStyle w:val="VerbatimChar"/>
+        </w:rPr>
+        <w:t xml:space="preserve">LotMovement</w:t>
+      </w:r>
+      <w:r>
+        <w:t xml:space="preserve">,</w:t>
+      </w:r>
+      <w:r>
+        <w:t xml:space="preserve"> </w:t>
+      </w:r>
+      <w:r>
+        <w:rPr>
+          <w:rStyle w:val="VerbatimChar"/>
+        </w:rPr>
+        <w:t xml:space="preserve">ContainerSerial</w:t>
+      </w:r>
+      <w:r>
+        <w:t xml:space="preserve"> </w:t>
+      </w:r>
+      <w:r>
+        <w:t xml:space="preserve">(+</w:t>
+      </w:r>
+      <w:r>
+        <w:t xml:space="preserve"> </w:t>
+      </w:r>
+      <w:r>
+        <w:rPr>
+          <w:rStyle w:val="VerbatimChar"/>
+        </w:rPr>
+        <w:t xml:space="preserve">ContainerSerialHistory</w:t>
+      </w:r>
+      <w:r>
+        <w:t xml:space="preserve">),</w:t>
+      </w:r>
+      <w:r>
+        <w:t xml:space="preserve"> </w:t>
+      </w:r>
+      <w:r>
+        <w:rPr>
+          <w:rStyle w:val="VerbatimChar"/>
+        </w:rPr>
+        <w:t xml:space="preserve">ShippingLabel</w:t>
+      </w:r>
+      <w:r>
+        <w:t xml:space="preserve">,</w:t>
+      </w:r>
+      <w:r>
+        <w:t xml:space="preserve"> </w:t>
+      </w:r>
+      <w:r>
+        <w:rPr>
+          <w:rStyle w:val="VerbatimChar"/>
+        </w:rPr>
+        <w:t xml:space="preserve">Workorder.ConsumptionEvent</w:t>
+      </w:r>
+      <w:r>
+        <w:t xml:space="preserve">,</w:t>
+      </w:r>
+      <w:r>
+        <w:t xml:space="preserve"> </w:t>
+      </w:r>
+      <w:r>
+        <w:rPr>
+          <w:rStyle w:val="VerbatimChar"/>
+        </w:rPr>
+        <w:t xml:space="preserve">Workorder.RejectEvent</w:t>
+      </w:r>
+      <w:r>
+        <w:t xml:space="preserve">,</w:t>
+      </w:r>
+      <w:r>
+        <w:t xml:space="preserve"> </w:t>
+      </w:r>
+      <w:r>
+        <w:rPr>
+          <w:rStyle w:val="VerbatimChar"/>
+        </w:rPr>
+        <w:t xml:space="preserve">Quality.QualitySample</w:t>
+      </w:r>
+      <w:r>
+        <w:t xml:space="preserve">,</w:t>
+      </w:r>
+      <w:r>
+        <w:t xml:space="preserve"> </w:t>
+      </w:r>
+      <w:r>
+        <w:rPr>
+          <w:rStyle w:val="VerbatimChar"/>
+        </w:rPr>
+        <w:t xml:space="preserve">Quality.QualityResult</w:t>
+      </w:r>
+      <w:r>
+        <w:t xml:space="preserve">.</w:t>
       </w:r>
     </w:p>
     <w:p>
@@ -43382,79 +43823,110 @@
         </w:numPr>
       </w:pPr>
       <w:r>
-        <w:t xml:space="preserve">Sub-LOT</w:t>
-      </w:r>
-      <w:r>
-        <w:t xml:space="preserve"> </w:t>
-      </w:r>
-      <w:r>
-        <w:rPr>
-          <w:rStyle w:val="VerbatimChar"/>
-        </w:rPr>
-        <w:t xml:space="preserve">LotName</w:t>
-      </w:r>
-    </w:p>
-    <w:p>
-      <w:pPr>
-        <w:pStyle w:val="Compact"/>
-        <w:numPr>
-          <w:ilvl w:val="0"/>
-          <w:numId w:val="1080"/>
-        </w:numPr>
-      </w:pPr>
-      <w:r>
-        <w:t xml:space="preserve">Serialized part serial number (</w:t>
-      </w:r>
-      <w:r>
-        <w:rPr>
-          <w:rStyle w:val="VerbatimChar"/>
-        </w:rPr>
-        <w:t xml:space="preserve">SerializedPart.SerialNumber</w:t>
-      </w:r>
-      <w:r>
-        <w:t xml:space="preserve">)</w:t>
-      </w:r>
-    </w:p>
-    <w:p>
-      <w:pPr>
-        <w:pStyle w:val="Compact"/>
-        <w:numPr>
-          <w:ilvl w:val="0"/>
-          <w:numId w:val="1080"/>
-        </w:numPr>
-      </w:pPr>
-      <w:r>
-        <w:t xml:space="preserve">Container</w:t>
-      </w:r>
-      <w:r>
-        <w:t xml:space="preserve"> </w:t>
-      </w:r>
-      <w:r>
-        <w:rPr>
-          <w:rStyle w:val="VerbatimChar"/>
-        </w:rPr>
-        <w:t xml:space="preserve">ContainerName</w:t>
-      </w:r>
-    </w:p>
-    <w:p>
-      <w:pPr>
-        <w:pStyle w:val="Compact"/>
-        <w:numPr>
-          <w:ilvl w:val="0"/>
-          <w:numId w:val="1080"/>
-        </w:numPr>
-      </w:pPr>
-      <w:r>
-        <w:t xml:space="preserve">AIM shipper ID (</w:t>
-      </w:r>
-      <w:r>
-        <w:rPr>
-          <w:rStyle w:val="VerbatimChar"/>
-        </w:rPr>
-        <w:t xml:space="preserve">Lots.ShippingLabel.ShipperId</w:t>
-      </w:r>
-      <w:r>
-        <w:t xml:space="preserve">)</w:t>
+        <w:rPr>
+          <w:b/>
+          <w:bCs/>
+        </w:rPr>
+        <w:t xml:space="preserve">7-year (general operational/audit):</w:t>
+      </w:r>
+      <w:r>
+        <w:t xml:space="preserve"> </w:t>
+      </w:r>
+      <w:r>
+        <w:rPr>
+          <w:rStyle w:val="VerbatimChar"/>
+        </w:rPr>
+        <w:t xml:space="preserve">Audit.OperationLog</w:t>
+      </w:r>
+      <w:r>
+        <w:t xml:space="preserve"> </w:t>
+      </w:r>
+      <w:r>
+        <w:t xml:space="preserve">(general, post-B7 split),</w:t>
+      </w:r>
+      <w:r>
+        <w:t xml:space="preserve"> </w:t>
+      </w:r>
+      <w:r>
+        <w:rPr>
+          <w:rStyle w:val="VerbatimChar"/>
+        </w:rPr>
+        <w:t xml:space="preserve">Audit.FailureLog</w:t>
+      </w:r>
+      <w:r>
+        <w:t xml:space="preserve">,</w:t>
+      </w:r>
+      <w:r>
+        <w:t xml:space="preserve"> </w:t>
+      </w:r>
+      <w:r>
+        <w:rPr>
+          <w:rStyle w:val="VerbatimChar"/>
+        </w:rPr>
+        <w:t xml:space="preserve">Audit.InterfaceLog</w:t>
+      </w:r>
+      <w:r>
+        <w:t xml:space="preserve">,</w:t>
+      </w:r>
+      <w:r>
+        <w:t xml:space="preserve"> </w:t>
+      </w:r>
+      <w:r>
+        <w:rPr>
+          <w:rStyle w:val="VerbatimChar"/>
+        </w:rPr>
+        <w:t xml:space="preserve">Audit.ConfigLog</w:t>
+      </w:r>
+      <w:r>
+        <w:t xml:space="preserve">,</w:t>
+      </w:r>
+      <w:r>
+        <w:t xml:space="preserve"> </w:t>
+      </w:r>
+      <w:r>
+        <w:rPr>
+          <w:rStyle w:val="VerbatimChar"/>
+        </w:rPr>
+        <w:t xml:space="preserve">Oee.DowntimeEvent</w:t>
+      </w:r>
+      <w:r>
+        <w:t xml:space="preserve">,</w:t>
+      </w:r>
+      <w:r>
+        <w:t xml:space="preserve"> </w:t>
+      </w:r>
+      <w:r>
+        <w:rPr>
+          <w:rStyle w:val="VerbatimChar"/>
+        </w:rPr>
+        <w:t xml:space="preserve">Workorder.ProductionEvent</w:t>
+      </w:r>
+      <w:r>
+        <w:t xml:space="preserve">,</w:t>
+      </w:r>
+      <w:r>
+        <w:t xml:space="preserve"> </w:t>
+      </w:r>
+      <w:r>
+        <w:rPr>
+          <w:rStyle w:val="VerbatimChar"/>
+        </w:rPr>
+        <w:t xml:space="preserve">Workorder.ProductionEventValue</w:t>
+      </w:r>
+      <w:r>
+        <w:t xml:space="preserve">,</w:t>
+      </w:r>
+      <w:r>
+        <w:t xml:space="preserve"> </w:t>
+      </w:r>
+      <w:r>
+        <w:rPr>
+          <w:rStyle w:val="VerbatimChar"/>
+        </w:rPr>
+        <w:t xml:space="preserve">Quality.QualityAttachment</w:t>
+      </w:r>
+      <w:r>
+        <w:t xml:space="preserve">.</w:t>
       </w:r>
     </w:p>
     <w:p>
@@ -43462,17 +43934,32 @@
         <w:pStyle w:val="FirstParagraph"/>
       </w:pPr>
       <w:r>
-        <w:t xml:space="preserve">Resolution SHALL be unambiguous — if the input matches multiple record types (e.g., a number used as both a LOT name and a container name), the screen SHALL prompt the user to disambiguate via a type selector. Scan input (barcode reader) SHALL be accepted in addition to keyboard entry.</w:t>
-      </w:r>
-    </w:p>
-    <w:bookmarkEnd w:id="328"/>
-    <w:bookmarkStart w:id="329" w:name="fds-12-014-trace-output"/>
+        <w:t xml:space="preserve">Aged partitions are purged in place via</w:t>
+      </w:r>
+      <w:r>
+        <w:t xml:space="preserve"> </w:t>
+      </w:r>
+      <w:r>
+        <w:rPr>
+          <w:rStyle w:val="VerbatimChar"/>
+        </w:rPr>
+        <w:t xml:space="preserve">TRUNCATE … WITH (PARTITIONS(…))</w:t>
+      </w:r>
+      <w:r>
+        <w:t xml:space="preserve"> </w:t>
+      </w:r>
+      <w:r>
+        <w:t xml:space="preserve">(destructive age-out; no archive-to-coldstore in MVP). Within the retention window all data SHALL remain online and queryable for genealogy and audit purposes. Final per-table windows are subject to MPP IT confirmation (OI-35 B1).</w:t>
+      </w:r>
+    </w:p>
+    <w:bookmarkEnd w:id="308"/>
+    <w:bookmarkStart w:id="309" w:name="fds-11-010-bigint-primary-keys"/>
     <w:p>
       <w:pPr>
         <w:pStyle w:val="Heading4"/>
       </w:pPr>
       <w:r>
-        <w:t xml:space="preserve">FDS-12-014 — Trace Output</w:t>
+        <w:t xml:space="preserve">FDS-11-010 — BIGINT Primary Keys</w:t>
       </w:r>
     </w:p>
     <w:p>
@@ -43480,7 +43967,411 @@
         <w:pStyle w:val="FirstParagraph"/>
       </w:pPr>
       <w:r>
-        <w:t xml:space="preserve">On resolution, the Global Trace screen SHALL display:</w:t>
+        <w:t xml:space="preserve">The four log tables (</w:t>
+      </w:r>
+      <w:r>
+        <w:rPr>
+          <w:rStyle w:val="VerbatimChar"/>
+        </w:rPr>
+        <w:t xml:space="preserve">OperationLog</w:t>
+      </w:r>
+      <w:r>
+        <w:t xml:space="preserve">,</w:t>
+      </w:r>
+      <w:r>
+        <w:t xml:space="preserve"> </w:t>
+      </w:r>
+      <w:r>
+        <w:rPr>
+          <w:rStyle w:val="VerbatimChar"/>
+        </w:rPr>
+        <w:t xml:space="preserve">ConfigLog</w:t>
+      </w:r>
+      <w:r>
+        <w:t xml:space="preserve">,</w:t>
+      </w:r>
+      <w:r>
+        <w:t xml:space="preserve"> </w:t>
+      </w:r>
+      <w:r>
+        <w:rPr>
+          <w:rStyle w:val="VerbatimChar"/>
+        </w:rPr>
+        <w:t xml:space="preserve">InterfaceLog</w:t>
+      </w:r>
+      <w:r>
+        <w:t xml:space="preserve">,</w:t>
+      </w:r>
+      <w:r>
+        <w:t xml:space="preserve"> </w:t>
+      </w:r>
+      <w:r>
+        <w:rPr>
+          <w:rStyle w:val="VerbatimChar"/>
+        </w:rPr>
+        <w:t xml:space="preserve">FailureLog</w:t>
+      </w:r>
+      <w:r>
+        <w:t xml:space="preserve">) SHALL use BIGINT IDENTITY primary keys to support high-volume append patterns over the 20-year retention period.</w:t>
+      </w:r>
+    </w:p>
+    <w:p>
+      <w:r>
+        <w:pict>
+          <v:rect style="width:0;height:1.5pt" o:hralign="center" o:hrstd="t" o:hr="t"/>
+        </w:pict>
+      </w:r>
+    </w:p>
+    <w:bookmarkEnd w:id="309"/>
+    <w:bookmarkEnd w:id="310"/>
+    <w:bookmarkEnd w:id="311"/>
+    <w:bookmarkStart w:id="333" w:name="reporting-mvp"/>
+    <w:p>
+      <w:pPr>
+        <w:pStyle w:val="Heading2"/>
+      </w:pPr>
+      <w:r>
+        <w:t xml:space="preserve">12. Reporting —</w:t>
+      </w:r>
+      <w:r>
+        <w:t xml:space="preserve"> </w:t>
+      </w:r>
+      <w:r>
+        <w:rPr>
+          <w:rStyle w:val="VerbatimChar"/>
+        </w:rPr>
+        <w:t xml:space="preserve">MVP</w:t>
+      </w:r>
+    </w:p>
+    <w:bookmarkStart w:id="312" w:name="design-overview-7"/>
+    <w:p>
+      <w:pPr>
+        <w:pStyle w:val="Heading3"/>
+      </w:pPr>
+      <w:r>
+        <w:t xml:space="preserve">12.1 Design Overview</w:t>
+      </w:r>
+    </w:p>
+    <w:p>
+      <w:pPr>
+        <w:pStyle w:val="FirstParagraph"/>
+      </w:pPr>
+      <w:r>
+        <w:t xml:space="preserve">The MES SHALL provide reports that replace the legacy Productivity Database reports and support Honda traceability requirements. Reports SHALL be delivered via Ignition’s Reporting Module (PDF/HTML/CSV) and Perspective embedded views.</w:t>
+      </w:r>
+    </w:p>
+    <w:bookmarkEnd w:id="312"/>
+    <w:bookmarkStart w:id="317" w:name="traceability-reports"/>
+    <w:p>
+      <w:pPr>
+        <w:pStyle w:val="Heading3"/>
+      </w:pPr>
+      <w:r>
+        <w:t xml:space="preserve">12.2 Traceability Reports</w:t>
+      </w:r>
+    </w:p>
+    <w:bookmarkStart w:id="313" w:name="fds-12-001-lot-genealogy-report"/>
+    <w:p>
+      <w:pPr>
+        <w:pStyle w:val="Heading4"/>
+      </w:pPr>
+      <w:r>
+        <w:t xml:space="preserve">FDS-12-001 — LOT Genealogy Report</w:t>
+      </w:r>
+    </w:p>
+    <w:p>
+      <w:pPr>
+        <w:pStyle w:val="FirstParagraph"/>
+      </w:pPr>
+      <w:r>
+        <w:t xml:space="preserve">Given any LOT, sub-LOT, serial number, or container, the system SHALL display the complete genealogy tree: all source LOTs, operations performed, operators, machines, timestamps, defect codes, and shipping destination. This is the primary Honda traceability deliverable. (FRS 3.13.2)</w:t>
+      </w:r>
+    </w:p>
+    <w:bookmarkEnd w:id="313"/>
+    <w:bookmarkStart w:id="314" w:name="fds-12-002-serialized-item-search"/>
+    <w:p>
+      <w:pPr>
+        <w:pStyle w:val="Heading4"/>
+      </w:pPr>
+      <w:r>
+        <w:t xml:space="preserve">FDS-12-002 — Serialized Item Search</w:t>
+      </w:r>
+    </w:p>
+    <w:p>
+      <w:pPr>
+        <w:pStyle w:val="FirstParagraph"/>
+      </w:pPr>
+      <w:r>
+        <w:t xml:space="preserve">Given a serial number, the system SHALL return: item, source LOT(s), production date/time, operator, machine, container, shipper ID, and ship date. (FRS 3.13.2)</w:t>
+      </w:r>
+    </w:p>
+    <w:bookmarkEnd w:id="314"/>
+    <w:bookmarkStart w:id="315" w:name="fds-12-003-container-search"/>
+    <w:p>
+      <w:pPr>
+        <w:pStyle w:val="Heading4"/>
+      </w:pPr>
+      <w:r>
+        <w:t xml:space="preserve">FDS-12-003 — Container Search</w:t>
+      </w:r>
+    </w:p>
+    <w:p>
+      <w:pPr>
+        <w:pStyle w:val="FirstParagraph"/>
+      </w:pPr>
+      <w:r>
+        <w:t xml:space="preserve">Given a container name or AIM shipper ID, the system SHALL return: item, piece count, source LOT(s), serial numbers (if serialized), container status, ship date, and hold history.</w:t>
+      </w:r>
+    </w:p>
+    <w:bookmarkEnd w:id="315"/>
+    <w:bookmarkStart w:id="316" w:name="fds-12-004-lot-search"/>
+    <w:p>
+      <w:pPr>
+        <w:pStyle w:val="Heading4"/>
+      </w:pPr>
+      <w:r>
+        <w:t xml:space="preserve">FDS-12-004 — LOT Search</w:t>
+      </w:r>
+    </w:p>
+    <w:p>
+      <w:pPr>
+        <w:pStyle w:val="FirstParagraph"/>
+      </w:pPr>
+      <w:r>
+        <w:t xml:space="preserve">The system SHALL provide a LOT search screen with filters: part number, date range, die number, cavity number, status, location, and origin type. Results SHALL display LOT details with drill-down to genealogy, movements, and production events.</w:t>
+      </w:r>
+    </w:p>
+    <w:bookmarkEnd w:id="316"/>
+    <w:bookmarkEnd w:id="317"/>
+    <w:bookmarkStart w:id="322" w:name="X20e5703298e30073c8ffa1040c87c727e57d853"/>
+    <w:p>
+      <w:pPr>
+        <w:pStyle w:val="Heading3"/>
+      </w:pPr>
+      <w:r>
+        <w:t xml:space="preserve">12.3 Production Reports (Replacing Productivity DB)</w:t>
+      </w:r>
+    </w:p>
+    <w:bookmarkStart w:id="318" w:name="fds-12-005-die-shot-report"/>
+    <w:p>
+      <w:pPr>
+        <w:pStyle w:val="Heading4"/>
+      </w:pPr>
+      <w:r>
+        <w:t xml:space="preserve">FDS-12-005 — Die Shot Report</w:t>
+      </w:r>
+    </w:p>
+    <w:p>
+      <w:pPr>
+        <w:pStyle w:val="FirstParagraph"/>
+      </w:pPr>
+      <w:r>
+        <w:t xml:space="preserve">A report of total shots, good shots, warm-up shots, and reject counts per die per shift. Replaces the paper DCFM production sheet summary. (FRS 5.6.6)</w:t>
+      </w:r>
+    </w:p>
+    <w:bookmarkEnd w:id="318"/>
+    <w:bookmarkStart w:id="319" w:name="fds-12-006-rejects-report"/>
+    <w:p>
+      <w:pPr>
+        <w:pStyle w:val="Heading4"/>
+      </w:pPr>
+      <w:r>
+        <w:t xml:space="preserve">FDS-12-006 — Rejects Report</w:t>
+      </w:r>
+    </w:p>
+    <w:p>
+      <w:pPr>
+        <w:pStyle w:val="FirstParagraph"/>
+      </w:pPr>
+      <w:r>
+        <w:t xml:space="preserve">A report of reject counts by defect code, area, machine, and date range. Replaces the PD rejects data entry and reporting. (FRS 3.5.4)</w:t>
+      </w:r>
+    </w:p>
+    <w:bookmarkEnd w:id="319"/>
+    <w:bookmarkStart w:id="320" w:name="fds-12-007-downtime-report"/>
+    <w:p>
+      <w:pPr>
+        <w:pStyle w:val="Heading4"/>
+      </w:pPr>
+      <w:r>
+        <w:t xml:space="preserve">FDS-12-007 — Downtime Report</w:t>
+      </w:r>
+    </w:p>
+    <w:p>
+      <w:pPr>
+        <w:pStyle w:val="FirstParagraph"/>
+      </w:pPr>
+      <w:r>
+        <w:t xml:space="preserve">A report of downtime events by reason code, reason type, area, machine, and date range. Includes total downtime minutes per shift. Replaces the PD downtime data entry and reporting. (FRS 3.15.0)</w:t>
+      </w:r>
+    </w:p>
+    <w:bookmarkEnd w:id="320"/>
+    <w:bookmarkStart w:id="321" w:name="fds-12-008-production-report"/>
+    <w:p>
+      <w:pPr>
+        <w:pStyle w:val="Heading4"/>
+      </w:pPr>
+      <w:r>
+        <w:t xml:space="preserve">FDS-12-008 — Production Report</w:t>
+      </w:r>
+    </w:p>
+    <w:p>
+      <w:pPr>
+        <w:pStyle w:val="FirstParagraph"/>
+      </w:pPr>
+      <w:r>
+        <w:t xml:space="preserve">A summary report of production output by part number, machine, shift, and date range. Includes good count, reject count, and yield. Replaces the PD production report. (FRS 3.5.4)</w:t>
+      </w:r>
+    </w:p>
+    <w:bookmarkEnd w:id="321"/>
+    <w:bookmarkEnd w:id="322"/>
+    <w:bookmarkStart w:id="326" w:name="operational-reports"/>
+    <w:p>
+      <w:pPr>
+        <w:pStyle w:val="Heading3"/>
+      </w:pPr>
+      <w:r>
+        <w:t xml:space="preserve">12.4 Operational Reports</w:t>
+      </w:r>
+    </w:p>
+    <w:bookmarkStart w:id="323" w:name="fds-12-009-in-process-lot-tracking"/>
+    <w:p>
+      <w:pPr>
+        <w:pStyle w:val="Heading4"/>
+      </w:pPr>
+      <w:r>
+        <w:t xml:space="preserve">FDS-12-009 — In-Process LOT Tracking</w:t>
+      </w:r>
+    </w:p>
+    <w:p>
+      <w:pPr>
+        <w:pStyle w:val="FirstParagraph"/>
+      </w:pPr>
+      <w:r>
+        <w:t xml:space="preserve">A real-time view of all active LOTs: current location, piece count, status, age (time since creation). Filterable by area, part number, and status.</w:t>
+      </w:r>
+    </w:p>
+    <w:bookmarkEnd w:id="323"/>
+    <w:bookmarkStart w:id="324" w:name="fds-12-010-hold-status-report"/>
+    <w:p>
+      <w:pPr>
+        <w:pStyle w:val="Heading4"/>
+      </w:pPr>
+      <w:r>
+        <w:t xml:space="preserve">FDS-12-010 — Hold Status Report</w:t>
+      </w:r>
+    </w:p>
+    <w:p>
+      <w:pPr>
+        <w:pStyle w:val="FirstParagraph"/>
+      </w:pPr>
+      <w:r>
+        <w:t xml:space="preserve">A report of all LOTs and containers currently on hold: hold type, reason, placed-by, duration on hold. Supports quality management workflow.</w:t>
+      </w:r>
+    </w:p>
+    <w:bookmarkEnd w:id="324"/>
+    <w:bookmarkStart w:id="325" w:name="fds-12-011-shipping-history"/>
+    <w:p>
+      <w:pPr>
+        <w:pStyle w:val="Heading4"/>
+      </w:pPr>
+      <w:r>
+        <w:t xml:space="preserve">FDS-12-011 — Shipping History</w:t>
+      </w:r>
+    </w:p>
+    <w:p>
+      <w:pPr>
+        <w:pStyle w:val="FirstParagraph"/>
+      </w:pPr>
+      <w:r>
+        <w:t xml:space="preserve">A report of shipped containers by date range, part number, and AIM shipper ID. Supports Honda ASN reconciliation.</w:t>
+      </w:r>
+    </w:p>
+    <w:bookmarkEnd w:id="325"/>
+    <w:bookmarkEnd w:id="326"/>
+    <w:bookmarkStart w:id="330" w:name="global-trace-tool-mvp"/>
+    <w:p>
+      <w:pPr>
+        <w:pStyle w:val="Heading3"/>
+      </w:pPr>
+      <w:r>
+        <w:t xml:space="preserve">12.5 Global Trace Tool —</w:t>
+      </w:r>
+      <w:r>
+        <w:t xml:space="preserve"> </w:t>
+      </w:r>
+      <w:r>
+        <w:rPr>
+          <w:rStyle w:val="VerbatimChar"/>
+        </w:rPr>
+        <w:t xml:space="preserve">MVP</w:t>
+      </w:r>
+    </w:p>
+    <w:bookmarkStart w:id="327" w:name="fds-12-012-home-tile-trace-access"/>
+    <w:p>
+      <w:pPr>
+        <w:pStyle w:val="Heading4"/>
+      </w:pPr>
+      <w:r>
+        <w:t xml:space="preserve">FDS-12-012 — Home-Tile Trace Access</w:t>
+      </w:r>
+    </w:p>
+    <w:p>
+      <w:pPr>
+        <w:pStyle w:val="FirstParagraph"/>
+      </w:pPr>
+      <w:r>
+        <w:t xml:space="preserve">The MES home screen SHALL expose a</w:t>
+      </w:r>
+      <w:r>
+        <w:t xml:space="preserve"> </w:t>
+      </w:r>
+      <w:r>
+        <w:rPr>
+          <w:b/>
+          <w:bCs/>
+        </w:rPr>
+        <w:t xml:space="preserve">Track</w:t>
+      </w:r>
+      <w:r>
+        <w:t xml:space="preserve"> </w:t>
+      </w:r>
+      <w:r>
+        <w:t xml:space="preserve">tile (mirroring the legacy Flexware top-level Track tile) that opens a Global Trace operator tool accessible from any context — Configuration Tool, shop-floor terminal, or Supervisor dashboard. Access requires no elevation because all results are read-only.</w:t>
+      </w:r>
+    </w:p>
+    <w:bookmarkEnd w:id="327"/>
+    <w:bookmarkStart w:id="328" w:name="fds-12-013-trace-input"/>
+    <w:p>
+      <w:pPr>
+        <w:pStyle w:val="Heading4"/>
+      </w:pPr>
+      <w:r>
+        <w:t xml:space="preserve">FDS-12-013 — Trace Input</w:t>
+      </w:r>
+    </w:p>
+    <w:p>
+      <w:pPr>
+        <w:pStyle w:val="FirstParagraph"/>
+      </w:pPr>
+      <w:r>
+        <w:t xml:space="preserve">The Global Trace screen SHALL accept a single input field labeled</w:t>
+      </w:r>
+      <w:r>
+        <w:t xml:space="preserve"> </w:t>
+      </w:r>
+      <w:r>
+        <w:rPr>
+          <w:i/>
+          <w:iCs/>
+        </w:rPr>
+        <w:t xml:space="preserve">“LOT / Serial / Container / Shipper ID”</w:t>
+      </w:r>
+      <w:r>
+        <w:t xml:space="preserve"> </w:t>
+      </w:r>
+      <w:r>
+        <w:t xml:space="preserve">that resolves any of the following:</w:t>
       </w:r>
     </w:p>
     <w:p>
@@ -43492,17 +44383,22 @@
         </w:numPr>
       </w:pPr>
       <w:r>
-        <w:rPr>
-          <w:b/>
-          <w:bCs/>
-        </w:rPr>
-        <w:t xml:space="preserve">Header panel</w:t>
-      </w:r>
-      <w:r>
-        <w:t xml:space="preserve"> </w:t>
-      </w:r>
-      <w:r>
-        <w:t xml:space="preserve">— identifier type, identifier value, current status, current location, creation timestamp, item/part number.</w:t>
+        <w:t xml:space="preserve">LOT</w:t>
+      </w:r>
+      <w:r>
+        <w:t xml:space="preserve"> </w:t>
+      </w:r>
+      <w:r>
+        <w:rPr>
+          <w:rStyle w:val="VerbatimChar"/>
+        </w:rPr>
+        <w:t xml:space="preserve">LotName</w:t>
+      </w:r>
+      <w:r>
+        <w:t xml:space="preserve"> </w:t>
+      </w:r>
+      <w:r>
+        <w:t xml:space="preserve">(LTT barcode)</w:t>
       </w:r>
     </w:p>
     <w:p>
@@ -43514,17 +44410,16 @@
         </w:numPr>
       </w:pPr>
       <w:r>
-        <w:rPr>
-          <w:b/>
-          <w:bCs/>
-        </w:rPr>
-        <w:t xml:space="preserve">Genealogy tree</w:t>
-      </w:r>
-      <w:r>
-        <w:t xml:space="preserve"> </w:t>
-      </w:r>
-      <w:r>
-        <w:t xml:space="preserve">— full forward + backward tree (FDS-05-017), rendered as an expandable hierarchy with clickable nodes that re-scope the trace to the clicked entity. Honda-critical field.</w:t>
+        <w:t xml:space="preserve">Sub-LOT</w:t>
+      </w:r>
+      <w:r>
+        <w:t xml:space="preserve"> </w:t>
+      </w:r>
+      <w:r>
+        <w:rPr>
+          <w:rStyle w:val="VerbatimChar"/>
+        </w:rPr>
+        <w:t xml:space="preserve">LotName</w:t>
       </w:r>
     </w:p>
     <w:p>
@@ -43536,56 +44431,16 @@
         </w:numPr>
       </w:pPr>
       <w:r>
-        <w:rPr>
-          <w:b/>
-          <w:bCs/>
-        </w:rPr>
-        <w:t xml:space="preserve">Production history</w:t>
-      </w:r>
-      <w:r>
-        <w:t xml:space="preserve"> </w:t>
-      </w:r>
-      <w:r>
-        <w:t xml:space="preserve">— all</w:t>
-      </w:r>
-      <w:r>
-        <w:t xml:space="preserve"> </w:t>
-      </w:r>
-      <w:r>
-        <w:rPr>
-          <w:rStyle w:val="VerbatimChar"/>
-        </w:rPr>
-        <w:t xml:space="preserve">ProductionEvent</w:t>
-      </w:r>
-      <w:r>
-        <w:t xml:space="preserve">,</w:t>
-      </w:r>
-      <w:r>
-        <w:t xml:space="preserve"> </w:t>
-      </w:r>
-      <w:r>
-        <w:rPr>
-          <w:rStyle w:val="VerbatimChar"/>
-        </w:rPr>
-        <w:t xml:space="preserve">ConsumptionEvent</w:t>
-      </w:r>
-      <w:r>
-        <w:t xml:space="preserve">, and</w:t>
-      </w:r>
-      <w:r>
-        <w:t xml:space="preserve"> </w:t>
-      </w:r>
-      <w:r>
-        <w:rPr>
-          <w:rStyle w:val="VerbatimChar"/>
-        </w:rPr>
-        <w:t xml:space="preserve">RejectEvent</w:t>
-      </w:r>
-      <w:r>
-        <w:t xml:space="preserve"> </w:t>
-      </w:r>
-      <w:r>
-        <w:t xml:space="preserve">rows, chronological.</w:t>
+        <w:t xml:space="preserve">Serialized part serial number (</w:t>
+      </w:r>
+      <w:r>
+        <w:rPr>
+          <w:rStyle w:val="VerbatimChar"/>
+        </w:rPr>
+        <w:t xml:space="preserve">SerializedPart.SerialNumber</w:t>
+      </w:r>
+      <w:r>
+        <w:t xml:space="preserve">)</w:t>
       </w:r>
     </w:p>
     <w:p>
@@ -43597,32 +44452,16 @@
         </w:numPr>
       </w:pPr>
       <w:r>
-        <w:rPr>
-          <w:b/>
-          <w:bCs/>
-        </w:rPr>
-        <w:t xml:space="preserve">Movement history</w:t>
-      </w:r>
-      <w:r>
-        <w:t xml:space="preserve"> </w:t>
-      </w:r>
-      <w:r>
-        <w:t xml:space="preserve">— all</w:t>
-      </w:r>
-      <w:r>
-        <w:t xml:space="preserve"> </w:t>
-      </w:r>
-      <w:r>
-        <w:rPr>
-          <w:rStyle w:val="VerbatimChar"/>
-        </w:rPr>
-        <w:t xml:space="preserve">LotMovement</w:t>
-      </w:r>
-      <w:r>
-        <w:t xml:space="preserve"> </w:t>
-      </w:r>
-      <w:r>
-        <w:t xml:space="preserve">rows.</w:t>
+        <w:t xml:space="preserve">Container</w:t>
+      </w:r>
+      <w:r>
+        <w:t xml:space="preserve"> </w:t>
+      </w:r>
+      <w:r>
+        <w:rPr>
+          <w:rStyle w:val="VerbatimChar"/>
+        </w:rPr>
+        <w:t xml:space="preserve">ContainerName</w:t>
       </w:r>
     </w:p>
     <w:p>
@@ -43634,47 +44473,42 @@
         </w:numPr>
       </w:pPr>
       <w:r>
-        <w:rPr>
-          <w:b/>
-          <w:bCs/>
-        </w:rPr>
-        <w:t xml:space="preserve">Holds / Quality dispositions</w:t>
-      </w:r>
-      <w:r>
-        <w:t xml:space="preserve"> </w:t>
-      </w:r>
-      <w:r>
-        <w:t xml:space="preserve">— all</w:t>
-      </w:r>
-      <w:r>
-        <w:t xml:space="preserve"> </w:t>
-      </w:r>
-      <w:r>
-        <w:rPr>
-          <w:rStyle w:val="VerbatimChar"/>
-        </w:rPr>
-        <w:t xml:space="preserve">HoldEvent</w:t>
-      </w:r>
-      <w:r>
-        <w:t xml:space="preserve"> </w:t>
-      </w:r>
-      <w:r>
-        <w:t xml:space="preserve">rows and</w:t>
-      </w:r>
-      <w:r>
-        <w:t xml:space="preserve"> </w:t>
-      </w:r>
-      <w:r>
-        <w:rPr>
-          <w:rStyle w:val="VerbatimChar"/>
-        </w:rPr>
-        <w:t xml:space="preserve">LotStatusHistory</w:t>
-      </w:r>
-      <w:r>
-        <w:t xml:space="preserve"> </w:t>
-      </w:r>
-      <w:r>
-        <w:t xml:space="preserve">transitions.</w:t>
+        <w:t xml:space="preserve">AIM shipper ID (</w:t>
+      </w:r>
+      <w:r>
+        <w:rPr>
+          <w:rStyle w:val="VerbatimChar"/>
+        </w:rPr>
+        <w:t xml:space="preserve">Lots.ShippingLabel.ShipperId</w:t>
+      </w:r>
+      <w:r>
+        <w:t xml:space="preserve">)</w:t>
+      </w:r>
+    </w:p>
+    <w:p>
+      <w:pPr>
+        <w:pStyle w:val="FirstParagraph"/>
+      </w:pPr>
+      <w:r>
+        <w:t xml:space="preserve">Resolution SHALL be unambiguous — if the input matches multiple record types (e.g., a number used as both a LOT name and a container name), the screen SHALL prompt the user to disambiguate via a type selector. Scan input (barcode reader) SHALL be accepted in addition to keyboard entry.</w:t>
+      </w:r>
+    </w:p>
+    <w:bookmarkEnd w:id="328"/>
+    <w:bookmarkStart w:id="329" w:name="fds-12-014-trace-output"/>
+    <w:p>
+      <w:pPr>
+        <w:pStyle w:val="Heading4"/>
+      </w:pPr>
+      <w:r>
+        <w:t xml:space="preserve">FDS-12-014 — Trace Output</w:t>
+      </w:r>
+    </w:p>
+    <w:p>
+      <w:pPr>
+        <w:pStyle w:val="FirstParagraph"/>
+      </w:pPr>
+      <w:r>
+        <w:t xml:space="preserve">On resolution, the Global Trace screen SHALL display:</w:t>
       </w:r>
     </w:p>
     <w:p>
@@ -43682,7 +44516,201 @@
         <w:pStyle w:val="Compact"/>
         <w:numPr>
           <w:ilvl w:val="0"/>
-          <w:numId w:val="1081"/>
+          <w:numId w:val="1082"/>
+        </w:numPr>
+      </w:pPr>
+      <w:r>
+        <w:rPr>
+          <w:b/>
+          <w:bCs/>
+        </w:rPr>
+        <w:t xml:space="preserve">Header panel</w:t>
+      </w:r>
+      <w:r>
+        <w:t xml:space="preserve"> </w:t>
+      </w:r>
+      <w:r>
+        <w:t xml:space="preserve">— identifier type, identifier value, current status, current location, creation timestamp, item/part number.</w:t>
+      </w:r>
+    </w:p>
+    <w:p>
+      <w:pPr>
+        <w:pStyle w:val="Compact"/>
+        <w:numPr>
+          <w:ilvl w:val="0"/>
+          <w:numId w:val="1082"/>
+        </w:numPr>
+      </w:pPr>
+      <w:r>
+        <w:rPr>
+          <w:b/>
+          <w:bCs/>
+        </w:rPr>
+        <w:t xml:space="preserve">Genealogy tree</w:t>
+      </w:r>
+      <w:r>
+        <w:t xml:space="preserve"> </w:t>
+      </w:r>
+      <w:r>
+        <w:t xml:space="preserve">— full forward + backward tree (FDS-05-017), rendered as an expandable hierarchy with clickable nodes that re-scope the trace to the clicked entity. Honda-critical field.</w:t>
+      </w:r>
+    </w:p>
+    <w:p>
+      <w:pPr>
+        <w:pStyle w:val="Compact"/>
+        <w:numPr>
+          <w:ilvl w:val="0"/>
+          <w:numId w:val="1082"/>
+        </w:numPr>
+      </w:pPr>
+      <w:r>
+        <w:rPr>
+          <w:b/>
+          <w:bCs/>
+        </w:rPr>
+        <w:t xml:space="preserve">Production history</w:t>
+      </w:r>
+      <w:r>
+        <w:t xml:space="preserve"> </w:t>
+      </w:r>
+      <w:r>
+        <w:t xml:space="preserve">— all</w:t>
+      </w:r>
+      <w:r>
+        <w:t xml:space="preserve"> </w:t>
+      </w:r>
+      <w:r>
+        <w:rPr>
+          <w:rStyle w:val="VerbatimChar"/>
+        </w:rPr>
+        <w:t xml:space="preserve">ProductionEvent</w:t>
+      </w:r>
+      <w:r>
+        <w:t xml:space="preserve">,</w:t>
+      </w:r>
+      <w:r>
+        <w:t xml:space="preserve"> </w:t>
+      </w:r>
+      <w:r>
+        <w:rPr>
+          <w:rStyle w:val="VerbatimChar"/>
+        </w:rPr>
+        <w:t xml:space="preserve">ConsumptionEvent</w:t>
+      </w:r>
+      <w:r>
+        <w:t xml:space="preserve">, and</w:t>
+      </w:r>
+      <w:r>
+        <w:t xml:space="preserve"> </w:t>
+      </w:r>
+      <w:r>
+        <w:rPr>
+          <w:rStyle w:val="VerbatimChar"/>
+        </w:rPr>
+        <w:t xml:space="preserve">RejectEvent</w:t>
+      </w:r>
+      <w:r>
+        <w:t xml:space="preserve"> </w:t>
+      </w:r>
+      <w:r>
+        <w:t xml:space="preserve">rows, chronological.</w:t>
+      </w:r>
+    </w:p>
+    <w:p>
+      <w:pPr>
+        <w:pStyle w:val="Compact"/>
+        <w:numPr>
+          <w:ilvl w:val="0"/>
+          <w:numId w:val="1082"/>
+        </w:numPr>
+      </w:pPr>
+      <w:r>
+        <w:rPr>
+          <w:b/>
+          <w:bCs/>
+        </w:rPr>
+        <w:t xml:space="preserve">Movement history</w:t>
+      </w:r>
+      <w:r>
+        <w:t xml:space="preserve"> </w:t>
+      </w:r>
+      <w:r>
+        <w:t xml:space="preserve">— all</w:t>
+      </w:r>
+      <w:r>
+        <w:t xml:space="preserve"> </w:t>
+      </w:r>
+      <w:r>
+        <w:rPr>
+          <w:rStyle w:val="VerbatimChar"/>
+        </w:rPr>
+        <w:t xml:space="preserve">LotMovement</w:t>
+      </w:r>
+      <w:r>
+        <w:t xml:space="preserve"> </w:t>
+      </w:r>
+      <w:r>
+        <w:t xml:space="preserve">rows.</w:t>
+      </w:r>
+    </w:p>
+    <w:p>
+      <w:pPr>
+        <w:pStyle w:val="Compact"/>
+        <w:numPr>
+          <w:ilvl w:val="0"/>
+          <w:numId w:val="1082"/>
+        </w:numPr>
+      </w:pPr>
+      <w:r>
+        <w:rPr>
+          <w:b/>
+          <w:bCs/>
+        </w:rPr>
+        <w:t xml:space="preserve">Holds / Quality dispositions</w:t>
+      </w:r>
+      <w:r>
+        <w:t xml:space="preserve"> </w:t>
+      </w:r>
+      <w:r>
+        <w:t xml:space="preserve">— all</w:t>
+      </w:r>
+      <w:r>
+        <w:t xml:space="preserve"> </w:t>
+      </w:r>
+      <w:r>
+        <w:rPr>
+          <w:rStyle w:val="VerbatimChar"/>
+        </w:rPr>
+        <w:t xml:space="preserve">HoldEvent</w:t>
+      </w:r>
+      <w:r>
+        <w:t xml:space="preserve"> </w:t>
+      </w:r>
+      <w:r>
+        <w:t xml:space="preserve">rows and</w:t>
+      </w:r>
+      <w:r>
+        <w:t xml:space="preserve"> </w:t>
+      </w:r>
+      <w:r>
+        <w:rPr>
+          <w:rStyle w:val="VerbatimChar"/>
+        </w:rPr>
+        <w:t xml:space="preserve">LotStatusHistory</w:t>
+      </w:r>
+      <w:r>
+        <w:t xml:space="preserve"> </w:t>
+      </w:r>
+      <w:r>
+        <w:t xml:space="preserve">transitions.</w:t>
+      </w:r>
+    </w:p>
+    <w:p>
+      <w:pPr>
+        <w:pStyle w:val="Compact"/>
+        <w:numPr>
+          <w:ilvl w:val="0"/>
+          <w:numId w:val="1082"/>
         </w:numPr>
       </w:pPr>
       <w:r>
@@ -44216,7 +45244,7 @@
         <w:pStyle w:val="Compact"/>
         <w:numPr>
           <w:ilvl w:val="0"/>
-          <w:numId w:val="1082"/>
+          <w:numId w:val="1083"/>
         </w:numPr>
       </w:pPr>
       <w:r>
@@ -44236,482 +45264,6 @@
       </w:r>
       <w:r>
         <w:t xml:space="preserve">with error details</w:t>
-      </w:r>
-    </w:p>
-    <w:p>
-      <w:pPr>
-        <w:pStyle w:val="Compact"/>
-        <w:numPr>
-          <w:ilvl w:val="0"/>
-          <w:numId w:val="1082"/>
-        </w:numPr>
-      </w:pPr>
-      <w:r>
-        <w:t xml:space="preserve">Queue the call for retry (per FDS-01-006 dispatch pattern)</w:t>
-      </w:r>
-    </w:p>
-    <w:p>
-      <w:pPr>
-        <w:pStyle w:val="Compact"/>
-        <w:numPr>
-          <w:ilvl w:val="0"/>
-          <w:numId w:val="1082"/>
-        </w:numPr>
-      </w:pPr>
-      <w:r>
-        <w:t xml:space="preserve">Alert the shipping operator that the AIM call is pending</w:t>
-      </w:r>
-    </w:p>
-    <w:p>
-      <w:pPr>
-        <w:pStyle w:val="Compact"/>
-        <w:numPr>
-          <w:ilvl w:val="0"/>
-          <w:numId w:val="1082"/>
-        </w:numPr>
-      </w:pPr>
-      <w:r>
-        <w:t xml:space="preserve">The container SHALL remain in its current status until the AIM call succeeds</w:t>
-      </w:r>
-    </w:p>
-    <w:bookmarkEnd w:id="335"/>
-    <w:bookmarkStart w:id="336" w:name="fds-13-003-aim-availability"/>
-    <w:p>
-      <w:pPr>
-        <w:pStyle w:val="Heading4"/>
-      </w:pPr>
-      <w:r>
-        <w:t xml:space="preserve">FDS-13-003 — AIM Availability</w:t>
-      </w:r>
-    </w:p>
-    <w:p>
-      <w:pPr>
-        <w:pStyle w:val="FirstParagraph"/>
-      </w:pPr>
-      <w:r>
-        <w:t xml:space="preserve">The system SHALL handle AIM unavailability gracefully. Containers can be completed and staged but SHALL NOT print shipping labels until an AIM shipper ID is assigned. Production SHALL NOT be blocked by AIM outages.</w:t>
-      </w:r>
-    </w:p>
-    <w:bookmarkEnd w:id="336"/>
-    <w:bookmarkEnd w:id="337"/>
-    <w:bookmarkStart w:id="339" w:name="macola-erp-future"/>
-    <w:p>
-      <w:pPr>
-        <w:pStyle w:val="Heading3"/>
-      </w:pPr>
-      <w:r>
-        <w:t xml:space="preserve">13.2 Macola ERP —</w:t>
-      </w:r>
-      <w:r>
-        <w:t xml:space="preserve"> </w:t>
-      </w:r>
-      <w:r>
-        <w:rPr>
-          <w:rStyle w:val="VerbatimChar"/>
-        </w:rPr>
-        <w:t xml:space="preserve">FUTURE</w:t>
-      </w:r>
-    </w:p>
-    <w:bookmarkStart w:id="338" w:name="fds-13-004-macola-scope-boundary"/>
-    <w:p>
-      <w:pPr>
-        <w:pStyle w:val="Heading4"/>
-      </w:pPr>
-      <w:r>
-        <w:t xml:space="preserve">FDS-13-004 — Macola Scope Boundary</w:t>
-      </w:r>
-    </w:p>
-    <w:p>
-      <w:pPr>
-        <w:pStyle w:val="FirstParagraph"/>
-      </w:pPr>
-      <w:r>
-        <w:t xml:space="preserve">Macola ERP integration is FUTURE. The data model supports it (Item.MacolaPartNumber cross-reference,</w:t>
-      </w:r>
-      <w:r>
-        <w:t xml:space="preserve"> </w:t>
-      </w:r>
-      <w:r>
-        <w:rPr>
-          <w:rStyle w:val="VerbatimChar"/>
-        </w:rPr>
-        <w:t xml:space="preserve">InterfaceLog</w:t>
-      </w:r>
-      <w:r>
-        <w:t xml:space="preserve"> </w:t>
-      </w:r>
-      <w:r>
-        <w:t xml:space="preserve">for communications), but no integration is implemented in MVP. When activated, the expected interface is CSV import of Items/BOMs from Macola and possible production data export.</w:t>
-      </w:r>
-    </w:p>
-    <w:bookmarkEnd w:id="338"/>
-    <w:bookmarkEnd w:id="339"/>
-    <w:bookmarkStart w:id="341" w:name="intelex-quality-management-future"/>
-    <w:p>
-      <w:pPr>
-        <w:pStyle w:val="Heading3"/>
-      </w:pPr>
-      <w:r>
-        <w:t xml:space="preserve">13.3 Intelex (Quality Management) —</w:t>
-      </w:r>
-      <w:r>
-        <w:t xml:space="preserve"> </w:t>
-      </w:r>
-      <w:r>
-        <w:rPr>
-          <w:rStyle w:val="VerbatimChar"/>
-        </w:rPr>
-        <w:t xml:space="preserve">FUTURE</w:t>
-      </w:r>
-    </w:p>
-    <w:bookmarkStart w:id="340" w:name="fds-13-005-intelex-scope-boundary"/>
-    <w:p>
-      <w:pPr>
-        <w:pStyle w:val="Heading4"/>
-      </w:pPr>
-      <w:r>
-        <w:t xml:space="preserve">FDS-13-005 — Intelex Scope Boundary</w:t>
-      </w:r>
-    </w:p>
-    <w:p>
-      <w:pPr>
-        <w:pStyle w:val="FirstParagraph"/>
-      </w:pPr>
-      <w:r>
-        <w:t xml:space="preserve">Intelex integration is FUTURE. MPP currently uses Intelex for NCM/failure analysis independently of the MES. When activated, the expected interface is REST API for synchronizing hold events and quality data between MES and Intelex.</w:t>
-      </w:r>
-    </w:p>
-    <w:bookmarkEnd w:id="340"/>
-    <w:bookmarkEnd w:id="341"/>
-    <w:bookmarkStart w:id="343" w:name="scada-process-dashboards-future"/>
-    <w:p>
-      <w:pPr>
-        <w:pStyle w:val="Heading3"/>
-      </w:pPr>
-      <w:r>
-        <w:t xml:space="preserve">13.4 SCADA / Process Dashboards —</w:t>
-      </w:r>
-      <w:r>
-        <w:t xml:space="preserve"> </w:t>
-      </w:r>
-      <w:r>
-        <w:rPr>
-          <w:rStyle w:val="VerbatimChar"/>
-        </w:rPr>
-        <w:t xml:space="preserve">FUTURE</w:t>
-      </w:r>
-    </w:p>
-    <w:bookmarkStart w:id="342" w:name="fds-13-006-scada-scope-boundary"/>
-    <w:p>
-      <w:pPr>
-        <w:pStyle w:val="Heading4"/>
-      </w:pPr>
-      <w:r>
-        <w:t xml:space="preserve">FDS-13-006 — SCADA Scope Boundary</w:t>
-      </w:r>
-    </w:p>
-    <w:p>
-      <w:pPr>
-        <w:pStyle w:val="FirstParagraph"/>
-      </w:pPr>
-      <w:r>
-        <w:t xml:space="preserve">SCADA process dashboards and process reporting are FUTURE. Process data is captured by Ignition Tag Historian (FDS-01-007) and is available for future dashboard development without additional MES changes.</w:t>
-      </w:r>
-    </w:p>
-    <w:p>
-      <w:r>
-        <w:pict>
-          <v:rect style="width:0;height:1.5pt" o:hralign="center" o:hrstd="t" o:hr="t"/>
-        </w:pict>
-      </w:r>
-    </w:p>
-    <w:bookmarkEnd w:id="342"/>
-    <w:bookmarkEnd w:id="343"/>
-    <w:bookmarkEnd w:id="344"/>
-    <w:bookmarkStart w:id="351" w:name="data-migration-conditional"/>
-    <w:p>
-      <w:pPr>
-        <w:pStyle w:val="Heading2"/>
-      </w:pPr>
-      <w:r>
-        <w:t xml:space="preserve">14. Data Migration —</w:t>
-      </w:r>
-      <w:r>
-        <w:t xml:space="preserve"> </w:t>
-      </w:r>
-      <w:r>
-        <w:rPr>
-          <w:rStyle w:val="VerbatimChar"/>
-        </w:rPr>
-        <w:t xml:space="preserve">CONDITIONAL</w:t>
-      </w:r>
-    </w:p>
-    <w:bookmarkStart w:id="350" w:name="overview"/>
-    <w:p>
-      <w:pPr>
-        <w:pStyle w:val="Heading3"/>
-      </w:pPr>
-      <w:r>
-        <w:t xml:space="preserve">14.1 Overview</w:t>
-      </w:r>
-    </w:p>
-    <w:p>
-      <w:pPr>
-        <w:pStyle w:val="FirstParagraph"/>
-      </w:pPr>
-      <w:r>
-        <w:t xml:space="preserve">Data migration covers two sources: the legacy Manufacturing Director MES and the Productivity Database. Migration scope is conditional on MPP approval (80-hour quote per Scope Matrix row 2).</w:t>
-      </w:r>
-    </w:p>
-    <w:bookmarkStart w:id="345" w:name="fds-14-001-seed-data-mvp-not-conditional"/>
-    <w:p>
-      <w:pPr>
-        <w:pStyle w:val="Heading4"/>
-      </w:pPr>
-      <w:r>
-        <w:t xml:space="preserve">FDS-14-001 — Seed Data (MVP — Not Conditional)</w:t>
-      </w:r>
-    </w:p>
-    <w:p>
-      <w:pPr>
-        <w:pStyle w:val="FirstParagraph"/>
-      </w:pPr>
-      <w:r>
-        <w:t xml:space="preserve">The following seed data SHALL be loaded regardless of migration scope decision:</w:t>
-      </w:r>
-      <w:r>
-        <w:t xml:space="preserve"> </w:t>
-      </w:r>
-      <w:r>
-        <w:t xml:space="preserve">- Location hierarchy (~230 machines, areas, inventory locations)</w:t>
-      </w:r>
-      <w:r>
-        <w:t xml:space="preserve"> </w:t>
-      </w:r>
-      <w:r>
-        <w:t xml:space="preserve">- Item master (all active part numbers)</w:t>
-      </w:r>
-      <w:r>
-        <w:t xml:space="preserve"> </w:t>
-      </w:r>
-      <w:r>
-        <w:t xml:space="preserve">- Defect codes (~145 codes from Appendix E)</w:t>
-      </w:r>
-      <w:r>
-        <w:t xml:space="preserve"> </w:t>
-      </w:r>
-      <w:r>
-        <w:t xml:space="preserve">- Downtime reason codes (~660 codes from Appendix D)</w:t>
-      </w:r>
-      <w:r>
-        <w:t xml:space="preserve"> </w:t>
-      </w:r>
-      <w:r>
-        <w:t xml:space="preserve">- Shift schedules</w:t>
-      </w:r>
-      <w:r>
-        <w:t xml:space="preserve"> </w:t>
-      </w:r>
-      <w:r>
-        <w:t xml:space="preserve">- Quality specs (active versions)</w:t>
-      </w:r>
-      <w:r>
-        <w:t xml:space="preserve"> </w:t>
-      </w:r>
-      <w:r>
-        <w:t xml:space="preserve">- Container configurations (per product)</w:t>
-      </w:r>
-    </w:p>
-    <w:p>
-      <w:pPr>
-        <w:pStyle w:val="BodyText"/>
-      </w:pPr>
-      <w:r>
-        <w:t xml:space="preserve">This is configuration data, not migration — it is required for the system to function.</w:t>
-      </w:r>
-    </w:p>
-    <w:bookmarkEnd w:id="345"/>
-    <w:bookmarkStart w:id="346" w:name="X1646aa20be375abfef6f88318d0a0c006670709"/>
-    <w:p>
-      <w:pPr>
-        <w:pStyle w:val="Heading4"/>
-      </w:pPr>
-      <w:r>
-        <w:t xml:space="preserve">FDS-14-002 — Legacy MES Migration (Conditional)</w:t>
-      </w:r>
-    </w:p>
-    <w:p>
-      <w:pPr>
-        <w:pStyle w:val="FirstParagraph"/>
-      </w:pPr>
-      <w:r>
-        <w:t xml:space="preserve">If approved, migration from Manufacturing Director SHALL include:</w:t>
-      </w:r>
-      <w:r>
-        <w:t xml:space="preserve"> </w:t>
-      </w:r>
-      <w:r>
-        <w:t xml:space="preserve">- Active in-flight LOTs (current WIP) — LOT identity, piece count, location, status</w:t>
-      </w:r>
-      <w:r>
-        <w:t xml:space="preserve"> </w:t>
-      </w:r>
-      <w:r>
-        <w:t xml:space="preserve">- LOT genealogy for in-flight LOTs (parent/child relationships)</w:t>
-      </w:r>
-      <w:r>
-        <w:t xml:space="preserve"> </w:t>
-      </w:r>
-      <w:r>
-        <w:t xml:space="preserve">- Open containers and their contents</w:t>
-      </w:r>
-    </w:p>
-    <w:p>
-      <w:pPr>
-        <w:pStyle w:val="BodyText"/>
-      </w:pPr>
-      <w:r>
-        <w:t xml:space="preserve">Historical production data (completed LOTs, shipped containers) MAY be migrated for reporting continuity, scoped during migration planning.</w:t>
-      </w:r>
-    </w:p>
-    <w:bookmarkEnd w:id="346"/>
-    <w:bookmarkStart w:id="347" w:name="Xac50ded15830ceb1a14a8e0fd9e01279af92e69"/>
-    <w:p>
-      <w:pPr>
-        <w:pStyle w:val="Heading4"/>
-      </w:pPr>
-      <w:r>
-        <w:t xml:space="preserve">FDS-14-003 — Productivity DB Migration (Conditional)</w:t>
-      </w:r>
-    </w:p>
-    <w:p>
-      <w:pPr>
-        <w:pStyle w:val="FirstParagraph"/>
-      </w:pPr>
-      <w:r>
-        <w:t xml:space="preserve">If approved, migration from the Productivity Database SHALL include historical production summaries for reporting continuity. The PD data structure differs from the MES schema — a transformation layer is required.</w:t>
-      </w:r>
-    </w:p>
-    <w:bookmarkEnd w:id="347"/>
-    <w:bookmarkStart w:id="348" w:name="fds-14-004-migration-validation"/>
-    <w:p>
-      <w:pPr>
-        <w:pStyle w:val="Heading4"/>
-      </w:pPr>
-      <w:r>
-        <w:t xml:space="preserve">FDS-14-004 — Migration Validation</w:t>
-      </w:r>
-    </w:p>
-    <w:p>
-      <w:pPr>
-        <w:pStyle w:val="FirstParagraph"/>
-      </w:pPr>
-      <w:r>
-        <w:t xml:space="preserve">All migrated data SHALL be validated against the source system before go-live. Validation SHALL include: record counts, LOT status verification, genealogy integrity checks, and sample-based detail verification.</w:t>
-      </w:r>
-    </w:p>
-    <w:bookmarkEnd w:id="348"/>
-    <w:bookmarkStart w:id="349" w:name="fds-14-005-flexware-bom-import-mvp"/>
-    <w:p>
-      <w:pPr>
-        <w:pStyle w:val="Heading4"/>
-      </w:pPr>
-      <w:r>
-        <w:t xml:space="preserve">FDS-14-005 — Flexware BOM Import —</w:t>
-      </w:r>
-      <w:r>
-        <w:t xml:space="preserve"> </w:t>
-      </w:r>
-      <w:r>
-        <w:rPr>
-          <w:rStyle w:val="VerbatimChar"/>
-        </w:rPr>
-        <w:t xml:space="preserve">MVP</w:t>
-      </w:r>
-    </w:p>
-    <w:p>
-      <w:pPr>
-        <w:pStyle w:val="FirstParagraph"/>
-      </w:pPr>
-      <w:r>
-        <w:t xml:space="preserve">Per MPP IT, authoritative Bills of Material live in the legacy</w:t>
-      </w:r>
-      <w:r>
-        <w:t xml:space="preserve"> </w:t>
-      </w:r>
-      <w:r>
-        <w:rPr>
-          <w:b/>
-          <w:bCs/>
-        </w:rPr>
-        <w:t xml:space="preserve">Flexware application at IP</w:t>
-      </w:r>
-      <w:r>
-        <w:rPr>
-          <w:b/>
-          <w:bCs/>
-        </w:rPr>
-        <w:t xml:space="preserve"> </w:t>
-      </w:r>
-      <w:r>
-        <w:rPr>
-          <w:rStyle w:val="VerbatimChar"/>
-          <w:b/>
-          <w:bCs/>
-        </w:rPr>
-        <w:t xml:space="preserve">.919</w:t>
-      </w:r>
-      <w:r>
-        <w:t xml:space="preserve"> </w:t>
-      </w:r>
-      <w:r>
-        <w:t xml:space="preserve">— the predecessor MES being replaced by this project. The new MES</w:t>
-      </w:r>
-      <w:r>
-        <w:t xml:space="preserve"> </w:t>
-      </w:r>
-      <w:r>
-        <w:rPr>
-          <w:rStyle w:val="VerbatimChar"/>
-        </w:rPr>
-        <w:t xml:space="preserve">Parts.Bom</w:t>
-      </w:r>
-      <w:r>
-        <w:t xml:space="preserve"> </w:t>
-      </w:r>
-      <w:r>
-        <w:t xml:space="preserve">and</w:t>
-      </w:r>
-      <w:r>
-        <w:t xml:space="preserve"> </w:t>
-      </w:r>
-      <w:r>
-        <w:rPr>
-          <w:rStyle w:val="VerbatimChar"/>
-        </w:rPr>
-        <w:t xml:space="preserve">Parts.BomLine</w:t>
-      </w:r>
-      <w:r>
-        <w:t xml:space="preserve"> </w:t>
-      </w:r>
-      <w:r>
-        <w:t xml:space="preserve">tables SHALL be seeded from a</w:t>
-      </w:r>
-      <w:r>
-        <w:t xml:space="preserve"> </w:t>
-      </w:r>
-      <w:r>
-        <w:rPr>
-          <w:b/>
-          <w:bCs/>
-        </w:rPr>
-        <w:t xml:space="preserve">one-shot export</w:t>
-      </w:r>
-      <w:r>
-        <w:t xml:space="preserve"> </w:t>
-      </w:r>
-      <w:r>
-        <w:t xml:space="preserve">of the Flexware BOM master at cutover. See FDS-01-013 for the architectural placement; this requirement covers the migration-mechanics detail.</w:t>
       </w:r>
     </w:p>
     <w:p>
@@ -44723,107 +45275,7 @@
         </w:numPr>
       </w:pPr>
       <w:r>
-        <w:rPr>
-          <w:b/>
-          <w:bCs/>
-        </w:rPr>
-        <w:t xml:space="preserve">Export format (specification owed by MPP IT):</w:t>
-      </w:r>
-      <w:r>
-        <w:t xml:space="preserve"> </w:t>
-      </w:r>
-      <w:r>
-        <w:t xml:space="preserve">CSV or Excel, one row per BOM line. Required columns:</w:t>
-      </w:r>
-      <w:r>
-        <w:t xml:space="preserve"> </w:t>
-      </w:r>
-      <w:r>
-        <w:rPr>
-          <w:rStyle w:val="VerbatimChar"/>
-        </w:rPr>
-        <w:t xml:space="preserve">ParentPartNumber</w:t>
-      </w:r>
-      <w:r>
-        <w:t xml:space="preserve">,</w:t>
-      </w:r>
-      <w:r>
-        <w:t xml:space="preserve"> </w:t>
-      </w:r>
-      <w:r>
-        <w:rPr>
-          <w:rStyle w:val="VerbatimChar"/>
-        </w:rPr>
-        <w:t xml:space="preserve">ChildPartNumber</w:t>
-      </w:r>
-      <w:r>
-        <w:t xml:space="preserve">,</w:t>
-      </w:r>
-      <w:r>
-        <w:t xml:space="preserve"> </w:t>
-      </w:r>
-      <w:r>
-        <w:rPr>
-          <w:rStyle w:val="VerbatimChar"/>
-        </w:rPr>
-        <w:t xml:space="preserve">Quantity</w:t>
-      </w:r>
-      <w:r>
-        <w:t xml:space="preserve">,</w:t>
-      </w:r>
-      <w:r>
-        <w:t xml:space="preserve"> </w:t>
-      </w:r>
-      <w:r>
-        <w:rPr>
-          <w:rStyle w:val="VerbatimChar"/>
-        </w:rPr>
-        <w:t xml:space="preserve">Uom</w:t>
-      </w:r>
-      <w:r>
-        <w:t xml:space="preserve">,</w:t>
-      </w:r>
-      <w:r>
-        <w:t xml:space="preserve"> </w:t>
-      </w:r>
-      <w:r>
-        <w:rPr>
-          <w:rStyle w:val="VerbatimChar"/>
-        </w:rPr>
-        <w:t xml:space="preserve">SortOrder</w:t>
-      </w:r>
-      <w:r>
-        <w:t xml:space="preserve">,</w:t>
-      </w:r>
-      <w:r>
-        <w:t xml:space="preserve"> </w:t>
-      </w:r>
-      <w:r>
-        <w:rPr>
-          <w:rStyle w:val="VerbatimChar"/>
-        </w:rPr>
-        <w:t xml:space="preserve">EffectiveFrom</w:t>
-      </w:r>
-      <w:r>
-        <w:t xml:space="preserve"> </w:t>
-      </w:r>
-      <w:r>
-        <w:t xml:space="preserve">(optional — defaults to cutover date if absent),</w:t>
-      </w:r>
-      <w:r>
-        <w:t xml:space="preserve"> </w:t>
-      </w:r>
-      <w:r>
-        <w:rPr>
-          <w:rStyle w:val="VerbatimChar"/>
-        </w:rPr>
-        <w:t xml:space="preserve">BomVersion</w:t>
-      </w:r>
-      <w:r>
-        <w:t xml:space="preserve"> </w:t>
-      </w:r>
-      <w:r>
-        <w:t xml:space="preserve">(optional — defaults to 1). Filename convention and delimiter TBD with MPP IT.</w:t>
+        <w:t xml:space="preserve">Queue the call for retry (per FDS-01-006 dispatch pattern)</w:t>
       </w:r>
     </w:p>
     <w:p>
@@ -44835,62 +45287,7 @@
         </w:numPr>
       </w:pPr>
       <w:r>
-        <w:rPr>
-          <w:b/>
-          <w:bCs/>
-        </w:rPr>
-        <w:t xml:space="preserve">Pre-flight validation:</w:t>
-      </w:r>
-      <w:r>
-        <w:t xml:space="preserve"> </w:t>
-      </w:r>
-      <w:r>
-        <w:t xml:space="preserve">Before running the bulk-load proc, the migration script SHALL verify that every</w:t>
-      </w:r>
-      <w:r>
-        <w:t xml:space="preserve"> </w:t>
-      </w:r>
-      <w:r>
-        <w:rPr>
-          <w:rStyle w:val="VerbatimChar"/>
-        </w:rPr>
-        <w:t xml:space="preserve">ParentPartNumber</w:t>
-      </w:r>
-      <w:r>
-        <w:t xml:space="preserve"> </w:t>
-      </w:r>
-      <w:r>
-        <w:t xml:space="preserve">and</w:t>
-      </w:r>
-      <w:r>
-        <w:t xml:space="preserve"> </w:t>
-      </w:r>
-      <w:r>
-        <w:rPr>
-          <w:rStyle w:val="VerbatimChar"/>
-        </w:rPr>
-        <w:t xml:space="preserve">ChildPartNumber</w:t>
-      </w:r>
-      <w:r>
-        <w:t xml:space="preserve"> </w:t>
-      </w:r>
-      <w:r>
-        <w:t xml:space="preserve">resolves to an active</w:t>
-      </w:r>
-      <w:r>
-        <w:t xml:space="preserve"> </w:t>
-      </w:r>
-      <w:r>
-        <w:rPr>
-          <w:rStyle w:val="VerbatimChar"/>
-        </w:rPr>
-        <w:t xml:space="preserve">Parts.Item</w:t>
-      </w:r>
-      <w:r>
-        <w:t xml:space="preserve"> </w:t>
-      </w:r>
-      <w:r>
-        <w:t xml:space="preserve">row. Unresolved references SHALL produce a pre-flight report identifying the missing items; the import SHALL NOT run until the missing items are imported (via the Parts.Item seed path) or flagged as out-of-scope.</w:t>
+        <w:t xml:space="preserve">Alert the shipping operator that the AIM call is pending</w:t>
       </w:r>
     </w:p>
     <w:p>
@@ -44902,65 +45299,447 @@
         </w:numPr>
       </w:pPr>
       <w:r>
+        <w:t xml:space="preserve">The container SHALL remain in its current status until the AIM call succeeds</w:t>
+      </w:r>
+    </w:p>
+    <w:bookmarkEnd w:id="335"/>
+    <w:bookmarkStart w:id="336" w:name="fds-13-003-aim-availability"/>
+    <w:p>
+      <w:pPr>
+        <w:pStyle w:val="Heading4"/>
+      </w:pPr>
+      <w:r>
+        <w:t xml:space="preserve">FDS-13-003 — AIM Availability</w:t>
+      </w:r>
+    </w:p>
+    <w:p>
+      <w:pPr>
+        <w:pStyle w:val="FirstParagraph"/>
+      </w:pPr>
+      <w:r>
+        <w:t xml:space="preserve">The system SHALL handle AIM unavailability gracefully. Containers can be completed and staged but SHALL NOT print shipping labels until an AIM shipper ID is assigned. Production SHALL NOT be blocked by AIM outages.</w:t>
+      </w:r>
+    </w:p>
+    <w:bookmarkEnd w:id="336"/>
+    <w:bookmarkEnd w:id="337"/>
+    <w:bookmarkStart w:id="339" w:name="macola-erp-future"/>
+    <w:p>
+      <w:pPr>
+        <w:pStyle w:val="Heading3"/>
+      </w:pPr>
+      <w:r>
+        <w:t xml:space="preserve">13.2 Macola ERP —</w:t>
+      </w:r>
+      <w:r>
+        <w:t xml:space="preserve"> </w:t>
+      </w:r>
+      <w:r>
+        <w:rPr>
+          <w:rStyle w:val="VerbatimChar"/>
+        </w:rPr>
+        <w:t xml:space="preserve">FUTURE</w:t>
+      </w:r>
+    </w:p>
+    <w:bookmarkStart w:id="338" w:name="fds-13-004-macola-scope-boundary"/>
+    <w:p>
+      <w:pPr>
+        <w:pStyle w:val="Heading4"/>
+      </w:pPr>
+      <w:r>
+        <w:t xml:space="preserve">FDS-13-004 — Macola Scope Boundary</w:t>
+      </w:r>
+    </w:p>
+    <w:p>
+      <w:pPr>
+        <w:pStyle w:val="FirstParagraph"/>
+      </w:pPr>
+      <w:r>
+        <w:t xml:space="preserve">Macola ERP integration is FUTURE. The data model supports it (Item.MacolaPartNumber cross-reference,</w:t>
+      </w:r>
+      <w:r>
+        <w:t xml:space="preserve"> </w:t>
+      </w:r>
+      <w:r>
+        <w:rPr>
+          <w:rStyle w:val="VerbatimChar"/>
+        </w:rPr>
+        <w:t xml:space="preserve">InterfaceLog</w:t>
+      </w:r>
+      <w:r>
+        <w:t xml:space="preserve"> </w:t>
+      </w:r>
+      <w:r>
+        <w:t xml:space="preserve">for communications), but no integration is implemented in MVP. When activated, the expected interface is CSV import of Items/BOMs from Macola and possible production data export.</w:t>
+      </w:r>
+    </w:p>
+    <w:bookmarkEnd w:id="338"/>
+    <w:bookmarkEnd w:id="339"/>
+    <w:bookmarkStart w:id="341" w:name="intelex-quality-management-future"/>
+    <w:p>
+      <w:pPr>
+        <w:pStyle w:val="Heading3"/>
+      </w:pPr>
+      <w:r>
+        <w:t xml:space="preserve">13.3 Intelex (Quality Management) —</w:t>
+      </w:r>
+      <w:r>
+        <w:t xml:space="preserve"> </w:t>
+      </w:r>
+      <w:r>
+        <w:rPr>
+          <w:rStyle w:val="VerbatimChar"/>
+        </w:rPr>
+        <w:t xml:space="preserve">FUTURE</w:t>
+      </w:r>
+    </w:p>
+    <w:bookmarkStart w:id="340" w:name="fds-13-005-intelex-scope-boundary"/>
+    <w:p>
+      <w:pPr>
+        <w:pStyle w:val="Heading4"/>
+      </w:pPr>
+      <w:r>
+        <w:t xml:space="preserve">FDS-13-005 — Intelex Scope Boundary</w:t>
+      </w:r>
+    </w:p>
+    <w:p>
+      <w:pPr>
+        <w:pStyle w:val="FirstParagraph"/>
+      </w:pPr>
+      <w:r>
+        <w:t xml:space="preserve">Intelex integration is FUTURE. MPP currently uses Intelex for NCM/failure analysis independently of the MES. When activated, the expected interface is REST API for synchronizing hold events and quality data between MES and Intelex.</w:t>
+      </w:r>
+    </w:p>
+    <w:bookmarkEnd w:id="340"/>
+    <w:bookmarkEnd w:id="341"/>
+    <w:bookmarkStart w:id="343" w:name="scada-process-dashboards-future"/>
+    <w:p>
+      <w:pPr>
+        <w:pStyle w:val="Heading3"/>
+      </w:pPr>
+      <w:r>
+        <w:t xml:space="preserve">13.4 SCADA / Process Dashboards —</w:t>
+      </w:r>
+      <w:r>
+        <w:t xml:space="preserve"> </w:t>
+      </w:r>
+      <w:r>
+        <w:rPr>
+          <w:rStyle w:val="VerbatimChar"/>
+        </w:rPr>
+        <w:t xml:space="preserve">FUTURE</w:t>
+      </w:r>
+    </w:p>
+    <w:bookmarkStart w:id="342" w:name="fds-13-006-scada-scope-boundary"/>
+    <w:p>
+      <w:pPr>
+        <w:pStyle w:val="Heading4"/>
+      </w:pPr>
+      <w:r>
+        <w:t xml:space="preserve">FDS-13-006 — SCADA Scope Boundary</w:t>
+      </w:r>
+    </w:p>
+    <w:p>
+      <w:pPr>
+        <w:pStyle w:val="FirstParagraph"/>
+      </w:pPr>
+      <w:r>
+        <w:t xml:space="preserve">SCADA process dashboards and process reporting are FUTURE. Process data is captured by Ignition Tag Historian (FDS-01-007) and is available for future dashboard development without additional MES changes.</w:t>
+      </w:r>
+    </w:p>
+    <w:p>
+      <w:r>
+        <w:pict>
+          <v:rect style="width:0;height:1.5pt" o:hralign="center" o:hrstd="t" o:hr="t"/>
+        </w:pict>
+      </w:r>
+    </w:p>
+    <w:bookmarkEnd w:id="342"/>
+    <w:bookmarkEnd w:id="343"/>
+    <w:bookmarkEnd w:id="344"/>
+    <w:bookmarkStart w:id="351" w:name="data-migration-conditional"/>
+    <w:p>
+      <w:pPr>
+        <w:pStyle w:val="Heading2"/>
+      </w:pPr>
+      <w:r>
+        <w:t xml:space="preserve">14. Data Migration —</w:t>
+      </w:r>
+      <w:r>
+        <w:t xml:space="preserve"> </w:t>
+      </w:r>
+      <w:r>
+        <w:rPr>
+          <w:rStyle w:val="VerbatimChar"/>
+        </w:rPr>
+        <w:t xml:space="preserve">CONDITIONAL</w:t>
+      </w:r>
+    </w:p>
+    <w:bookmarkStart w:id="350" w:name="overview"/>
+    <w:p>
+      <w:pPr>
+        <w:pStyle w:val="Heading3"/>
+      </w:pPr>
+      <w:r>
+        <w:t xml:space="preserve">14.1 Overview</w:t>
+      </w:r>
+    </w:p>
+    <w:p>
+      <w:pPr>
+        <w:pStyle w:val="FirstParagraph"/>
+      </w:pPr>
+      <w:r>
+        <w:t xml:space="preserve">Data migration covers two sources: the legacy Manufacturing Director MES and the Productivity Database. Migration scope is conditional on MPP approval (80-hour quote per Scope Matrix row 2).</w:t>
+      </w:r>
+    </w:p>
+    <w:bookmarkStart w:id="345" w:name="fds-14-001-seed-data-mvp-not-conditional"/>
+    <w:p>
+      <w:pPr>
+        <w:pStyle w:val="Heading4"/>
+      </w:pPr>
+      <w:r>
+        <w:t xml:space="preserve">FDS-14-001 — Seed Data (MVP — Not Conditional)</w:t>
+      </w:r>
+    </w:p>
+    <w:p>
+      <w:pPr>
+        <w:pStyle w:val="FirstParagraph"/>
+      </w:pPr>
+      <w:r>
+        <w:t xml:space="preserve">The following seed data SHALL be loaded regardless of migration scope decision:</w:t>
+      </w:r>
+      <w:r>
+        <w:t xml:space="preserve"> </w:t>
+      </w:r>
+      <w:r>
+        <w:t xml:space="preserve">- Location hierarchy (~230 machines, areas, inventory locations)</w:t>
+      </w:r>
+      <w:r>
+        <w:t xml:space="preserve"> </w:t>
+      </w:r>
+      <w:r>
+        <w:t xml:space="preserve">- Item master (all active part numbers)</w:t>
+      </w:r>
+      <w:r>
+        <w:t xml:space="preserve"> </w:t>
+      </w:r>
+      <w:r>
+        <w:t xml:space="preserve">- Defect codes (~145 codes from Appendix E)</w:t>
+      </w:r>
+      <w:r>
+        <w:t xml:space="preserve"> </w:t>
+      </w:r>
+      <w:r>
+        <w:t xml:space="preserve">- Downtime reason codes (~660 codes from Appendix D)</w:t>
+      </w:r>
+      <w:r>
+        <w:t xml:space="preserve"> </w:t>
+      </w:r>
+      <w:r>
+        <w:t xml:space="preserve">- Shift schedules</w:t>
+      </w:r>
+      <w:r>
+        <w:t xml:space="preserve"> </w:t>
+      </w:r>
+      <w:r>
+        <w:t xml:space="preserve">- Quality specs (active versions)</w:t>
+      </w:r>
+      <w:r>
+        <w:t xml:space="preserve"> </w:t>
+      </w:r>
+      <w:r>
+        <w:t xml:space="preserve">- Container configurations (per product)</w:t>
+      </w:r>
+    </w:p>
+    <w:p>
+      <w:pPr>
+        <w:pStyle w:val="BodyText"/>
+      </w:pPr>
+      <w:r>
+        <w:t xml:space="preserve">This is configuration data, not migration — it is required for the system to function.</w:t>
+      </w:r>
+    </w:p>
+    <w:bookmarkEnd w:id="345"/>
+    <w:bookmarkStart w:id="346" w:name="X1646aa20be375abfef6f88318d0a0c006670709"/>
+    <w:p>
+      <w:pPr>
+        <w:pStyle w:val="Heading4"/>
+      </w:pPr>
+      <w:r>
+        <w:t xml:space="preserve">FDS-14-002 — Legacy MES Migration (Conditional)</w:t>
+      </w:r>
+    </w:p>
+    <w:p>
+      <w:pPr>
+        <w:pStyle w:val="FirstParagraph"/>
+      </w:pPr>
+      <w:r>
+        <w:t xml:space="preserve">If approved, migration from Manufacturing Director SHALL include:</w:t>
+      </w:r>
+      <w:r>
+        <w:t xml:space="preserve"> </w:t>
+      </w:r>
+      <w:r>
+        <w:t xml:space="preserve">- Active in-flight LOTs (current WIP) — LOT identity, piece count, location, status</w:t>
+      </w:r>
+      <w:r>
+        <w:t xml:space="preserve"> </w:t>
+      </w:r>
+      <w:r>
+        <w:t xml:space="preserve">- LOT genealogy for in-flight LOTs (parent/child relationships)</w:t>
+      </w:r>
+      <w:r>
+        <w:t xml:space="preserve"> </w:t>
+      </w:r>
+      <w:r>
+        <w:t xml:space="preserve">- Open containers and their contents</w:t>
+      </w:r>
+    </w:p>
+    <w:p>
+      <w:pPr>
+        <w:pStyle w:val="BodyText"/>
+      </w:pPr>
+      <w:r>
+        <w:t xml:space="preserve">Historical production data (completed LOTs, shipped containers) MAY be migrated for reporting continuity, scoped during migration planning.</w:t>
+      </w:r>
+    </w:p>
+    <w:bookmarkEnd w:id="346"/>
+    <w:bookmarkStart w:id="347" w:name="Xac50ded15830ceb1a14a8e0fd9e01279af92e69"/>
+    <w:p>
+      <w:pPr>
+        <w:pStyle w:val="Heading4"/>
+      </w:pPr>
+      <w:r>
+        <w:t xml:space="preserve">FDS-14-003 — Productivity DB Migration (Conditional)</w:t>
+      </w:r>
+    </w:p>
+    <w:p>
+      <w:pPr>
+        <w:pStyle w:val="FirstParagraph"/>
+      </w:pPr>
+      <w:r>
+        <w:t xml:space="preserve">If approved, migration from the Productivity Database SHALL include historical production summaries for reporting continuity. The PD data structure differs from the MES schema — a transformation layer is required.</w:t>
+      </w:r>
+    </w:p>
+    <w:bookmarkEnd w:id="347"/>
+    <w:bookmarkStart w:id="348" w:name="fds-14-004-migration-validation"/>
+    <w:p>
+      <w:pPr>
+        <w:pStyle w:val="Heading4"/>
+      </w:pPr>
+      <w:r>
+        <w:t xml:space="preserve">FDS-14-004 — Migration Validation</w:t>
+      </w:r>
+    </w:p>
+    <w:p>
+      <w:pPr>
+        <w:pStyle w:val="FirstParagraph"/>
+      </w:pPr>
+      <w:r>
+        <w:t xml:space="preserve">All migrated data SHALL be validated against the source system before go-live. Validation SHALL include: record counts, LOT status verification, genealogy integrity checks, and sample-based detail verification.</w:t>
+      </w:r>
+    </w:p>
+    <w:bookmarkEnd w:id="348"/>
+    <w:bookmarkStart w:id="349" w:name="fds-14-005-flexware-bom-import-mvp"/>
+    <w:p>
+      <w:pPr>
+        <w:pStyle w:val="Heading4"/>
+      </w:pPr>
+      <w:r>
+        <w:t xml:space="preserve">FDS-14-005 — Flexware BOM Import —</w:t>
+      </w:r>
+      <w:r>
+        <w:t xml:space="preserve"> </w:t>
+      </w:r>
+      <w:r>
+        <w:rPr>
+          <w:rStyle w:val="VerbatimChar"/>
+        </w:rPr>
+        <w:t xml:space="preserve">MVP</w:t>
+      </w:r>
+    </w:p>
+    <w:p>
+      <w:pPr>
+        <w:pStyle w:val="FirstParagraph"/>
+      </w:pPr>
+      <w:r>
+        <w:t xml:space="preserve">Per MPP IT, authoritative Bills of Material live in the legacy</w:t>
+      </w:r>
+      <w:r>
+        <w:t xml:space="preserve"> </w:t>
+      </w:r>
+      <w:r>
         <w:rPr>
           <w:b/>
           <w:bCs/>
         </w:rPr>
-        <w:t xml:space="preserve">Bulk-load proc:</w:t>
-      </w:r>
-      <w:r>
-        <w:t xml:space="preserve"> </w:t>
-      </w:r>
-      <w:r>
-        <w:rPr>
-          <w:rStyle w:val="VerbatimChar"/>
-        </w:rPr>
-        <w:t xml:space="preserve">Parts.Bom_BulkLoadFromSeed</w:t>
-      </w:r>
-      <w:r>
-        <w:t xml:space="preserve"> </w:t>
-      </w:r>
-      <w:r>
-        <w:t xml:space="preserve">SHALL accept the export payload as a single JSON parameter (same pattern as</w:t>
-      </w:r>
-      <w:r>
-        <w:t xml:space="preserve"> </w:t>
-      </w:r>
-      <w:r>
-        <w:rPr>
-          <w:rStyle w:val="VerbatimChar"/>
-        </w:rPr>
-        <w:t xml:space="preserve">Oee.DowntimeReasonCode_BulkLoadFromSeed</w:t>
-      </w:r>
-      <w:r>
-        <w:t xml:space="preserve">, §9.3). Idempotent on re-run: unchanged BOMs skip, new BOMs insert with</w:t>
-      </w:r>
-      <w:r>
-        <w:t xml:space="preserve"> </w:t>
-      </w:r>
-      <w:r>
-        <w:rPr>
-          <w:rStyle w:val="VerbatimChar"/>
-        </w:rPr>
-        <w:t xml:space="preserve">PublishedAt</w:t>
-      </w:r>
-      <w:r>
-        <w:t xml:space="preserve"> </w:t>
-      </w:r>
-      <w:r>
-        <w:t xml:space="preserve">set at cutover, changed BOMs produce a new version via</w:t>
-      </w:r>
-      <w:r>
-        <w:t xml:space="preserve"> </w:t>
-      </w:r>
-      <w:r>
-        <w:rPr>
-          <w:rStyle w:val="VerbatimChar"/>
-        </w:rPr>
-        <w:t xml:space="preserve">Bom_CreateNewVersion</w:t>
-      </w:r>
-      <w:r>
-        <w:t xml:space="preserve">.</w:t>
+        <w:t xml:space="preserve">Flexware application at IP</w:t>
+      </w:r>
+      <w:r>
+        <w:rPr>
+          <w:b/>
+          <w:bCs/>
+        </w:rPr>
+        <w:t xml:space="preserve"> </w:t>
+      </w:r>
+      <w:r>
+        <w:rPr>
+          <w:rStyle w:val="VerbatimChar"/>
+          <w:b/>
+          <w:bCs/>
+        </w:rPr>
+        <w:t xml:space="preserve">.919</w:t>
+      </w:r>
+      <w:r>
+        <w:t xml:space="preserve"> </w:t>
+      </w:r>
+      <w:r>
+        <w:t xml:space="preserve">— the predecessor MES being replaced by this project. The new MES</w:t>
+      </w:r>
+      <w:r>
+        <w:t xml:space="preserve"> </w:t>
+      </w:r>
+      <w:r>
+        <w:rPr>
+          <w:rStyle w:val="VerbatimChar"/>
+        </w:rPr>
+        <w:t xml:space="preserve">Parts.Bom</w:t>
+      </w:r>
+      <w:r>
+        <w:t xml:space="preserve"> </w:t>
+      </w:r>
+      <w:r>
+        <w:t xml:space="preserve">and</w:t>
+      </w:r>
+      <w:r>
+        <w:t xml:space="preserve"> </w:t>
+      </w:r>
+      <w:r>
+        <w:rPr>
+          <w:rStyle w:val="VerbatimChar"/>
+        </w:rPr>
+        <w:t xml:space="preserve">Parts.BomLine</w:t>
+      </w:r>
+      <w:r>
+        <w:t xml:space="preserve"> </w:t>
+      </w:r>
+      <w:r>
+        <w:t xml:space="preserve">tables SHALL be seeded from a</w:t>
+      </w:r>
+      <w:r>
+        <w:t xml:space="preserve"> </w:t>
+      </w:r>
+      <w:r>
+        <w:rPr>
+          <w:b/>
+          <w:bCs/>
+        </w:rPr>
+        <w:t xml:space="preserve">one-shot export</w:t>
+      </w:r>
+      <w:r>
+        <w:t xml:space="preserve"> </w:t>
+      </w:r>
+      <w:r>
+        <w:t xml:space="preserve">of the Flexware BOM master at cutover. See FDS-01-013 for the architectural placement; this requirement covers the migration-mechanics detail.</w:t>
       </w:r>
     </w:p>
     <w:p>
@@ -44968,7 +45747,256 @@
         <w:pStyle w:val="Compact"/>
         <w:numPr>
           <w:ilvl w:val="0"/>
-          <w:numId w:val="1083"/>
+          <w:numId w:val="1084"/>
+        </w:numPr>
+      </w:pPr>
+      <w:r>
+        <w:rPr>
+          <w:b/>
+          <w:bCs/>
+        </w:rPr>
+        <w:t xml:space="preserve">Export format (specification owed by MPP IT):</w:t>
+      </w:r>
+      <w:r>
+        <w:t xml:space="preserve"> </w:t>
+      </w:r>
+      <w:r>
+        <w:t xml:space="preserve">CSV or Excel, one row per BOM line. Required columns:</w:t>
+      </w:r>
+      <w:r>
+        <w:t xml:space="preserve"> </w:t>
+      </w:r>
+      <w:r>
+        <w:rPr>
+          <w:rStyle w:val="VerbatimChar"/>
+        </w:rPr>
+        <w:t xml:space="preserve">ParentPartNumber</w:t>
+      </w:r>
+      <w:r>
+        <w:t xml:space="preserve">,</w:t>
+      </w:r>
+      <w:r>
+        <w:t xml:space="preserve"> </w:t>
+      </w:r>
+      <w:r>
+        <w:rPr>
+          <w:rStyle w:val="VerbatimChar"/>
+        </w:rPr>
+        <w:t xml:space="preserve">ChildPartNumber</w:t>
+      </w:r>
+      <w:r>
+        <w:t xml:space="preserve">,</w:t>
+      </w:r>
+      <w:r>
+        <w:t xml:space="preserve"> </w:t>
+      </w:r>
+      <w:r>
+        <w:rPr>
+          <w:rStyle w:val="VerbatimChar"/>
+        </w:rPr>
+        <w:t xml:space="preserve">Quantity</w:t>
+      </w:r>
+      <w:r>
+        <w:t xml:space="preserve">,</w:t>
+      </w:r>
+      <w:r>
+        <w:t xml:space="preserve"> </w:t>
+      </w:r>
+      <w:r>
+        <w:rPr>
+          <w:rStyle w:val="VerbatimChar"/>
+        </w:rPr>
+        <w:t xml:space="preserve">Uom</w:t>
+      </w:r>
+      <w:r>
+        <w:t xml:space="preserve">,</w:t>
+      </w:r>
+      <w:r>
+        <w:t xml:space="preserve"> </w:t>
+      </w:r>
+      <w:r>
+        <w:rPr>
+          <w:rStyle w:val="VerbatimChar"/>
+        </w:rPr>
+        <w:t xml:space="preserve">SortOrder</w:t>
+      </w:r>
+      <w:r>
+        <w:t xml:space="preserve">,</w:t>
+      </w:r>
+      <w:r>
+        <w:t xml:space="preserve"> </w:t>
+      </w:r>
+      <w:r>
+        <w:rPr>
+          <w:rStyle w:val="VerbatimChar"/>
+        </w:rPr>
+        <w:t xml:space="preserve">EffectiveFrom</w:t>
+      </w:r>
+      <w:r>
+        <w:t xml:space="preserve"> </w:t>
+      </w:r>
+      <w:r>
+        <w:t xml:space="preserve">(optional — defaults to cutover date if absent),</w:t>
+      </w:r>
+      <w:r>
+        <w:t xml:space="preserve"> </w:t>
+      </w:r>
+      <w:r>
+        <w:rPr>
+          <w:rStyle w:val="VerbatimChar"/>
+        </w:rPr>
+        <w:t xml:space="preserve">BomVersion</w:t>
+      </w:r>
+      <w:r>
+        <w:t xml:space="preserve"> </w:t>
+      </w:r>
+      <w:r>
+        <w:t xml:space="preserve">(optional — defaults to 1). Filename convention and delimiter TBD with MPP IT.</w:t>
+      </w:r>
+    </w:p>
+    <w:p>
+      <w:pPr>
+        <w:pStyle w:val="Compact"/>
+        <w:numPr>
+          <w:ilvl w:val="0"/>
+          <w:numId w:val="1084"/>
+        </w:numPr>
+      </w:pPr>
+      <w:r>
+        <w:rPr>
+          <w:b/>
+          <w:bCs/>
+        </w:rPr>
+        <w:t xml:space="preserve">Pre-flight validation:</w:t>
+      </w:r>
+      <w:r>
+        <w:t xml:space="preserve"> </w:t>
+      </w:r>
+      <w:r>
+        <w:t xml:space="preserve">Before running the bulk-load proc, the migration script SHALL verify that every</w:t>
+      </w:r>
+      <w:r>
+        <w:t xml:space="preserve"> </w:t>
+      </w:r>
+      <w:r>
+        <w:rPr>
+          <w:rStyle w:val="VerbatimChar"/>
+        </w:rPr>
+        <w:t xml:space="preserve">ParentPartNumber</w:t>
+      </w:r>
+      <w:r>
+        <w:t xml:space="preserve"> </w:t>
+      </w:r>
+      <w:r>
+        <w:t xml:space="preserve">and</w:t>
+      </w:r>
+      <w:r>
+        <w:t xml:space="preserve"> </w:t>
+      </w:r>
+      <w:r>
+        <w:rPr>
+          <w:rStyle w:val="VerbatimChar"/>
+        </w:rPr>
+        <w:t xml:space="preserve">ChildPartNumber</w:t>
+      </w:r>
+      <w:r>
+        <w:t xml:space="preserve"> </w:t>
+      </w:r>
+      <w:r>
+        <w:t xml:space="preserve">resolves to an active</w:t>
+      </w:r>
+      <w:r>
+        <w:t xml:space="preserve"> </w:t>
+      </w:r>
+      <w:r>
+        <w:rPr>
+          <w:rStyle w:val="VerbatimChar"/>
+        </w:rPr>
+        <w:t xml:space="preserve">Parts.Item</w:t>
+      </w:r>
+      <w:r>
+        <w:t xml:space="preserve"> </w:t>
+      </w:r>
+      <w:r>
+        <w:t xml:space="preserve">row. Unresolved references SHALL produce a pre-flight report identifying the missing items; the import SHALL NOT run until the missing items are imported (via the Parts.Item seed path) or flagged as out-of-scope.</w:t>
+      </w:r>
+    </w:p>
+    <w:p>
+      <w:pPr>
+        <w:pStyle w:val="Compact"/>
+        <w:numPr>
+          <w:ilvl w:val="0"/>
+          <w:numId w:val="1084"/>
+        </w:numPr>
+      </w:pPr>
+      <w:r>
+        <w:rPr>
+          <w:b/>
+          <w:bCs/>
+        </w:rPr>
+        <w:t xml:space="preserve">Bulk-load proc:</w:t>
+      </w:r>
+      <w:r>
+        <w:t xml:space="preserve"> </w:t>
+      </w:r>
+      <w:r>
+        <w:rPr>
+          <w:rStyle w:val="VerbatimChar"/>
+        </w:rPr>
+        <w:t xml:space="preserve">Parts.Bom_BulkLoadFromSeed</w:t>
+      </w:r>
+      <w:r>
+        <w:t xml:space="preserve"> </w:t>
+      </w:r>
+      <w:r>
+        <w:t xml:space="preserve">SHALL accept the export payload as a single JSON parameter (same pattern as</w:t>
+      </w:r>
+      <w:r>
+        <w:t xml:space="preserve"> </w:t>
+      </w:r>
+      <w:r>
+        <w:rPr>
+          <w:rStyle w:val="VerbatimChar"/>
+        </w:rPr>
+        <w:t xml:space="preserve">Oee.DowntimeReasonCode_BulkLoadFromSeed</w:t>
+      </w:r>
+      <w:r>
+        <w:t xml:space="preserve">, §9.3). Idempotent on re-run: unchanged BOMs skip, new BOMs insert with</w:t>
+      </w:r>
+      <w:r>
+        <w:t xml:space="preserve"> </w:t>
+      </w:r>
+      <w:r>
+        <w:rPr>
+          <w:rStyle w:val="VerbatimChar"/>
+        </w:rPr>
+        <w:t xml:space="preserve">PublishedAt</w:t>
+      </w:r>
+      <w:r>
+        <w:t xml:space="preserve"> </w:t>
+      </w:r>
+      <w:r>
+        <w:t xml:space="preserve">set at cutover, changed BOMs produce a new version via</w:t>
+      </w:r>
+      <w:r>
+        <w:t xml:space="preserve"> </w:t>
+      </w:r>
+      <w:r>
+        <w:rPr>
+          <w:rStyle w:val="VerbatimChar"/>
+        </w:rPr>
+        <w:t xml:space="preserve">Bom_CreateNewVersion</w:t>
+      </w:r>
+      <w:r>
+        <w:t xml:space="preserve">.</w:t>
+      </w:r>
+    </w:p>
+    <w:p>
+      <w:pPr>
+        <w:pStyle w:val="Compact"/>
+        <w:numPr>
+          <w:ilvl w:val="0"/>
+          <w:numId w:val="1084"/>
         </w:numPr>
       </w:pPr>
       <w:r>
@@ -45695,7 +46723,7 @@
         <w:pStyle w:val="Compact"/>
         <w:numPr>
           <w:ilvl w:val="0"/>
-          <w:numId w:val="1084"/>
+          <w:numId w:val="1085"/>
         </w:numPr>
       </w:pPr>
       <w:r>
@@ -45719,7 +46747,7 @@
         <w:pStyle w:val="Compact"/>
         <w:numPr>
           <w:ilvl w:val="0"/>
-          <w:numId w:val="1084"/>
+          <w:numId w:val="1085"/>
         </w:numPr>
       </w:pPr>
       <w:r>
@@ -45743,7 +46771,7 @@
         <w:pStyle w:val="Compact"/>
         <w:numPr>
           <w:ilvl w:val="0"/>
-          <w:numId w:val="1084"/>
+          <w:numId w:val="1085"/>
         </w:numPr>
       </w:pPr>
       <w:r>
@@ -45770,7 +46798,7 @@
         <w:pStyle w:val="Compact"/>
         <w:numPr>
           <w:ilvl w:val="0"/>
-          <w:numId w:val="1084"/>
+          <w:numId w:val="1085"/>
         </w:numPr>
       </w:pPr>
       <w:r>
@@ -45821,7 +46849,7 @@
         <w:pStyle w:val="Compact"/>
         <w:numPr>
           <w:ilvl w:val="0"/>
-          <w:numId w:val="1084"/>
+          <w:numId w:val="1085"/>
         </w:numPr>
       </w:pPr>
       <w:r>
@@ -49032,34 +50060,7 @@
     <w:abstractNumId w:val="991"/>
   </w:num>
   <w:num w:numId="1081">
-    <w:abstractNumId w:val="99411"/>
-    <w:lvlOverride w:ilvl="0">
-      <w:startOverride w:val="1"/>
-    </w:lvlOverride>
-    <w:lvlOverride w:ilvl="1">
-      <w:startOverride w:val="1"/>
-    </w:lvlOverride>
-    <w:lvlOverride w:ilvl="2">
-      <w:startOverride w:val="1"/>
-    </w:lvlOverride>
-    <w:lvlOverride w:ilvl="3">
-      <w:startOverride w:val="1"/>
-    </w:lvlOverride>
-    <w:lvlOverride w:ilvl="4">
-      <w:startOverride w:val="1"/>
-    </w:lvlOverride>
-    <w:lvlOverride w:ilvl="5">
-      <w:startOverride w:val="1"/>
-    </w:lvlOverride>
-    <w:lvlOverride w:ilvl="6">
-      <w:startOverride w:val="1"/>
-    </w:lvlOverride>
-    <w:lvlOverride w:ilvl="7">
-      <w:startOverride w:val="1"/>
-    </w:lvlOverride>
-    <w:lvlOverride w:ilvl="8">
-      <w:startOverride w:val="1"/>
-    </w:lvlOverride>
+    <w:abstractNumId w:val="991"/>
   </w:num>
   <w:num w:numId="1082">
     <w:abstractNumId w:val="99411"/>
@@ -49092,9 +50093,39 @@
     </w:lvlOverride>
   </w:num>
   <w:num w:numId="1083">
+    <w:abstractNumId w:val="99411"/>
+    <w:lvlOverride w:ilvl="0">
+      <w:startOverride w:val="1"/>
+    </w:lvlOverride>
+    <w:lvlOverride w:ilvl="1">
+      <w:startOverride w:val="1"/>
+    </w:lvlOverride>
+    <w:lvlOverride w:ilvl="2">
+      <w:startOverride w:val="1"/>
+    </w:lvlOverride>
+    <w:lvlOverride w:ilvl="3">
+      <w:startOverride w:val="1"/>
+    </w:lvlOverride>
+    <w:lvlOverride w:ilvl="4">
+      <w:startOverride w:val="1"/>
+    </w:lvlOverride>
+    <w:lvlOverride w:ilvl="5">
+      <w:startOverride w:val="1"/>
+    </w:lvlOverride>
+    <w:lvlOverride w:ilvl="6">
+      <w:startOverride w:val="1"/>
+    </w:lvlOverride>
+    <w:lvlOverride w:ilvl="7">
+      <w:startOverride w:val="1"/>
+    </w:lvlOverride>
+    <w:lvlOverride w:ilvl="8">
+      <w:startOverride w:val="1"/>
+    </w:lvlOverride>
+  </w:num>
+  <w:num w:numId="1084">
     <w:abstractNumId w:val="991"/>
   </w:num>
-  <w:num w:numId="1084">
+  <w:num w:numId="1085">
     <w:abstractNumId w:val="99411"/>
     <w:lvlOverride w:ilvl="0">
       <w:startOverride w:val="1"/>

--- a/MPP_MES_FDS.docx
+++ b/MPP_MES_FDS.docx
@@ -5423,7 +5423,7 @@
         <w:rPr>
           <w:rStyle w:val="VerbatimChar"/>
         </w:rPr>
-        <w:t xml:space="preserve">│    │DC   │ │Trim │ │Mach│ │Assy  │  Shared terminals            │</w:t>
+        <w:t xml:space="preserve">│    │DC   │ │Trim │ │Mach│ │Assy  │  Operator terminals          │</w:t>
       </w:r>
       <w:r>
         <w:br/>
@@ -5432,7 +5432,7 @@
         <w:rPr>
           <w:rStyle w:val="VerbatimChar"/>
         </w:rPr>
-        <w:t xml:space="preserve">│    │Terms│ │Terms│ │Terms│ │Terms │  (fewer than machines;       │</w:t>
+        <w:t xml:space="preserve">│    │Terms│ │Terms│ │Terms│ │Terms │  (view-policy, FDS-02-010;   │</w:t>
       </w:r>
       <w:r>
         <w:br/>
@@ -5441,7 +5441,7 @@
         <w:rPr>
           <w:rStyle w:val="VerbatimChar"/>
         </w:rPr>
-        <w:t xml:space="preserve">│    └──┬──┘ └──┬──┘ └──┬─┘ └──┬───┘   machine resolved by scan)  │</w:t>
+        <w:t xml:space="preserve">│    └──┬──┘ └──┬──┘ └──┬─┘ └──┬───┘   DC shared; rest dedicated) │</w:t>
       </w:r>
       <w:r>
         <w:br/>
@@ -21226,13 +21226,13 @@
           <w:b/>
           <w:bCs/>
         </w:rPr>
-        <w:t xml:space="preserve">Set destination Cell</w:t>
-      </w:r>
-      <w:r>
-        <w:t xml:space="preserve"> </w:t>
-      </w:r>
-      <w:r>
-        <w:t xml:space="preserve">— On a dedicated terminal the destination defaults to the terminal’s parent Cell (FDS-02-009) and is read-only. On a shared terminal the operator selects the destination Cell by scan or dropdown (constrained to descendant Cells of the terminal’s parent Location). Either path resolves to a</w:t>
+        <w:t xml:space="preserve">Set destination</w:t>
+      </w:r>
+      <w:r>
+        <w:t xml:space="preserve"> </w:t>
+      </w:r>
+      <w:r>
+        <w:t xml:space="preserve">— On a dedicated terminal the destination defaults to the terminal’s parent Location (a Cell, Line, or Area per FDS-02-009) and is read-only. On a shared terminal the operator selects the destination Cell by scan or dropdown (constrained to descendant equipment Cells of the terminal’s parent Location). Either path resolves to a</w:t>
       </w:r>
       <w:r>
         <w:t xml:space="preserve"> </w:t>
@@ -21247,7 +21247,7 @@
         <w:t xml:space="preserve"> </w:t>
       </w:r>
       <w:r>
-        <w:t xml:space="preserve">and SHALL verify the destination is a valid production context (Cell-tier, appropriate definition).</w:t>
+        <w:t xml:space="preserve">and SHALL verify the destination is a valid production context (a Cell-tier Location — or, on line/area-resolution terminals, the line/area itself per FDS-02-009 — with an appropriate definition).</w:t>
       </w:r>
     </w:p>
     <w:p>

--- a/MPP_MES_FDS.docx
+++ b/MPP_MES_FDS.docx
@@ -428,11 +428,141 @@
               <w:pStyle w:val="Compact"/>
             </w:pPr>
             <w:r>
+              <w:t xml:space="preserve">1.7a</w:t>
+            </w:r>
+          </w:p>
+        </w:tc>
+        <w:tc>
+          <w:tcPr/>
+          <w:p>
+            <w:pPr>
+              <w:pStyle w:val="Compact"/>
+            </w:pPr>
+            <w:r>
+              <w:t xml:space="preserve">2026-08-25</w:t>
+            </w:r>
+          </w:p>
+        </w:tc>
+        <w:tc>
+          <w:tcPr/>
+          <w:p>
+            <w:pPr>
+              <w:pStyle w:val="Compact"/>
+            </w:pPr>
+            <w:r>
+              <w:t xml:space="preserve">Blue Ridge Automation</w:t>
+            </w:r>
+          </w:p>
+        </w:tc>
+        <w:tc>
+          <w:tcPr/>
+          <w:p>
+            <w:pPr>
+              <w:pStyle w:val="Compact"/>
+            </w:pPr>
+            <w:r>
+              <w:rPr>
+                <w:b/>
+                <w:bCs/>
+              </w:rPr>
+              <w:t xml:space="preserve">Correction — dangling cross-reference in §5.4.</w:t>
+            </w:r>
+            <w:r>
+              <w:t xml:space="preserve"> </w:t>
+            </w:r>
+            <w:r>
+              <w:t xml:space="preserve">The sublot-permanence requirement cited</w:t>
+            </w:r>
+            <w:r>
+              <w:t xml:space="preserve"> </w:t>
+            </w:r>
+            <w:r>
+              <w:t xml:space="preserve">“per-cavity sublots (</w:t>
+            </w:r>
+            <w:r>
+              <w:rPr>
+                <w:rStyle w:val="VerbatimChar"/>
+              </w:rPr>
+              <w:t xml:space="preserve">FDS-05-023</w:t>
+            </w:r>
+            <w:r>
+              <w:t xml:space="preserve">)”</w:t>
+            </w:r>
+            <w:r>
+              <w:t xml:space="preserve">, but</w:t>
+            </w:r>
+            <w:r>
+              <w:t xml:space="preserve"> </w:t>
+            </w:r>
+            <w:r>
+              <w:rPr>
+                <w:rStyle w:val="VerbatimChar"/>
+              </w:rPr>
+              <w:t xml:space="preserve">FDS-05-023</w:t>
+            </w:r>
+            <w:r>
+              <w:t xml:space="preserve"> </w:t>
+            </w:r>
+            <w:r>
+              <w:t xml:space="preserve">(</w:t>
+            </w:r>
+            <w:r>
+              <w:t xml:space="preserve">“Per-Cavity Sublots at Die Cast”</w:t>
+            </w:r>
+            <w:r>
+              <w:t xml:space="preserve">, added v0.9) had its heading removed in the v0.11m renumbering pass while this one citation was left behind — it has pointed at a non-existent requirement ever since, and rendered as a broken link in the docs portal. The reference is</w:t>
+            </w:r>
+            <w:r>
+              <w:t xml:space="preserve"> </w:t>
+            </w:r>
+            <w:r>
+              <w:rPr>
+                <w:b/>
+                <w:bCs/>
+              </w:rPr>
+              <w:t xml:space="preserve">removed rather than repointed</w:t>
+            </w:r>
+            <w:r>
+              <w:t xml:space="preserve">: the concept it described (one parent LOT per die run with one child sublot per cavity) was superseded by the 2026-07-29 per-cavity lifecycle, in which each cavity accumulates its own</w:t>
+            </w:r>
+            <w:r>
+              <w:t xml:space="preserve"> </w:t>
+            </w:r>
+            <w:r>
+              <w:rPr>
+                <w:b/>
+                <w:bCs/>
+              </w:rPr>
+              <w:t xml:space="preserve">independent</w:t>
+            </w:r>
+            <w:r>
+              <w:t xml:space="preserve"> </w:t>
+            </w:r>
+            <w:r>
+              <w:t xml:space="preserve">LOT (FDS-05-039) with no parent, so Die Cast creates no parent→child genealogy edge at all. Text-only correction; no requirement added, removed, or renumbered.</w:t>
+            </w:r>
+          </w:p>
+        </w:tc>
+      </w:tr>
+      <w:tr>
+        <w:tc>
+          <w:tcPr>
+            <w:shd w:val="clear" w:color="auto" w:fill="F2F2F2"/>
+          </w:tcPr>
+          <w:tcPr/>
+          <w:p>
+            <w:pPr>
+              <w:pStyle w:val="Compact"/>
+            </w:pPr>
+            <w:r>
               <w:t xml:space="preserve">1.7</w:t>
             </w:r>
           </w:p>
         </w:tc>
         <w:tc>
+          <w:tcPr>
+            <w:shd w:val="clear" w:color="auto" w:fill="F2F2F2"/>
+          </w:tcPr>
           <w:tcPr/>
           <w:p>
             <w:pPr>
@@ -444,6 +574,9 @@
           </w:p>
         </w:tc>
         <w:tc>
+          <w:tcPr>
+            <w:shd w:val="clear" w:color="auto" w:fill="F2F2F2"/>
+          </w:tcPr>
           <w:tcPr/>
           <w:p>
             <w:pPr>
@@ -455,6 +588,9 @@
           </w:p>
         </w:tc>
         <w:tc>
+          <w:tcPr>
+            <w:shd w:val="clear" w:color="auto" w:fill="F2F2F2"/>
+          </w:tcPr>
           <w:tcPr/>
           <w:p>
             <w:pPr>
@@ -971,9 +1107,6 @@
       </w:tr>
       <w:tr>
         <w:tc>
-          <w:tcPr>
-            <w:shd w:val="clear" w:color="auto" w:fill="F2F2F2"/>
-          </w:tcPr>
           <w:tcPr/>
           <w:p>
             <w:pPr>
@@ -985,9 +1118,6 @@
           </w:p>
         </w:tc>
         <w:tc>
-          <w:tcPr>
-            <w:shd w:val="clear" w:color="auto" w:fill="F2F2F2"/>
-          </w:tcPr>
           <w:tcPr/>
           <w:p>
             <w:pPr>
@@ -999,9 +1129,6 @@
           </w:p>
         </w:tc>
         <w:tc>
-          <w:tcPr>
-            <w:shd w:val="clear" w:color="auto" w:fill="F2F2F2"/>
-          </w:tcPr>
           <w:tcPr/>
           <w:p>
             <w:pPr>
@@ -1013,9 +1140,6 @@
           </w:p>
         </w:tc>
         <w:tc>
-          <w:tcPr>
-            <w:shd w:val="clear" w:color="auto" w:fill="F2F2F2"/>
-          </w:tcPr>
           <w:tcPr/>
           <w:p>
             <w:pPr>
@@ -1322,6 +1446,9 @@
       </w:tr>
       <w:tr>
         <w:tc>
+          <w:tcPr>
+            <w:shd w:val="clear" w:color="auto" w:fill="F2F2F2"/>
+          </w:tcPr>
           <w:tcPr/>
           <w:p>
             <w:pPr>
@@ -1333,6 +1460,9 @@
           </w:p>
         </w:tc>
         <w:tc>
+          <w:tcPr>
+            <w:shd w:val="clear" w:color="auto" w:fill="F2F2F2"/>
+          </w:tcPr>
           <w:tcPr/>
           <w:p>
             <w:pPr>
@@ -1344,6 +1474,9 @@
           </w:p>
         </w:tc>
         <w:tc>
+          <w:tcPr>
+            <w:shd w:val="clear" w:color="auto" w:fill="F2F2F2"/>
+          </w:tcPr>
           <w:tcPr/>
           <w:p>
             <w:pPr>
@@ -1355,6 +1488,9 @@
           </w:p>
         </w:tc>
         <w:tc>
+          <w:tcPr>
+            <w:shd w:val="clear" w:color="auto" w:fill="F2F2F2"/>
+          </w:tcPr>
           <w:tcPr/>
           <w:p>
             <w:pPr>
@@ -1600,9 +1736,6 @@
       </w:tr>
       <w:tr>
         <w:tc>
-          <w:tcPr>
-            <w:shd w:val="clear" w:color="auto" w:fill="F2F2F2"/>
-          </w:tcPr>
           <w:tcPr/>
           <w:p>
             <w:pPr>
@@ -1614,9 +1747,6 @@
           </w:p>
         </w:tc>
         <w:tc>
-          <w:tcPr>
-            <w:shd w:val="clear" w:color="auto" w:fill="F2F2F2"/>
-          </w:tcPr>
           <w:tcPr/>
           <w:p>
             <w:pPr>
@@ -1628,9 +1758,6 @@
           </w:p>
         </w:tc>
         <w:tc>
-          <w:tcPr>
-            <w:shd w:val="clear" w:color="auto" w:fill="F2F2F2"/>
-          </w:tcPr>
           <w:tcPr/>
           <w:p>
             <w:pPr>
@@ -1642,9 +1769,6 @@
           </w:p>
         </w:tc>
         <w:tc>
-          <w:tcPr>
-            <w:shd w:val="clear" w:color="auto" w:fill="F2F2F2"/>
-          </w:tcPr>
           <w:tcPr/>
           <w:p>
             <w:pPr>
@@ -1766,6 +1890,9 @@
       </w:tr>
       <w:tr>
         <w:tc>
+          <w:tcPr>
+            <w:shd w:val="clear" w:color="auto" w:fill="F2F2F2"/>
+          </w:tcPr>
           <w:tcPr/>
           <w:p>
             <w:pPr>
@@ -1777,6 +1904,9 @@
           </w:p>
         </w:tc>
         <w:tc>
+          <w:tcPr>
+            <w:shd w:val="clear" w:color="auto" w:fill="F2F2F2"/>
+          </w:tcPr>
           <w:tcPr/>
           <w:p>
             <w:pPr>
@@ -1788,6 +1918,9 @@
           </w:p>
         </w:tc>
         <w:tc>
+          <w:tcPr>
+            <w:shd w:val="clear" w:color="auto" w:fill="F2F2F2"/>
+          </w:tcPr>
           <w:tcPr/>
           <w:p>
             <w:pPr>
@@ -1799,6 +1932,9 @@
           </w:p>
         </w:tc>
         <w:tc>
+          <w:tcPr>
+            <w:shd w:val="clear" w:color="auto" w:fill="F2F2F2"/>
+          </w:tcPr>
           <w:tcPr/>
           <w:p>
             <w:pPr>
@@ -2055,9 +2191,6 @@
       </w:tr>
       <w:tr>
         <w:tc>
-          <w:tcPr>
-            <w:shd w:val="clear" w:color="auto" w:fill="F2F2F2"/>
-          </w:tcPr>
           <w:tcPr/>
           <w:p>
             <w:pPr>
@@ -2069,9 +2202,6 @@
           </w:p>
         </w:tc>
         <w:tc>
-          <w:tcPr>
-            <w:shd w:val="clear" w:color="auto" w:fill="F2F2F2"/>
-          </w:tcPr>
           <w:tcPr/>
           <w:p>
             <w:pPr>
@@ -2083,9 +2213,6 @@
           </w:p>
         </w:tc>
         <w:tc>
-          <w:tcPr>
-            <w:shd w:val="clear" w:color="auto" w:fill="F2F2F2"/>
-          </w:tcPr>
           <w:tcPr/>
           <w:p>
             <w:pPr>
@@ -2097,9 +2224,6 @@
           </w:p>
         </w:tc>
         <w:tc>
-          <w:tcPr>
-            <w:shd w:val="clear" w:color="auto" w:fill="F2F2F2"/>
-          </w:tcPr>
           <w:tcPr/>
           <w:p>
             <w:pPr>
@@ -2219,6 +2343,9 @@
       </w:tr>
       <w:tr>
         <w:tc>
+          <w:tcPr>
+            <w:shd w:val="clear" w:color="auto" w:fill="F2F2F2"/>
+          </w:tcPr>
           <w:tcPr/>
           <w:p>
             <w:pPr>
@@ -2230,6 +2357,9 @@
           </w:p>
         </w:tc>
         <w:tc>
+          <w:tcPr>
+            <w:shd w:val="clear" w:color="auto" w:fill="F2F2F2"/>
+          </w:tcPr>
           <w:tcPr/>
           <w:p>
             <w:pPr>
@@ -2241,6 +2371,9 @@
           </w:p>
         </w:tc>
         <w:tc>
+          <w:tcPr>
+            <w:shd w:val="clear" w:color="auto" w:fill="F2F2F2"/>
+          </w:tcPr>
           <w:tcPr/>
           <w:p>
             <w:pPr>
@@ -2252,6 +2385,9 @@
           </w:p>
         </w:tc>
         <w:tc>
+          <w:tcPr>
+            <w:shd w:val="clear" w:color="auto" w:fill="F2F2F2"/>
+          </w:tcPr>
           <w:tcPr/>
           <w:p>
             <w:pPr>
@@ -2341,9 +2477,6 @@
       </w:tr>
       <w:tr>
         <w:tc>
-          <w:tcPr>
-            <w:shd w:val="clear" w:color="auto" w:fill="F2F2F2"/>
-          </w:tcPr>
           <w:tcPr/>
           <w:p>
             <w:pPr>
@@ -2355,9 +2488,6 @@
           </w:p>
         </w:tc>
         <w:tc>
-          <w:tcPr>
-            <w:shd w:val="clear" w:color="auto" w:fill="F2F2F2"/>
-          </w:tcPr>
           <w:tcPr/>
           <w:p>
             <w:pPr>
@@ -2369,9 +2499,6 @@
           </w:p>
         </w:tc>
         <w:tc>
-          <w:tcPr>
-            <w:shd w:val="clear" w:color="auto" w:fill="F2F2F2"/>
-          </w:tcPr>
           <w:tcPr/>
           <w:p>
             <w:pPr>
@@ -2383,9 +2510,6 @@
           </w:p>
         </w:tc>
         <w:tc>
-          <w:tcPr>
-            <w:shd w:val="clear" w:color="auto" w:fill="F2F2F2"/>
-          </w:tcPr>
           <w:tcPr/>
           <w:p>
             <w:pPr>
@@ -2409,6 +2533,9 @@
       </w:tr>
       <w:tr>
         <w:tc>
+          <w:tcPr>
+            <w:shd w:val="clear" w:color="auto" w:fill="F2F2F2"/>
+          </w:tcPr>
           <w:tcPr/>
           <w:p>
             <w:pPr>
@@ -2420,6 +2547,9 @@
           </w:p>
         </w:tc>
         <w:tc>
+          <w:tcPr>
+            <w:shd w:val="clear" w:color="auto" w:fill="F2F2F2"/>
+          </w:tcPr>
           <w:tcPr/>
           <w:p>
             <w:pPr>
@@ -2431,6 +2561,9 @@
           </w:p>
         </w:tc>
         <w:tc>
+          <w:tcPr>
+            <w:shd w:val="clear" w:color="auto" w:fill="F2F2F2"/>
+          </w:tcPr>
           <w:tcPr/>
           <w:p>
             <w:pPr>
@@ -2442,6 +2575,9 @@
           </w:p>
         </w:tc>
         <w:tc>
+          <w:tcPr>
+            <w:shd w:val="clear" w:color="auto" w:fill="F2F2F2"/>
+          </w:tcPr>
           <w:tcPr/>
           <w:p>
             <w:pPr>
@@ -26464,7 +26600,23 @@
         <w:t xml:space="preserve"> </w:t>
       </w:r>
       <w:r>
-        <w:t xml:space="preserve">records for graph traversal. Both directions (parent→children, child→parent) SHALL be queryable. This applies equally to auto-split sublots (FDS-05-009), per-cavity sublots (FDS-05-023), and basket-level sublots created ad-hoc at container close.</w:t>
+        <w:t xml:space="preserve">records for graph traversal. Both directions (parent→children, child→parent) SHALL be queryable. This applies equally to auto-split sublots (FDS-05-009) and to basket-level sublots created ad-hoc at container close. It does</w:t>
+      </w:r>
+      <w:r>
+        <w:t xml:space="preserve"> </w:t>
+      </w:r>
+      <w:r>
+        <w:rPr>
+          <w:b/>
+          <w:bCs/>
+        </w:rPr>
+        <w:t xml:space="preserve">not</w:t>
+      </w:r>
+      <w:r>
+        <w:t xml:space="preserve"> </w:t>
+      </w:r>
+      <w:r>
+        <w:t xml:space="preserve">apply to Die Cast per-cavity baskets: since the 2026-07-29 per-cavity redesign each cavity accumulates its own independent LOT (FDS-05-039), not a sublot of a shared parent, so no parent→child edge is created there.</w:t>
       </w:r>
     </w:p>
     <w:bookmarkEnd w:id="135"/>

--- a/MPP_MES_FDS.docx
+++ b/MPP_MES_FDS.docx
@@ -428,18 +428,18 @@
               <w:pStyle w:val="Compact"/>
             </w:pPr>
             <w:r>
-              <w:t xml:space="preserve">1.7a</w:t>
-            </w:r>
-          </w:p>
-        </w:tc>
-        <w:tc>
-          <w:tcPr/>
-          <w:p>
-            <w:pPr>
-              <w:pStyle w:val="Compact"/>
-            </w:pPr>
-            <w:r>
-              <w:t xml:space="preserve">2026-08-25</w:t>
+              <w:t xml:space="preserve">1.7</w:t>
+            </w:r>
+          </w:p>
+        </w:tc>
+        <w:tc>
+          <w:tcPr/>
+          <w:p>
+            <w:pPr>
+              <w:pStyle w:val="Compact"/>
+            </w:pPr>
+            <w:r>
+              <w:t xml:space="preserve">2026-07-29</w:t>
             </w:r>
           </w:p>
         </w:tc>
@@ -455,142 +455,6 @@
           </w:p>
         </w:tc>
         <w:tc>
-          <w:tcPr/>
-          <w:p>
-            <w:pPr>
-              <w:pStyle w:val="Compact"/>
-            </w:pPr>
-            <w:r>
-              <w:rPr>
-                <w:b/>
-                <w:bCs/>
-              </w:rPr>
-              <w:t xml:space="preserve">Correction — dangling cross-reference in §5.4.</w:t>
-            </w:r>
-            <w:r>
-              <w:t xml:space="preserve"> </w:t>
-            </w:r>
-            <w:r>
-              <w:t xml:space="preserve">The sublot-permanence requirement cited</w:t>
-            </w:r>
-            <w:r>
-              <w:t xml:space="preserve"> </w:t>
-            </w:r>
-            <w:r>
-              <w:t xml:space="preserve">“per-cavity sublots (</w:t>
-            </w:r>
-            <w:r>
-              <w:rPr>
-                <w:rStyle w:val="VerbatimChar"/>
-              </w:rPr>
-              <w:t xml:space="preserve">FDS-05-023</w:t>
-            </w:r>
-            <w:r>
-              <w:t xml:space="preserve">)”</w:t>
-            </w:r>
-            <w:r>
-              <w:t xml:space="preserve">, but</w:t>
-            </w:r>
-            <w:r>
-              <w:t xml:space="preserve"> </w:t>
-            </w:r>
-            <w:r>
-              <w:rPr>
-                <w:rStyle w:val="VerbatimChar"/>
-              </w:rPr>
-              <w:t xml:space="preserve">FDS-05-023</w:t>
-            </w:r>
-            <w:r>
-              <w:t xml:space="preserve"> </w:t>
-            </w:r>
-            <w:r>
-              <w:t xml:space="preserve">(</w:t>
-            </w:r>
-            <w:r>
-              <w:t xml:space="preserve">“Per-Cavity Sublots at Die Cast”</w:t>
-            </w:r>
-            <w:r>
-              <w:t xml:space="preserve">, added v0.9) had its heading removed in the v0.11m renumbering pass while this one citation was left behind — it has pointed at a non-existent requirement ever since, and rendered as a broken link in the docs portal. The reference is</w:t>
-            </w:r>
-            <w:r>
-              <w:t xml:space="preserve"> </w:t>
-            </w:r>
-            <w:r>
-              <w:rPr>
-                <w:b/>
-                <w:bCs/>
-              </w:rPr>
-              <w:t xml:space="preserve">removed rather than repointed</w:t>
-            </w:r>
-            <w:r>
-              <w:t xml:space="preserve">: the concept it described (one parent LOT per die run with one child sublot per cavity) was superseded by the 2026-07-29 per-cavity lifecycle, in which each cavity accumulates its own</w:t>
-            </w:r>
-            <w:r>
-              <w:t xml:space="preserve"> </w:t>
-            </w:r>
-            <w:r>
-              <w:rPr>
-                <w:b/>
-                <w:bCs/>
-              </w:rPr>
-              <w:t xml:space="preserve">independent</w:t>
-            </w:r>
-            <w:r>
-              <w:t xml:space="preserve"> </w:t>
-            </w:r>
-            <w:r>
-              <w:t xml:space="preserve">LOT (FDS-05-039) with no parent, so Die Cast creates no parent→child genealogy edge at all. Text-only correction; no requirement added, removed, or renumbered.</w:t>
-            </w:r>
-          </w:p>
-        </w:tc>
-      </w:tr>
-      <w:tr>
-        <w:tc>
-          <w:tcPr>
-            <w:shd w:val="clear" w:color="auto" w:fill="F2F2F2"/>
-          </w:tcPr>
-          <w:tcPr/>
-          <w:p>
-            <w:pPr>
-              <w:pStyle w:val="Compact"/>
-            </w:pPr>
-            <w:r>
-              <w:t xml:space="preserve">1.7</w:t>
-            </w:r>
-          </w:p>
-        </w:tc>
-        <w:tc>
-          <w:tcPr>
-            <w:shd w:val="clear" w:color="auto" w:fill="F2F2F2"/>
-          </w:tcPr>
-          <w:tcPr/>
-          <w:p>
-            <w:pPr>
-              <w:pStyle w:val="Compact"/>
-            </w:pPr>
-            <w:r>
-              <w:t xml:space="preserve">2026-07-29</w:t>
-            </w:r>
-          </w:p>
-        </w:tc>
-        <w:tc>
-          <w:tcPr>
-            <w:shd w:val="clear" w:color="auto" w:fill="F2F2F2"/>
-          </w:tcPr>
-          <w:tcPr/>
-          <w:p>
-            <w:pPr>
-              <w:pStyle w:val="Compact"/>
-            </w:pPr>
-            <w:r>
-              <w:t xml:space="preserve">Blue Ridge Automation</w:t>
-            </w:r>
-          </w:p>
-        </w:tc>
-        <w:tc>
-          <w:tcPr>
-            <w:shd w:val="clear" w:color="auto" w:fill="F2F2F2"/>
-          </w:tcPr>
           <w:tcPr/>
           <w:p>
             <w:pPr>
@@ -1107,6 +971,9 @@
       </w:tr>
       <w:tr>
         <w:tc>
+          <w:tcPr>
+            <w:shd w:val="clear" w:color="auto" w:fill="F2F2F2"/>
+          </w:tcPr>
           <w:tcPr/>
           <w:p>
             <w:pPr>
@@ -1118,6 +985,9 @@
           </w:p>
         </w:tc>
         <w:tc>
+          <w:tcPr>
+            <w:shd w:val="clear" w:color="auto" w:fill="F2F2F2"/>
+          </w:tcPr>
           <w:tcPr/>
           <w:p>
             <w:pPr>
@@ -1129,6 +999,9 @@
           </w:p>
         </w:tc>
         <w:tc>
+          <w:tcPr>
+            <w:shd w:val="clear" w:color="auto" w:fill="F2F2F2"/>
+          </w:tcPr>
           <w:tcPr/>
           <w:p>
             <w:pPr>
@@ -1140,6 +1013,9 @@
           </w:p>
         </w:tc>
         <w:tc>
+          <w:tcPr>
+            <w:shd w:val="clear" w:color="auto" w:fill="F2F2F2"/>
+          </w:tcPr>
           <w:tcPr/>
           <w:p>
             <w:pPr>
@@ -1446,9 +1322,6 @@
       </w:tr>
       <w:tr>
         <w:tc>
-          <w:tcPr>
-            <w:shd w:val="clear" w:color="auto" w:fill="F2F2F2"/>
-          </w:tcPr>
           <w:tcPr/>
           <w:p>
             <w:pPr>
@@ -1460,9 +1333,6 @@
           </w:p>
         </w:tc>
         <w:tc>
-          <w:tcPr>
-            <w:shd w:val="clear" w:color="auto" w:fill="F2F2F2"/>
-          </w:tcPr>
           <w:tcPr/>
           <w:p>
             <w:pPr>
@@ -1474,9 +1344,6 @@
           </w:p>
         </w:tc>
         <w:tc>
-          <w:tcPr>
-            <w:shd w:val="clear" w:color="auto" w:fill="F2F2F2"/>
-          </w:tcPr>
           <w:tcPr/>
           <w:p>
             <w:pPr>
@@ -1488,9 +1355,6 @@
           </w:p>
         </w:tc>
         <w:tc>
-          <w:tcPr>
-            <w:shd w:val="clear" w:color="auto" w:fill="F2F2F2"/>
-          </w:tcPr>
           <w:tcPr/>
           <w:p>
             <w:pPr>
@@ -1736,6 +1600,9 @@
       </w:tr>
       <w:tr>
         <w:tc>
+          <w:tcPr>
+            <w:shd w:val="clear" w:color="auto" w:fill="F2F2F2"/>
+          </w:tcPr>
           <w:tcPr/>
           <w:p>
             <w:pPr>
@@ -1747,6 +1614,9 @@
           </w:p>
         </w:tc>
         <w:tc>
+          <w:tcPr>
+            <w:shd w:val="clear" w:color="auto" w:fill="F2F2F2"/>
+          </w:tcPr>
           <w:tcPr/>
           <w:p>
             <w:pPr>
@@ -1758,6 +1628,9 @@
           </w:p>
         </w:tc>
         <w:tc>
+          <w:tcPr>
+            <w:shd w:val="clear" w:color="auto" w:fill="F2F2F2"/>
+          </w:tcPr>
           <w:tcPr/>
           <w:p>
             <w:pPr>
@@ -1769,6 +1642,9 @@
           </w:p>
         </w:tc>
         <w:tc>
+          <w:tcPr>
+            <w:shd w:val="clear" w:color="auto" w:fill="F2F2F2"/>
+          </w:tcPr>
           <w:tcPr/>
           <w:p>
             <w:pPr>
@@ -1890,9 +1766,6 @@
       </w:tr>
       <w:tr>
         <w:tc>
-          <w:tcPr>
-            <w:shd w:val="clear" w:color="auto" w:fill="F2F2F2"/>
-          </w:tcPr>
           <w:tcPr/>
           <w:p>
             <w:pPr>
@@ -1904,9 +1777,6 @@
           </w:p>
         </w:tc>
         <w:tc>
-          <w:tcPr>
-            <w:shd w:val="clear" w:color="auto" w:fill="F2F2F2"/>
-          </w:tcPr>
           <w:tcPr/>
           <w:p>
             <w:pPr>
@@ -1918,9 +1788,6 @@
           </w:p>
         </w:tc>
         <w:tc>
-          <w:tcPr>
-            <w:shd w:val="clear" w:color="auto" w:fill="F2F2F2"/>
-          </w:tcPr>
           <w:tcPr/>
           <w:p>
             <w:pPr>
@@ -1932,9 +1799,6 @@
           </w:p>
         </w:tc>
         <w:tc>
-          <w:tcPr>
-            <w:shd w:val="clear" w:color="auto" w:fill="F2F2F2"/>
-          </w:tcPr>
           <w:tcPr/>
           <w:p>
             <w:pPr>
@@ -2191,6 +2055,9 @@
       </w:tr>
       <w:tr>
         <w:tc>
+          <w:tcPr>
+            <w:shd w:val="clear" w:color="auto" w:fill="F2F2F2"/>
+          </w:tcPr>
           <w:tcPr/>
           <w:p>
             <w:pPr>
@@ -2202,6 +2069,9 @@
           </w:p>
         </w:tc>
         <w:tc>
+          <w:tcPr>
+            <w:shd w:val="clear" w:color="auto" w:fill="F2F2F2"/>
+          </w:tcPr>
           <w:tcPr/>
           <w:p>
             <w:pPr>
@@ -2213,6 +2083,9 @@
           </w:p>
         </w:tc>
         <w:tc>
+          <w:tcPr>
+            <w:shd w:val="clear" w:color="auto" w:fill="F2F2F2"/>
+          </w:tcPr>
           <w:tcPr/>
           <w:p>
             <w:pPr>
@@ -2224,6 +2097,9 @@
           </w:p>
         </w:tc>
         <w:tc>
+          <w:tcPr>
+            <w:shd w:val="clear" w:color="auto" w:fill="F2F2F2"/>
+          </w:tcPr>
           <w:tcPr/>
           <w:p>
             <w:pPr>
@@ -2343,9 +2219,6 @@
       </w:tr>
       <w:tr>
         <w:tc>
-          <w:tcPr>
-            <w:shd w:val="clear" w:color="auto" w:fill="F2F2F2"/>
-          </w:tcPr>
           <w:tcPr/>
           <w:p>
             <w:pPr>
@@ -2357,9 +2230,6 @@
           </w:p>
         </w:tc>
         <w:tc>
-          <w:tcPr>
-            <w:shd w:val="clear" w:color="auto" w:fill="F2F2F2"/>
-          </w:tcPr>
           <w:tcPr/>
           <w:p>
             <w:pPr>
@@ -2371,9 +2241,6 @@
           </w:p>
         </w:tc>
         <w:tc>
-          <w:tcPr>
-            <w:shd w:val="clear" w:color="auto" w:fill="F2F2F2"/>
-          </w:tcPr>
           <w:tcPr/>
           <w:p>
             <w:pPr>
@@ -2385,9 +2252,6 @@
           </w:p>
         </w:tc>
         <w:tc>
-          <w:tcPr>
-            <w:shd w:val="clear" w:color="auto" w:fill="F2F2F2"/>
-          </w:tcPr>
           <w:tcPr/>
           <w:p>
             <w:pPr>
@@ -2477,6 +2341,9 @@
       </w:tr>
       <w:tr>
         <w:tc>
+          <w:tcPr>
+            <w:shd w:val="clear" w:color="auto" w:fill="F2F2F2"/>
+          </w:tcPr>
           <w:tcPr/>
           <w:p>
             <w:pPr>
@@ -2488,6 +2355,9 @@
           </w:p>
         </w:tc>
         <w:tc>
+          <w:tcPr>
+            <w:shd w:val="clear" w:color="auto" w:fill="F2F2F2"/>
+          </w:tcPr>
           <w:tcPr/>
           <w:p>
             <w:pPr>
@@ -2499,6 +2369,9 @@
           </w:p>
         </w:tc>
         <w:tc>
+          <w:tcPr>
+            <w:shd w:val="clear" w:color="auto" w:fill="F2F2F2"/>
+          </w:tcPr>
           <w:tcPr/>
           <w:p>
             <w:pPr>
@@ -2510,6 +2383,9 @@
           </w:p>
         </w:tc>
         <w:tc>
+          <w:tcPr>
+            <w:shd w:val="clear" w:color="auto" w:fill="F2F2F2"/>
+          </w:tcPr>
           <w:tcPr/>
           <w:p>
             <w:pPr>
@@ -2533,9 +2409,6 @@
       </w:tr>
       <w:tr>
         <w:tc>
-          <w:tcPr>
-            <w:shd w:val="clear" w:color="auto" w:fill="F2F2F2"/>
-          </w:tcPr>
           <w:tcPr/>
           <w:p>
             <w:pPr>
@@ -2547,9 +2420,6 @@
           </w:p>
         </w:tc>
         <w:tc>
-          <w:tcPr>
-            <w:shd w:val="clear" w:color="auto" w:fill="F2F2F2"/>
-          </w:tcPr>
           <w:tcPr/>
           <w:p>
             <w:pPr>
@@ -2561,9 +2431,6 @@
           </w:p>
         </w:tc>
         <w:tc>
-          <w:tcPr>
-            <w:shd w:val="clear" w:color="auto" w:fill="F2F2F2"/>
-          </w:tcPr>
           <w:tcPr/>
           <w:p>
             <w:pPr>
@@ -2575,9 +2442,6 @@
           </w:p>
         </w:tc>
         <w:tc>
-          <w:tcPr>
-            <w:shd w:val="clear" w:color="auto" w:fill="F2F2F2"/>
-          </w:tcPr>
           <w:tcPr/>
           <w:p>
             <w:pPr>
@@ -26600,23 +26464,7 @@
         <w:t xml:space="preserve"> </w:t>
       </w:r>
       <w:r>
-        <w:t xml:space="preserve">records for graph traversal. Both directions (parent→children, child→parent) SHALL be queryable. This applies equally to auto-split sublots (FDS-05-009) and to basket-level sublots created ad-hoc at container close. It does</w:t>
-      </w:r>
-      <w:r>
-        <w:t xml:space="preserve"> </w:t>
-      </w:r>
-      <w:r>
-        <w:rPr>
-          <w:b/>
-          <w:bCs/>
-        </w:rPr>
-        <w:t xml:space="preserve">not</w:t>
-      </w:r>
-      <w:r>
-        <w:t xml:space="preserve"> </w:t>
-      </w:r>
-      <w:r>
-        <w:t xml:space="preserve">apply to Die Cast per-cavity baskets: since the 2026-07-29 per-cavity redesign each cavity accumulates its own independent LOT (FDS-05-039), not a sublot of a shared parent, so no parent→child edge is created there.</w:t>
+        <w:t xml:space="preserve">records for graph traversal. Both directions (parent→children, child→parent) SHALL be queryable. This applies equally to auto-split sublots (FDS-05-009), per-cavity sublots (FDS-05-023), and basket-level sublots created ad-hoc at container close.</w:t>
       </w:r>
     </w:p>
     <w:bookmarkEnd w:id="135"/>

--- a/MPP_MES_FDS.docx
+++ b/MPP_MES_FDS.docx
@@ -428,11 +428,366 @@
               <w:pStyle w:val="Compact"/>
             </w:pPr>
             <w:r>
+              <w:t xml:space="preserve">1.8</w:t>
+            </w:r>
+          </w:p>
+        </w:tc>
+        <w:tc>
+          <w:tcPr/>
+          <w:p>
+            <w:pPr>
+              <w:pStyle w:val="Compact"/>
+            </w:pPr>
+            <w:r>
+              <w:t xml:space="preserve">2026-09-02</w:t>
+            </w:r>
+          </w:p>
+        </w:tc>
+        <w:tc>
+          <w:tcPr/>
+          <w:p>
+            <w:pPr>
+              <w:pStyle w:val="Compact"/>
+            </w:pPr>
+            <w:r>
+              <w:t xml:space="preserve">Blue Ridge Automation</w:t>
+            </w:r>
+          </w:p>
+        </w:tc>
+        <w:tc>
+          <w:tcPr/>
+          <w:p>
+            <w:pPr>
+              <w:pStyle w:val="Compact"/>
+            </w:pPr>
+            <w:r>
+              <w:rPr>
+                <w:b/>
+                <w:bCs/>
+              </w:rPr>
+              <w:t xml:space="preserve">Operator sign-in moves from initials to a 5-digit PIN.</w:t>
+            </w:r>
+            <w:r>
+              <w:t xml:space="preserve"> </w:t>
+            </w:r>
+            <w:r>
+              <w:rPr>
+                <w:b/>
+                <w:bCs/>
+              </w:rPr>
+              <w:t xml:space="preserve">FDS-04-002</w:t>
+            </w:r>
+            <w:r>
+              <w:t xml:space="preserve"> </w:t>
+            </w:r>
+            <w:r>
+              <w:t xml:space="preserve">retitled</w:t>
+            </w:r>
+            <w:r>
+              <w:t xml:space="preserve"> </w:t>
+            </w:r>
+            <w:r>
+              <w:rPr>
+                <w:i/>
+                <w:iCs/>
+              </w:rPr>
+              <w:t xml:space="preserve">Operator PIN Capture</w:t>
+            </w:r>
+            <w:r>
+              <w:t xml:space="preserve"> </w:t>
+            </w:r>
+            <w:r>
+              <w:t xml:space="preserve">— the terminal prompts for a PIN and resolves it via the new</w:t>
+            </w:r>
+            <w:r>
+              <w:t xml:space="preserve"> </w:t>
+            </w:r>
+            <w:r>
+              <w:rPr>
+                <w:rStyle w:val="VerbatimChar"/>
+              </w:rPr>
+              <w:t xml:space="preserve">Location.AppUser_GetActiveByPin</w:t>
+            </w:r>
+            <w:r>
+              <w:t xml:space="preserve">; the PIN is an</w:t>
+            </w:r>
+            <w:r>
+              <w:t xml:space="preserve"> </w:t>
+            </w:r>
+            <w:r>
+              <w:rPr>
+                <w:b/>
+                <w:bCs/>
+              </w:rPr>
+              <w:t xml:space="preserve">identifier, not a credential</w:t>
+            </w:r>
+            <w:r>
+              <w:t xml:space="preserve"> </w:t>
+            </w:r>
+            <w:r>
+              <w:t xml:space="preserve">(plaintext, admin-visible, echoed on screen, verifies no secret) and replaces initials as the sign-in key only because MPP already issues PINs internally.</w:t>
+            </w:r>
+            <w:r>
+              <w:t xml:space="preserve"> </w:t>
+            </w:r>
+            <w:r>
+              <w:rPr>
+                <w:b/>
+                <w:bCs/>
+              </w:rPr>
+              <w:t xml:space="preserve">FDS-04-004</w:t>
+            </w:r>
+            <w:r>
+              <w:t xml:space="preserve">’s</w:t>
+            </w:r>
+            <w:r>
+              <w:t xml:space="preserve"> </w:t>
+            </w:r>
+            <w:r>
+              <w:t xml:space="preserve">“no clock-number/PIN convenience login”</w:t>
+            </w:r>
+            <w:r>
+              <w:t xml:space="preserve"> </w:t>
+            </w:r>
+            <w:r>
+              <w:t xml:space="preserve">prohibition is struck: that clause barred a</w:t>
+            </w:r>
+            <w:r>
+              <w:t xml:space="preserve"> </w:t>
+            </w:r>
+            <w:r>
+              <w:rPr>
+                <w:i/>
+                <w:iCs/>
+              </w:rPr>
+              <w:t xml:space="preserve">credential</w:t>
+            </w:r>
+            <w:r>
+              <w:t xml:space="preserve"> </w:t>
+            </w:r>
+            <w:r>
+              <w:t xml:space="preserve">login, whereas a PIN establishes presence only and confers no privilege — nothing reads the signed-in user’s</w:t>
+            </w:r>
+            <w:r>
+              <w:t xml:space="preserve"> </w:t>
+            </w:r>
+            <w:r>
+              <w:rPr>
+                <w:rStyle w:val="VerbatimChar"/>
+              </w:rPr>
+              <w:t xml:space="preserve">IgnitionRole</w:t>
+            </w:r>
+            <w:r>
+              <w:t xml:space="preserve"> </w:t>
+            </w:r>
+            <w:r>
+              <w:t xml:space="preserve">as an authorisation gate, and every elevated action still takes a per-action AD credential (</w:t>
+            </w:r>
+            <w:r>
+              <w:rPr>
+                <w:b/>
+                <w:bCs/>
+              </w:rPr>
+              <w:t xml:space="preserve">FDS-04-007</w:t>
+            </w:r>
+            <w:r>
+              <w:t xml:space="preserve">, unchanged). A supervisor covering a break therefore does a plain PIN swap with no elevation.</w:t>
+            </w:r>
+            <w:r>
+              <w:t xml:space="preserve"> </w:t>
+            </w:r>
+            <w:r>
+              <w:rPr>
+                <w:b/>
+                <w:bCs/>
+              </w:rPr>
+              <w:t xml:space="preserve">FDS-04-001</w:t>
+            </w:r>
+            <w:r>
+              <w:t xml:space="preserve"> </w:t>
+            </w:r>
+            <w:r>
+              <w:t xml:space="preserve">identity table gains</w:t>
+            </w:r>
+            <w:r>
+              <w:t xml:space="preserve"> </w:t>
+            </w:r>
+            <w:r>
+              <w:rPr>
+                <w:rStyle w:val="VerbatimChar"/>
+              </w:rPr>
+              <w:t xml:space="preserve">Pin</w:t>
+            </w:r>
+            <w:r>
+              <w:t xml:space="preserve">,</w:t>
+            </w:r>
+            <w:r>
+              <w:t xml:space="preserve"> </w:t>
+            </w:r>
+            <w:r>
+              <w:rPr>
+                <w:rStyle w:val="VerbatimChar"/>
+              </w:rPr>
+              <w:t xml:space="preserve">NOT NULL</w:t>
+            </w:r>
+            <w:r>
+              <w:t xml:space="preserve"> </w:t>
+            </w:r>
+            <w:r>
+              <w:t xml:space="preserve">for</w:t>
+            </w:r>
+            <w:r>
+              <w:t xml:space="preserve"> </w:t>
+            </w:r>
+            <w:r>
+              <w:rPr>
+                <w:i/>
+                <w:iCs/>
+              </w:rPr>
+              <w:t xml:space="preserve">both</w:t>
+            </w:r>
+            <w:r>
+              <w:t xml:space="preserve"> </w:t>
+            </w:r>
+            <w:r>
+              <w:t xml:space="preserve">identity classes, with leading zeros significant (full-time</w:t>
+            </w:r>
+            <w:r>
+              <w:t xml:space="preserve"> </w:t>
+            </w:r>
+            <w:r>
+              <w:rPr>
+                <w:rStyle w:val="VerbatimChar"/>
+              </w:rPr>
+              <w:t xml:space="preserve">04218</w:t>
+            </w:r>
+            <w:r>
+              <w:t xml:space="preserve"> </w:t>
+            </w:r>
+            <w:r>
+              <w:t xml:space="preserve">vs temp</w:t>
+            </w:r>
+            <w:r>
+              <w:t xml:space="preserve"> </w:t>
+            </w:r>
+            <w:r>
+              <w:rPr>
+                <w:rStyle w:val="VerbatimChar"/>
+              </w:rPr>
+              <w:t xml:space="preserve">40218</w:t>
+            </w:r>
+            <w:r>
+              <w:t xml:space="preserve">) and therefore string-typed end to end.</w:t>
+            </w:r>
+            <w:r>
+              <w:t xml:space="preserve"> </w:t>
+            </w:r>
+            <w:r>
+              <w:rPr>
+                <w:b/>
+                <w:bCs/>
+              </w:rPr>
+              <w:t xml:space="preserve">FDS-04-005</w:t>
+            </w:r>
+            <w:r>
+              <w:t xml:space="preserve"> </w:t>
+            </w:r>
+            <w:r>
+              <w:t xml:space="preserve">presence resolution repointed at the active-only resolvers.</w:t>
+            </w:r>
+            <w:r>
+              <w:t xml:space="preserve"> </w:t>
+            </w:r>
+            <w:r>
+              <w:rPr>
+                <w:b/>
+                <w:bCs/>
+              </w:rPr>
+              <w:t xml:space="preserve">FDS-04-010</w:t>
+            </w:r>
+            <w:r>
+              <w:t xml:space="preserve"> </w:t>
+            </w:r>
+            <w:r>
+              <w:t xml:space="preserve">rewritten: operators</w:t>
+            </w:r>
+            <w:r>
+              <w:t xml:space="preserve"> </w:t>
+            </w:r>
+            <w:r>
+              <w:rPr>
+                <w:b/>
+                <w:bCs/>
+              </w:rPr>
+              <w:t xml:space="preserve">self-provision at the terminal</w:t>
+            </w:r>
+            <w:r>
+              <w:t xml:space="preserve"> </w:t>
+            </w:r>
+            <w:r>
+              <w:t xml:space="preserve">on first unrecognised PIN — there is no pre-loaded roster and no seed dependency — with re-entry as the prominent action so a mistyped digit cannot become a duplicate person. Initials and DisplayName are retained unchanged as attribution fields. Migration</w:t>
+            </w:r>
+            <w:r>
+              <w:t xml:space="preserve"> </w:t>
+            </w:r>
+            <w:r>
+              <w:rPr>
+                <w:rStyle w:val="VerbatimChar"/>
+              </w:rPr>
+              <w:t xml:space="preserve">0069_appuser_pin.sql</w:t>
+            </w:r>
+            <w:r>
+              <w:t xml:space="preserve">; procs</w:t>
+            </w:r>
+            <w:r>
+              <w:t xml:space="preserve"> </w:t>
+            </w:r>
+            <w:r>
+              <w:rPr>
+                <w:rStyle w:val="VerbatimChar"/>
+              </w:rPr>
+              <w:t xml:space="preserve">AppUser_GetActiveByPin</w:t>
+            </w:r>
+            <w:r>
+              <w:t xml:space="preserve"> </w:t>
+            </w:r>
+            <w:r>
+              <w:t xml:space="preserve">/</w:t>
+            </w:r>
+            <w:r>
+              <w:t xml:space="preserve"> </w:t>
+            </w:r>
+            <w:r>
+              <w:rPr>
+                <w:rStyle w:val="VerbatimChar"/>
+              </w:rPr>
+              <w:t xml:space="preserve">AppUser_GetByPin</w:t>
+            </w:r>
+            <w:r>
+              <w:t xml:space="preserve">.</w:t>
+            </w:r>
+          </w:p>
+        </w:tc>
+      </w:tr>
+      <w:tr>
+        <w:tc>
+          <w:tcPr>
+            <w:shd w:val="clear" w:color="auto" w:fill="F2F2F2"/>
+          </w:tcPr>
+          <w:tcPr/>
+          <w:p>
+            <w:pPr>
+              <w:pStyle w:val="Compact"/>
+            </w:pPr>
+            <w:r>
               <w:t xml:space="preserve">1.7</w:t>
             </w:r>
           </w:p>
         </w:tc>
         <w:tc>
+          <w:tcPr>
+            <w:shd w:val="clear" w:color="auto" w:fill="F2F2F2"/>
+          </w:tcPr>
           <w:tcPr/>
           <w:p>
             <w:pPr>
@@ -444,6 +799,9 @@
           </w:p>
         </w:tc>
         <w:tc>
+          <w:tcPr>
+            <w:shd w:val="clear" w:color="auto" w:fill="F2F2F2"/>
+          </w:tcPr>
           <w:tcPr/>
           <w:p>
             <w:pPr>
@@ -455,6 +813,9 @@
           </w:p>
         </w:tc>
         <w:tc>
+          <w:tcPr>
+            <w:shd w:val="clear" w:color="auto" w:fill="F2F2F2"/>
+          </w:tcPr>
           <w:tcPr/>
           <w:p>
             <w:pPr>
@@ -971,9 +1332,6 @@
       </w:tr>
       <w:tr>
         <w:tc>
-          <w:tcPr>
-            <w:shd w:val="clear" w:color="auto" w:fill="F2F2F2"/>
-          </w:tcPr>
           <w:tcPr/>
           <w:p>
             <w:pPr>
@@ -985,9 +1343,6 @@
           </w:p>
         </w:tc>
         <w:tc>
-          <w:tcPr>
-            <w:shd w:val="clear" w:color="auto" w:fill="F2F2F2"/>
-          </w:tcPr>
           <w:tcPr/>
           <w:p>
             <w:pPr>
@@ -999,9 +1354,6 @@
           </w:p>
         </w:tc>
         <w:tc>
-          <w:tcPr>
-            <w:shd w:val="clear" w:color="auto" w:fill="F2F2F2"/>
-          </w:tcPr>
           <w:tcPr/>
           <w:p>
             <w:pPr>
@@ -1013,9 +1365,6 @@
           </w:p>
         </w:tc>
         <w:tc>
-          <w:tcPr>
-            <w:shd w:val="clear" w:color="auto" w:fill="F2F2F2"/>
-          </w:tcPr>
           <w:tcPr/>
           <w:p>
             <w:pPr>
@@ -1322,6 +1671,9 @@
       </w:tr>
       <w:tr>
         <w:tc>
+          <w:tcPr>
+            <w:shd w:val="clear" w:color="auto" w:fill="F2F2F2"/>
+          </w:tcPr>
           <w:tcPr/>
           <w:p>
             <w:pPr>
@@ -1333,6 +1685,9 @@
           </w:p>
         </w:tc>
         <w:tc>
+          <w:tcPr>
+            <w:shd w:val="clear" w:color="auto" w:fill="F2F2F2"/>
+          </w:tcPr>
           <w:tcPr/>
           <w:p>
             <w:pPr>
@@ -1344,6 +1699,9 @@
           </w:p>
         </w:tc>
         <w:tc>
+          <w:tcPr>
+            <w:shd w:val="clear" w:color="auto" w:fill="F2F2F2"/>
+          </w:tcPr>
           <w:tcPr/>
           <w:p>
             <w:pPr>
@@ -1355,6 +1713,9 @@
           </w:p>
         </w:tc>
         <w:tc>
+          <w:tcPr>
+            <w:shd w:val="clear" w:color="auto" w:fill="F2F2F2"/>
+          </w:tcPr>
           <w:tcPr/>
           <w:p>
             <w:pPr>
@@ -1600,9 +1961,6 @@
       </w:tr>
       <w:tr>
         <w:tc>
-          <w:tcPr>
-            <w:shd w:val="clear" w:color="auto" w:fill="F2F2F2"/>
-          </w:tcPr>
           <w:tcPr/>
           <w:p>
             <w:pPr>
@@ -1614,9 +1972,6 @@
           </w:p>
         </w:tc>
         <w:tc>
-          <w:tcPr>
-            <w:shd w:val="clear" w:color="auto" w:fill="F2F2F2"/>
-          </w:tcPr>
           <w:tcPr/>
           <w:p>
             <w:pPr>
@@ -1628,9 +1983,6 @@
           </w:p>
         </w:tc>
         <w:tc>
-          <w:tcPr>
-            <w:shd w:val="clear" w:color="auto" w:fill="F2F2F2"/>
-          </w:tcPr>
           <w:tcPr/>
           <w:p>
             <w:pPr>
@@ -1642,9 +1994,6 @@
           </w:p>
         </w:tc>
         <w:tc>
-          <w:tcPr>
-            <w:shd w:val="clear" w:color="auto" w:fill="F2F2F2"/>
-          </w:tcPr>
           <w:tcPr/>
           <w:p>
             <w:pPr>
@@ -1766,6 +2115,9 @@
       </w:tr>
       <w:tr>
         <w:tc>
+          <w:tcPr>
+            <w:shd w:val="clear" w:color="auto" w:fill="F2F2F2"/>
+          </w:tcPr>
           <w:tcPr/>
           <w:p>
             <w:pPr>
@@ -1777,6 +2129,9 @@
           </w:p>
         </w:tc>
         <w:tc>
+          <w:tcPr>
+            <w:shd w:val="clear" w:color="auto" w:fill="F2F2F2"/>
+          </w:tcPr>
           <w:tcPr/>
           <w:p>
             <w:pPr>
@@ -1788,6 +2143,9 @@
           </w:p>
         </w:tc>
         <w:tc>
+          <w:tcPr>
+            <w:shd w:val="clear" w:color="auto" w:fill="F2F2F2"/>
+          </w:tcPr>
           <w:tcPr/>
           <w:p>
             <w:pPr>
@@ -1799,6 +2157,9 @@
           </w:p>
         </w:tc>
         <w:tc>
+          <w:tcPr>
+            <w:shd w:val="clear" w:color="auto" w:fill="F2F2F2"/>
+          </w:tcPr>
           <w:tcPr/>
           <w:p>
             <w:pPr>
@@ -2055,9 +2416,6 @@
       </w:tr>
       <w:tr>
         <w:tc>
-          <w:tcPr>
-            <w:shd w:val="clear" w:color="auto" w:fill="F2F2F2"/>
-          </w:tcPr>
           <w:tcPr/>
           <w:p>
             <w:pPr>
@@ -2069,9 +2427,6 @@
           </w:p>
         </w:tc>
         <w:tc>
-          <w:tcPr>
-            <w:shd w:val="clear" w:color="auto" w:fill="F2F2F2"/>
-          </w:tcPr>
           <w:tcPr/>
           <w:p>
             <w:pPr>
@@ -2083,9 +2438,6 @@
           </w:p>
         </w:tc>
         <w:tc>
-          <w:tcPr>
-            <w:shd w:val="clear" w:color="auto" w:fill="F2F2F2"/>
-          </w:tcPr>
           <w:tcPr/>
           <w:p>
             <w:pPr>
@@ -2097,9 +2449,6 @@
           </w:p>
         </w:tc>
         <w:tc>
-          <w:tcPr>
-            <w:shd w:val="clear" w:color="auto" w:fill="F2F2F2"/>
-          </w:tcPr>
           <w:tcPr/>
           <w:p>
             <w:pPr>
@@ -2219,6 +2568,9 @@
       </w:tr>
       <w:tr>
         <w:tc>
+          <w:tcPr>
+            <w:shd w:val="clear" w:color="auto" w:fill="F2F2F2"/>
+          </w:tcPr>
           <w:tcPr/>
           <w:p>
             <w:pPr>
@@ -2230,6 +2582,9 @@
           </w:p>
         </w:tc>
         <w:tc>
+          <w:tcPr>
+            <w:shd w:val="clear" w:color="auto" w:fill="F2F2F2"/>
+          </w:tcPr>
           <w:tcPr/>
           <w:p>
             <w:pPr>
@@ -2241,6 +2596,9 @@
           </w:p>
         </w:tc>
         <w:tc>
+          <w:tcPr>
+            <w:shd w:val="clear" w:color="auto" w:fill="F2F2F2"/>
+          </w:tcPr>
           <w:tcPr/>
           <w:p>
             <w:pPr>
@@ -2252,6 +2610,9 @@
           </w:p>
         </w:tc>
         <w:tc>
+          <w:tcPr>
+            <w:shd w:val="clear" w:color="auto" w:fill="F2F2F2"/>
+          </w:tcPr>
           <w:tcPr/>
           <w:p>
             <w:pPr>
@@ -2341,9 +2702,6 @@
       </w:tr>
       <w:tr>
         <w:tc>
-          <w:tcPr>
-            <w:shd w:val="clear" w:color="auto" w:fill="F2F2F2"/>
-          </w:tcPr>
           <w:tcPr/>
           <w:p>
             <w:pPr>
@@ -2355,9 +2713,6 @@
           </w:p>
         </w:tc>
         <w:tc>
-          <w:tcPr>
-            <w:shd w:val="clear" w:color="auto" w:fill="F2F2F2"/>
-          </w:tcPr>
           <w:tcPr/>
           <w:p>
             <w:pPr>
@@ -2369,9 +2724,6 @@
           </w:p>
         </w:tc>
         <w:tc>
-          <w:tcPr>
-            <w:shd w:val="clear" w:color="auto" w:fill="F2F2F2"/>
-          </w:tcPr>
           <w:tcPr/>
           <w:p>
             <w:pPr>
@@ -2383,9 +2735,6 @@
           </w:p>
         </w:tc>
         <w:tc>
-          <w:tcPr>
-            <w:shd w:val="clear" w:color="auto" w:fill="F2F2F2"/>
-          </w:tcPr>
           <w:tcPr/>
           <w:p>
             <w:pPr>
@@ -2409,6 +2758,9 @@
       </w:tr>
       <w:tr>
         <w:tc>
+          <w:tcPr>
+            <w:shd w:val="clear" w:color="auto" w:fill="F2F2F2"/>
+          </w:tcPr>
           <w:tcPr/>
           <w:p>
             <w:pPr>
@@ -2420,6 +2772,9 @@
           </w:p>
         </w:tc>
         <w:tc>
+          <w:tcPr>
+            <w:shd w:val="clear" w:color="auto" w:fill="F2F2F2"/>
+          </w:tcPr>
           <w:tcPr/>
           <w:p>
             <w:pPr>
@@ -2431,6 +2786,9 @@
           </w:p>
         </w:tc>
         <w:tc>
+          <w:tcPr>
+            <w:shd w:val="clear" w:color="auto" w:fill="F2F2F2"/>
+          </w:tcPr>
           <w:tcPr/>
           <w:p>
             <w:pPr>
@@ -2442,6 +2800,9 @@
           </w:p>
         </w:tc>
         <w:tc>
+          <w:tcPr>
+            <w:shd w:val="clear" w:color="auto" w:fill="F2F2F2"/>
+          </w:tcPr>
           <w:tcPr/>
           <w:p>
             <w:pPr>
@@ -18419,7 +18780,23 @@
         <w:pStyle w:val="FirstParagraph"/>
       </w:pPr>
       <w:r>
-        <w:t xml:space="preserve">Operators do not authenticate. They are identified on a terminal by their initials, which are stamped onto every event. Elevated actions (holds, overrides, scrap, maintenance WOs, admin edits) require an Active Directory login at the moment of action — no session-sticky elevation, no clock-number/PIN convenience login.</w:t>
+        <w:t xml:space="preserve">Operators do not authenticate. They are identified on a terminal by a</w:t>
+      </w:r>
+      <w:r>
+        <w:t xml:space="preserve"> </w:t>
+      </w:r>
+      <w:r>
+        <w:rPr>
+          <w:b/>
+          <w:bCs/>
+        </w:rPr>
+        <w:t xml:space="preserve">5-digit PIN</w:t>
+      </w:r>
+      <w:r>
+        <w:t xml:space="preserve"> </w:t>
+      </w:r>
+      <w:r>
+        <w:t xml:space="preserve">— an identifier MPP already issues internally, not a credential — and the resolved user is stamped onto every event. Elevated actions (holds, overrides, scrap, maintenance WOs, admin edits) require an Active Directory login at the moment of action — no session-sticky elevation. Entering a PIN establishes presence only and confers no privilege whatsoever.</w:t>
       </w:r>
     </w:p>
     <w:bookmarkStart w:id="99" w:name="identity-model"/>
@@ -18476,11 +18853,12 @@
         <w:tblLook w:firstRow="1" w:lastRow="0" w:firstColumn="0" w:lastColumn="0" w:noHBand="0" w:noVBand="1" w:val="0220"/>
       </w:tblPr>
       <w:tblGrid>
-        <w:gridCol w:w="1584"/>
-        <w:gridCol w:w="1584"/>
-        <w:gridCol w:w="1584"/>
-        <w:gridCol w:w="1584"/>
-        <w:gridCol w:w="1584"/>
+        <w:gridCol w:w="1320"/>
+        <w:gridCol w:w="1320"/>
+        <w:gridCol w:w="1320"/>
+        <w:gridCol w:w="1320"/>
+        <w:gridCol w:w="1320"/>
+        <w:gridCol w:w="1320"/>
       </w:tblGrid>
       <w:tr>
         <w:trPr>
@@ -18554,6 +18932,24 @@
                 <w:b/>
                 <w:color w:val="FFFFFF"/>
               </w:rPr>
+              <w:t xml:space="preserve">Pin</w:t>
+            </w:r>
+          </w:p>
+        </w:tc>
+        <w:tc>
+          <w:tcPr>
+            <w:shd w:val="clear" w:color="auto" w:fill="1F4E79"/>
+          </w:tcPr>
+          <w:tcPr/>
+          <w:p>
+            <w:pPr>
+              <w:pStyle w:val="Compact"/>
+            </w:pPr>
+            <w:r>
+              <w:rPr>
+                <w:b/>
+                <w:color w:val="FFFFFF"/>
+              </w:rPr>
               <w:t xml:space="preserve">IgnitionRole</w:t>
             </w:r>
           </w:p>
@@ -18618,6 +19014,17 @@
               <w:pStyle w:val="Compact"/>
             </w:pPr>
             <w:r>
+              <w:t xml:space="preserve">NOT NULL</w:t>
+            </w:r>
+          </w:p>
+        </w:tc>
+        <w:tc>
+          <w:tcPr/>
+          <w:p>
+            <w:pPr>
+              <w:pStyle w:val="Compact"/>
+            </w:pPr>
+            <w:r>
               <w:t xml:space="preserve">NULL</w:t>
             </w:r>
           </w:p>
@@ -18629,7 +19036,7 @@
               <w:pStyle w:val="Compact"/>
             </w:pPr>
             <w:r>
-              <w:t xml:space="preserve">Initials entered at a shop-floor terminal</w:t>
+              <w:t xml:space="preserve">PIN entered at a shop-floor terminal</w:t>
             </w:r>
           </w:p>
         </w:tc>
@@ -18701,7 +19108,21 @@
               <w:pStyle w:val="Compact"/>
             </w:pPr>
             <w:r>
-              <w:t xml:space="preserve">Active Directory login</w:t>
+              <w:t xml:space="preserve">NOT NULL</w:t>
+            </w:r>
+          </w:p>
+        </w:tc>
+        <w:tc>
+          <w:tcPr>
+            <w:shd w:val="clear" w:color="auto" w:fill="F2F2F2"/>
+          </w:tcPr>
+          <w:tcPr/>
+          <w:p>
+            <w:pPr>
+              <w:pStyle w:val="Compact"/>
+            </w:pPr>
+            <w:r>
+              <w:t xml:space="preserve">Active Directory login for elevation; PIN for terminal presence</w:t>
             </w:r>
           </w:p>
         </w:tc>
@@ -18712,67 +19133,31 @@
         <w:pStyle w:val="BodyText"/>
       </w:pPr>
       <w:r>
-        <w:t xml:space="preserve">Every event and mutation SHALL stamp</w:t>
-      </w:r>
-      <w:r>
-        <w:t xml:space="preserve"> </w:t>
-      </w:r>
-      <w:r>
-        <w:rPr>
-          <w:rStyle w:val="VerbatimChar"/>
-        </w:rPr>
-        <w:t xml:space="preserve">AppUserId</w:t>
-      </w:r>
-      <w:r>
-        <w:t xml:space="preserve"> </w:t>
-      </w:r>
-      <w:r>
-        <w:t xml:space="preserve">— never free-text initials or names. Initials are a natural key used at the UI layer only; the database records the resolved</w:t>
-      </w:r>
-      <w:r>
-        <w:t xml:space="preserve"> </w:t>
-      </w:r>
-      <w:r>
-        <w:rPr>
-          <w:rStyle w:val="VerbatimChar"/>
-        </w:rPr>
-        <w:t xml:space="preserve">AppUserId</w:t>
-      </w:r>
-      <w:r>
-        <w:t xml:space="preserve">.</w:t>
-      </w:r>
-    </w:p>
-    <w:bookmarkEnd w:id="95"/>
-    <w:bookmarkStart w:id="96" w:name="fds-04-002-operator-initials-capture"/>
-    <w:p>
-      <w:pPr>
-        <w:pStyle w:val="Heading4"/>
-      </w:pPr>
-      <w:r>
-        <w:t xml:space="preserve">FDS-04-002 — Operator Initials Capture</w:t>
-      </w:r>
-    </w:p>
-    <w:p>
-      <w:pPr>
-        <w:pStyle w:val="FirstParagraph"/>
-      </w:pPr>
-      <w:r>
-        <w:t xml:space="preserve">When an operator approaches a shop-floor terminal to perform their first action, the UI SHALL prompt for initials. The MES SHALL look up the</w:t>
-      </w:r>
-      <w:r>
-        <w:t xml:space="preserve"> </w:t>
-      </w:r>
-      <w:r>
-        <w:rPr>
-          <w:rStyle w:val="VerbatimChar"/>
-        </w:rPr>
-        <w:t xml:space="preserve">AppUser</w:t>
-      </w:r>
-      <w:r>
-        <w:t xml:space="preserve"> </w:t>
-      </w:r>
-      <w:r>
-        <w:t xml:space="preserve">by initials and establish an</w:t>
+        <w:rPr>
+          <w:rStyle w:val="VerbatimChar"/>
+        </w:rPr>
+        <w:t xml:space="preserve">Pin</w:t>
+      </w:r>
+      <w:r>
+        <w:t xml:space="preserve"> </w:t>
+      </w:r>
+      <w:r>
+        <w:t xml:space="preserve">is</w:t>
+      </w:r>
+      <w:r>
+        <w:t xml:space="preserve"> </w:t>
+      </w:r>
+      <w:r>
+        <w:rPr>
+          <w:rStyle w:val="VerbatimChar"/>
+        </w:rPr>
+        <w:t xml:space="preserve">NOT NULL</w:t>
+      </w:r>
+      <w:r>
+        <w:t xml:space="preserve"> </w:t>
+      </w:r>
+      <w:r>
+        <w:t xml:space="preserve">for</w:t>
       </w:r>
       <w:r>
         <w:t xml:space="preserve"> </w:t>
@@ -18782,13 +19167,228 @@
           <w:b/>
           <w:bCs/>
         </w:rPr>
+        <w:t xml:space="preserve">both</w:t>
+      </w:r>
+      <w:r>
+        <w:t xml:space="preserve"> </w:t>
+      </w:r>
+      <w:r>
+        <w:t xml:space="preserve">classes. An interactive user must exist in</w:t>
+      </w:r>
+      <w:r>
+        <w:t xml:space="preserve"> </w:t>
+      </w:r>
+      <w:r>
+        <w:rPr>
+          <w:rStyle w:val="VerbatimChar"/>
+        </w:rPr>
+        <w:t xml:space="preserve">Location.AppUser</w:t>
+      </w:r>
+      <w:r>
+        <w:t xml:space="preserve"> </w:t>
+      </w:r>
+      <w:r>
+        <w:t xml:space="preserve">for elevation to resolve their account at all, and may also step onto the floor and sign in at a terminal, so a universal PIN removes any operator-vs-interactive branching from the sign-in path.</w:t>
+      </w:r>
+    </w:p>
+    <w:p>
+      <w:pPr>
+        <w:pStyle w:val="BodyText"/>
+      </w:pPr>
+      <w:r>
+        <w:t xml:space="preserve">PINs are exactly 5 numeric characters and</w:t>
+      </w:r>
+      <w:r>
+        <w:t xml:space="preserve"> </w:t>
+      </w:r>
+      <w:r>
+        <w:rPr>
+          <w:b/>
+          <w:bCs/>
+        </w:rPr>
+        <w:t xml:space="preserve">leading zeros are significant</w:t>
+      </w:r>
+      <w:r>
+        <w:t xml:space="preserve"> </w:t>
+      </w:r>
+      <w:r>
+        <w:t xml:space="preserve">— a full-time employee’s code is</w:t>
+      </w:r>
+      <w:r>
+        <w:t xml:space="preserve"> </w:t>
+      </w:r>
+      <w:r>
+        <w:rPr>
+          <w:rStyle w:val="VerbatimChar"/>
+        </w:rPr>
+        <w:t xml:space="preserve">04218</w:t>
+      </w:r>
+      <w:r>
+        <w:t xml:space="preserve">, a temp’s is</w:t>
+      </w:r>
+      <w:r>
+        <w:t xml:space="preserve"> </w:t>
+      </w:r>
+      <w:r>
+        <w:rPr>
+          <w:rStyle w:val="VerbatimChar"/>
+        </w:rPr>
+        <w:t xml:space="preserve">40218</w:t>
+      </w:r>
+      <w:r>
+        <w:t xml:space="preserve">. The PIN is therefore stored and transported as a string; any numeric coercion would strip the zero and lock out every full-time employee.</w:t>
+      </w:r>
+    </w:p>
+    <w:p>
+      <w:pPr>
+        <w:pStyle w:val="BodyText"/>
+      </w:pPr>
+      <w:r>
+        <w:t xml:space="preserve">Every event and mutation SHALL stamp</w:t>
+      </w:r>
+      <w:r>
+        <w:t xml:space="preserve"> </w:t>
+      </w:r>
+      <w:r>
+        <w:rPr>
+          <w:rStyle w:val="VerbatimChar"/>
+        </w:rPr>
+        <w:t xml:space="preserve">AppUserId</w:t>
+      </w:r>
+      <w:r>
+        <w:t xml:space="preserve"> </w:t>
+      </w:r>
+      <w:r>
+        <w:t xml:space="preserve">— never free-text initials, PINs or names. Initials and PIN are natural keys used at the UI layer only; the database records the resolved</w:t>
+      </w:r>
+      <w:r>
+        <w:t xml:space="preserve"> </w:t>
+      </w:r>
+      <w:r>
+        <w:rPr>
+          <w:rStyle w:val="VerbatimChar"/>
+        </w:rPr>
+        <w:t xml:space="preserve">AppUserId</w:t>
+      </w:r>
+      <w:r>
+        <w:t xml:space="preserve">. Initials remain the human-readable label shown on screen and in reports; the PIN is only how a person is recognised at a terminal.</w:t>
+      </w:r>
+    </w:p>
+    <w:bookmarkEnd w:id="95"/>
+    <w:bookmarkStart w:id="96" w:name="fds-04-002-operator-pin-capture"/>
+    <w:p>
+      <w:pPr>
+        <w:pStyle w:val="Heading4"/>
+      </w:pPr>
+      <w:r>
+        <w:t xml:space="preserve">FDS-04-002 — Operator PIN Capture</w:t>
+      </w:r>
+    </w:p>
+    <w:p>
+      <w:pPr>
+        <w:pStyle w:val="FirstParagraph"/>
+      </w:pPr>
+      <w:r>
+        <w:t xml:space="preserve">When an operator approaches a shop-floor terminal to perform their first action, the UI SHALL prompt for their 5-digit PIN. The MES SHALL resolve the</w:t>
+      </w:r>
+      <w:r>
+        <w:t xml:space="preserve"> </w:t>
+      </w:r>
+      <w:r>
+        <w:rPr>
+          <w:rStyle w:val="VerbatimChar"/>
+        </w:rPr>
+        <w:t xml:space="preserve">AppUser</w:t>
+      </w:r>
+      <w:r>
+        <w:t xml:space="preserve"> </w:t>
+      </w:r>
+      <w:r>
+        <w:t xml:space="preserve">via</w:t>
+      </w:r>
+      <w:r>
+        <w:t xml:space="preserve"> </w:t>
+      </w:r>
+      <w:r>
+        <w:rPr>
+          <w:rStyle w:val="VerbatimChar"/>
+        </w:rPr>
+        <w:t xml:space="preserve">Location.AppUser_GetActiveByPin</w:t>
+      </w:r>
+      <w:r>
+        <w:t xml:space="preserve"> </w:t>
+      </w:r>
+      <w:r>
+        <w:t xml:space="preserve">and establish an</w:t>
+      </w:r>
+      <w:r>
+        <w:t xml:space="preserve"> </w:t>
+      </w:r>
+      <w:r>
+        <w:rPr>
+          <w:b/>
+          <w:bCs/>
+        </w:rPr>
         <w:t xml:space="preserve">operator presence context</w:t>
       </w:r>
       <w:r>
         <w:t xml:space="preserve"> </w:t>
       </w:r>
       <w:r>
-        <w:t xml:space="preserve">on that terminal’s Perspective session. No password is verified. The presence context SHALL apply to subsequent events until:</w:t>
+        <w:t xml:space="preserve">on that terminal’s Perspective session.</w:t>
+      </w:r>
+    </w:p>
+    <w:p>
+      <w:pPr>
+        <w:pStyle w:val="BodyText"/>
+      </w:pPr>
+      <w:r>
+        <w:t xml:space="preserve">The PIN is an</w:t>
+      </w:r>
+      <w:r>
+        <w:t xml:space="preserve"> </w:t>
+      </w:r>
+      <w:r>
+        <w:rPr>
+          <w:b/>
+          <w:bCs/>
+        </w:rPr>
+        <w:t xml:space="preserve">identifier, not a credential</w:t>
+      </w:r>
+      <w:r>
+        <w:t xml:space="preserve">: it is stored in plaintext, is visible to administrators, is echoed on screen as it is typed, and verifies no secret. It replaces initials as the sign-in key only because MPP already issues PINs internally and operators know them. No password is verified at any point in this flow.</w:t>
+      </w:r>
+    </w:p>
+    <w:p>
+      <w:pPr>
+        <w:pStyle w:val="BodyText"/>
+      </w:pPr>
+      <w:r>
+        <w:t xml:space="preserve">A PIN that resolves to a</w:t>
+      </w:r>
+      <w:r>
+        <w:t xml:space="preserve"> </w:t>
+      </w:r>
+      <w:r>
+        <w:rPr>
+          <w:b/>
+          <w:bCs/>
+        </w:rPr>
+        <w:t xml:space="preserve">deprecated</w:t>
+      </w:r>
+      <w:r>
+        <w:t xml:space="preserve"> </w:t>
+      </w:r>
+      <w:r>
+        <w:t xml:space="preserve">user SHALL be refused with a message directing the operator to a supervisor, and SHALL NOT offer registration — that PIN is already taken. A PIN that resolves to nothing SHALL offer, in order of prominence, re-entry first and new-operator registration second (FDS-04-010).</w:t>
+      </w:r>
+    </w:p>
+    <w:p>
+      <w:pPr>
+        <w:pStyle w:val="BodyText"/>
+      </w:pPr>
+      <w:r>
+        <w:t xml:space="preserve">The presence context SHALL apply to subsequent events until:</w:t>
       </w:r>
     </w:p>
     <w:p>
@@ -18800,7 +19400,7 @@
         </w:numPr>
       </w:pPr>
       <w:r>
-        <w:t xml:space="preserve">another operator enters different initials, or</w:t>
+        <w:t xml:space="preserve">another operator enters a different PIN, or</w:t>
       </w:r>
     </w:p>
     <w:p>
@@ -18975,7 +19575,38 @@
         <w:pStyle w:val="BodyText"/>
       </w:pPr>
       <w:r>
-        <w:t xml:space="preserve">There is no shop-floor-terminal convenience login. An interactive user authorising an elevated action from a shop-floor terminal SHALL enter AD credentials via the elevation prompt described in FDS-04-006. (A badge-scan or RFID-based elevation mechanism is a documented future enhancement aligned with Honda’s RFID-on-labels initiative — see OI-08 addenda — but is not in MVP scope.)</w:t>
+        <w:t xml:space="preserve">PIN sign-in establishes</w:t>
+      </w:r>
+      <w:r>
+        <w:t xml:space="preserve"> </w:t>
+      </w:r>
+      <w:r>
+        <w:rPr>
+          <w:b/>
+          <w:bCs/>
+        </w:rPr>
+        <w:t xml:space="preserve">presence only</w:t>
+      </w:r>
+      <w:r>
+        <w:t xml:space="preserve"> </w:t>
+      </w:r>
+      <w:r>
+        <w:t xml:space="preserve">and grants no privilege — nothing in the runtime reads the signed-in user’s</w:t>
+      </w:r>
+      <w:r>
+        <w:t xml:space="preserve"> </w:t>
+      </w:r>
+      <w:r>
+        <w:rPr>
+          <w:rStyle w:val="VerbatimChar"/>
+        </w:rPr>
+        <w:t xml:space="preserve">IgnitionRole</w:t>
+      </w:r>
+      <w:r>
+        <w:t xml:space="preserve"> </w:t>
+      </w:r>
+      <w:r>
+        <w:t xml:space="preserve">as an authorisation gate. An interactive user authorising an elevated action from a shop-floor terminal SHALL enter AD credentials via the elevation prompt described in FDS-04-006, regardless of whose PIN is currently signed in. A supervisor stepping in to cover an operator’s break therefore signs in with their own PIN like anyone else: a plain presence swap, no elevation, no added permissions. (A badge-scan or RFID-based elevation mechanism is a documented future enhancement aligned with Honda’s RFID-on-labels initiative — see OI-08 addenda — but is not in MVP scope.)</w:t>
       </w:r>
     </w:p>
     <w:bookmarkEnd w:id="98"/>
@@ -19051,13 +19682,25 @@
         <w:rPr>
           <w:rStyle w:val="VerbatimChar"/>
         </w:rPr>
-        <w:t xml:space="preserve">Location.AppUser_GetByInitials</w:t>
-      </w:r>
-      <w:r>
-        <w:t xml:space="preserve"> </w:t>
-      </w:r>
-      <w:r>
-        <w:t xml:space="preserve">proc. If the initials are unknown or resolve to a deprecated user, the MES SHALL block the submission with a clear validation message; it SHALL NOT auto-create users from unknown initials.</w:t>
+        <w:t xml:space="preserve">Location.AppUser_GetActiveByInitials</w:t>
+      </w:r>
+      <w:r>
+        <w:t xml:space="preserve"> </w:t>
+      </w:r>
+      <w:r>
+        <w:t xml:space="preserve">proc (presence resolution at sign-in uses the PIN equivalent,</w:t>
+      </w:r>
+      <w:r>
+        <w:t xml:space="preserve"> </w:t>
+      </w:r>
+      <w:r>
+        <w:rPr>
+          <w:rStyle w:val="VerbatimChar"/>
+        </w:rPr>
+        <w:t xml:space="preserve">Location.AppUser_GetActiveByPin</w:t>
+      </w:r>
+      <w:r>
+        <w:t xml:space="preserve">). If the initials are unknown or resolve to a deprecated user, the MES SHALL block the submission with a clear validation message; it SHALL NOT auto-create users from unknown initials.</w:t>
       </w:r>
     </w:p>
     <w:bookmarkEnd w:id="100"/>
@@ -19782,7 +20425,48 @@
         <w:t xml:space="preserve"> </w:t>
       </w:r>
       <w:r>
-        <w:t xml:space="preserve">rows SHALL be managed by the Configuration Tool (Admin-only screen). MPP has no AD accounts for operators; their rows carry</w:t>
+        <w:t xml:space="preserve">rows SHALL be</w:t>
+      </w:r>
+      <w:r>
+        <w:t xml:space="preserve"> </w:t>
+      </w:r>
+      <w:r>
+        <w:rPr>
+          <w:b/>
+          <w:bCs/>
+        </w:rPr>
+        <w:t xml:space="preserve">self-provisioned at the terminal</w:t>
+      </w:r>
+      <w:r>
+        <w:t xml:space="preserve">. There is no pre-loaded roster: the first time a person enters a PIN the MES does not recognise, the UI SHALL offer — with re-entry as the more prominent option — to register a new operator, capturing the PIN already entered plus initials and display name. The PIN is carried through read-only, so the number a person signs in with is the number stored against them.</w:t>
+      </w:r>
+    </w:p>
+    <w:p>
+      <w:pPr>
+        <w:pStyle w:val="BodyText"/>
+      </w:pPr>
+      <w:r>
+        <w:t xml:space="preserve">Re-entry is deliberately the default action. Under PIN sign-in a single mistyped digit reaches this dialog, and because registration is the only onboarding path, an emphasised</w:t>
+      </w:r>
+      <w:r>
+        <w:t xml:space="preserve"> </w:t>
+      </w:r>
+      <w:r>
+        <w:t xml:space="preserve">“create”</w:t>
+      </w:r>
+      <w:r>
+        <w:t xml:space="preserve"> </w:t>
+      </w:r>
+      <w:r>
+        <w:t xml:space="preserve">button would turn a typo into a duplicate person record.</w:t>
+      </w:r>
+    </w:p>
+    <w:p>
+      <w:pPr>
+        <w:pStyle w:val="BodyText"/>
+      </w:pPr>
+      <w:r>
+        <w:t xml:space="preserve">MPP has no AD accounts for operators; their rows carry</w:t>
       </w:r>
       <w:r>
         <w:t xml:space="preserve"> </w:t>
@@ -19803,10 +20487,90 @@
         <w:rPr>
           <w:rStyle w:val="VerbatimChar"/>
         </w:rPr>
-        <w:t xml:space="preserve">Initials = NOT NULL, UNIQUE</w:t>
-      </w:r>
-      <w:r>
-        <w:t xml:space="preserve">, and no Ignition role. When an operator’s initials would collide with an existing row, the Admin SHALL enter disambiguating initials (e.g., three- or four-character codes). Deprecation follows the standard</w:t>
+        <w:t xml:space="preserve">IgnitionRole = NULL</w:t>
+      </w:r>
+      <w:r>
+        <w:t xml:space="preserve">, and</w:t>
+      </w:r>
+      <w:r>
+        <w:t xml:space="preserve"> </w:t>
+      </w:r>
+      <w:r>
+        <w:rPr>
+          <w:rStyle w:val="VerbatimChar"/>
+        </w:rPr>
+        <w:t xml:space="preserve">Initials</w:t>
+      </w:r>
+      <w:r>
+        <w:t xml:space="preserve"> </w:t>
+      </w:r>
+      <w:r>
+        <w:t xml:space="preserve">/</w:t>
+      </w:r>
+      <w:r>
+        <w:t xml:space="preserve"> </w:t>
+      </w:r>
+      <w:r>
+        <w:rPr>
+          <w:rStyle w:val="VerbatimChar"/>
+        </w:rPr>
+        <w:t xml:space="preserve">Pin</w:t>
+      </w:r>
+      <w:r>
+        <w:t xml:space="preserve"> </w:t>
+      </w:r>
+      <w:r>
+        <w:t xml:space="preserve">both</w:t>
+      </w:r>
+      <w:r>
+        <w:t xml:space="preserve"> </w:t>
+      </w:r>
+      <w:r>
+        <w:rPr>
+          <w:rStyle w:val="VerbatimChar"/>
+        </w:rPr>
+        <w:t xml:space="preserve">NOT NULL, UNIQUE</w:t>
+      </w:r>
+      <w:r>
+        <w:t xml:space="preserve">. When an operator’s initials would collide with an existing row, disambiguating initials SHALL be entered (e.g., three- or four-character codes); a colliding PIN is refused outright, since PINs are unique plant-wide.</w:t>
+      </w:r>
+    </w:p>
+    <w:p>
+      <w:pPr>
+        <w:pStyle w:val="BodyText"/>
+      </w:pPr>
+      <w:r>
+        <w:rPr>
+          <w:rStyle w:val="VerbatimChar"/>
+        </w:rPr>
+        <w:t xml:space="preserve">Pin</w:t>
+      </w:r>
+      <w:r>
+        <w:t xml:space="preserve"> </w:t>
+      </w:r>
+      <w:r>
+        <w:t xml:space="preserve">uniqueness is enforced across the</w:t>
+      </w:r>
+      <w:r>
+        <w:t xml:space="preserve"> </w:t>
+      </w:r>
+      <w:r>
+        <w:rPr>
+          <w:b/>
+          <w:bCs/>
+        </w:rPr>
+        <w:t xml:space="preserve">full row set including deprecated rows</w:t>
+      </w:r>
+      <w:r>
+        <w:t xml:space="preserve">, so a retired person’s PIN is never reissued and historical attribution can never be re-pointed at someone else.</w:t>
+      </w:r>
+    </w:p>
+    <w:p>
+      <w:pPr>
+        <w:pStyle w:val="BodyText"/>
+      </w:pPr>
+      <w:r>
+        <w:t xml:space="preserve">The Configuration Tool (Admin-only screen) remains the place to correct a record, re-issue a PIN, or deprecate a person — not to onboard one. Deprecation follows the standard</w:t>
       </w:r>
       <w:r>
         <w:t xml:space="preserve"> </w:t>
@@ -19833,7 +20597,7 @@
         <w:t xml:space="preserve">AppUserId</w:t>
       </w:r>
       <w:r>
-        <w:t xml:space="preserve">.</w:t>
+        <w:t xml:space="preserve">, and a deprecated person’s PIN is refused at sign-in with a see-a-supervisor message rather than being offered registration.</w:t>
       </w:r>
     </w:p>
     <w:p>
